--- a/docs/Desafio Indicium AI - BanVic Regras de Negócio - Luiz Eduardo Ferreira.docx
+++ b/docs/Desafio Indicium AI - BanVic Regras de Negócio - Luiz Eduardo Ferreira.docx
@@ -190,21 +190,8 @@
         <w:jc w:val="both"/>
         <w:rPr>
           <w:rFonts w:ascii="Times New Roman" w:hAnsi="Times New Roman" w:cs="Times New Roman"/>
-          <w:sz w:val="20"/>
-          <w:szCs w:val="20"/>
-        </w:rPr>
-      </w:pPr>
-    </w:p>
-    <w:p>
-      <w:pPr>
-        <w:spacing w:line="360" w:lineRule="auto"/>
-        <w:jc w:val="both"/>
-        <w:rPr>
-          <w:rFonts w:ascii="Times New Roman" w:hAnsi="Times New Roman" w:cs="Times New Roman"/>
           <w:b/>
           <w:bCs/>
-          <w:i/>
-          <w:iCs/>
           <w:sz w:val="28"/>
           <w:szCs w:val="28"/>
         </w:rPr>
@@ -214,8 +201,6 @@
           <w:rFonts w:ascii="Times New Roman" w:hAnsi="Times New Roman" w:cs="Times New Roman"/>
           <w:b/>
           <w:bCs/>
-          <w:i/>
-          <w:iCs/>
           <w:sz w:val="28"/>
           <w:szCs w:val="28"/>
         </w:rPr>
@@ -226,8 +211,6 @@
           <w:rFonts w:ascii="Times New Roman" w:hAnsi="Times New Roman" w:cs="Times New Roman"/>
           <w:b/>
           <w:bCs/>
-          <w:i/>
-          <w:iCs/>
           <w:sz w:val="28"/>
           <w:szCs w:val="28"/>
         </w:rPr>
@@ -247,7 +230,41 @@
         <w:rPr>
           <w:rFonts w:ascii="Times New Roman" w:hAnsi="Times New Roman" w:cs="Times New Roman"/>
         </w:rPr>
-        <w:t>Este documento tem como objetivo registrar e padronizar as definições, fórmulas, critérios e regras de negócio aplicadas na construção do Dashboard Comercial do BanVic. Busca garantir que analistas, gestores e avaliadores compreendam de forma clara como cada indicador foi calculado, quais premissas foram adotadas e quais ajustes metodológicos foram necessários, assegurando consistência, rastreabilidade e confiabilidade aos resultados apresentados.</w:t>
+        <w:t xml:space="preserve">Este documento tem como objetivo registrar e padronizar as definições, fórmulas, critérios e regras de negócio aplicadas na construção do </w:t>
+      </w:r>
+      <w:r>
+        <w:rPr>
+          <w:rFonts w:ascii="Times New Roman" w:hAnsi="Times New Roman" w:cs="Times New Roman"/>
+          <w:i/>
+          <w:iCs/>
+        </w:rPr>
+        <w:t>d</w:t>
+      </w:r>
+      <w:r>
+        <w:rPr>
+          <w:rFonts w:ascii="Times New Roman" w:hAnsi="Times New Roman" w:cs="Times New Roman"/>
+          <w:i/>
+          <w:iCs/>
+        </w:rPr>
+        <w:t>ashboard</w:t>
+      </w:r>
+      <w:r>
+        <w:rPr>
+          <w:rFonts w:ascii="Times New Roman" w:hAnsi="Times New Roman" w:cs="Times New Roman"/>
+        </w:rPr>
+        <w:t xml:space="preserve"> </w:t>
+      </w:r>
+      <w:r>
+        <w:rPr>
+          <w:rFonts w:ascii="Times New Roman" w:hAnsi="Times New Roman" w:cs="Times New Roman"/>
+        </w:rPr>
+        <w:t>c</w:t>
+      </w:r>
+      <w:r>
+        <w:rPr>
+          <w:rFonts w:ascii="Times New Roman" w:hAnsi="Times New Roman" w:cs="Times New Roman"/>
+        </w:rPr>
+        <w:t>omercial do BanVic. Busca garantir que analistas, gestores e avaliadores compreendam de forma clara como cada indicador foi calculado, quais premissas foram adotadas e quais ajustes metodológicos foram necessários, assegurando consistência, rastreabilidade e confiabilidade aos resultados apresentados.</w:t>
       </w:r>
     </w:p>
     <w:p>
@@ -386,8 +403,6 @@
           <w:rFonts w:ascii="Times New Roman" w:hAnsi="Times New Roman" w:cs="Times New Roman"/>
           <w:b/>
           <w:bCs/>
-          <w:i/>
-          <w:iCs/>
           <w:sz w:val="28"/>
           <w:szCs w:val="28"/>
         </w:rPr>
@@ -397,8 +412,6 @@
           <w:rFonts w:ascii="Times New Roman" w:hAnsi="Times New Roman" w:cs="Times New Roman"/>
           <w:b/>
           <w:bCs/>
-          <w:i/>
-          <w:iCs/>
           <w:sz w:val="28"/>
           <w:szCs w:val="28"/>
         </w:rPr>
@@ -440,7 +453,41 @@
         <w:rPr>
           <w:rFonts w:ascii="Times New Roman" w:hAnsi="Times New Roman" w:cs="Times New Roman"/>
         </w:rPr>
-        <w:t xml:space="preserve">Os dados utilizados no Dashboard Comercial do BanVic são provenientes dos </w:t>
+        <w:t xml:space="preserve">Os dados utilizados no </w:t>
+      </w:r>
+      <w:r>
+        <w:rPr>
+          <w:rFonts w:ascii="Times New Roman" w:hAnsi="Times New Roman" w:cs="Times New Roman"/>
+          <w:i/>
+          <w:iCs/>
+        </w:rPr>
+        <w:t>d</w:t>
+      </w:r>
+      <w:r>
+        <w:rPr>
+          <w:rFonts w:ascii="Times New Roman" w:hAnsi="Times New Roman" w:cs="Times New Roman"/>
+          <w:i/>
+          <w:iCs/>
+        </w:rPr>
+        <w:t>ashboard</w:t>
+      </w:r>
+      <w:r>
+        <w:rPr>
+          <w:rFonts w:ascii="Times New Roman" w:hAnsi="Times New Roman" w:cs="Times New Roman"/>
+        </w:rPr>
+        <w:t xml:space="preserve"> </w:t>
+      </w:r>
+      <w:r>
+        <w:rPr>
+          <w:rFonts w:ascii="Times New Roman" w:hAnsi="Times New Roman" w:cs="Times New Roman"/>
+        </w:rPr>
+        <w:t>c</w:t>
+      </w:r>
+      <w:r>
+        <w:rPr>
+          <w:rFonts w:ascii="Times New Roman" w:hAnsi="Times New Roman" w:cs="Times New Roman"/>
+        </w:rPr>
+        <w:t xml:space="preserve">omercial do BanVic são provenientes dos </w:t>
       </w:r>
       <w:r>
         <w:rPr>
@@ -470,8 +517,43 @@
         <w:rPr>
           <w:rFonts w:ascii="Times New Roman" w:hAnsi="Times New Roman" w:cs="Times New Roman"/>
         </w:rPr>
-        <w:lastRenderedPageBreak/>
-        <w:t xml:space="preserve">Após as etapas de validação, preparação e Análise Exploratória de Dados (EDA), os </w:t>
+        <w:t xml:space="preserve">Após as etapas de validação, preparação e </w:t>
+      </w:r>
+      <w:r>
+        <w:rPr>
+          <w:rFonts w:ascii="Times New Roman" w:hAnsi="Times New Roman" w:cs="Times New Roman"/>
+        </w:rPr>
+        <w:t>a</w:t>
+      </w:r>
+      <w:r>
+        <w:rPr>
+          <w:rFonts w:ascii="Times New Roman" w:hAnsi="Times New Roman" w:cs="Times New Roman"/>
+        </w:rPr>
+        <w:t xml:space="preserve">nálise </w:t>
+      </w:r>
+      <w:r>
+        <w:rPr>
+          <w:rFonts w:ascii="Times New Roman" w:hAnsi="Times New Roman" w:cs="Times New Roman"/>
+        </w:rPr>
+        <w:t>e</w:t>
+      </w:r>
+      <w:r>
+        <w:rPr>
+          <w:rFonts w:ascii="Times New Roman" w:hAnsi="Times New Roman" w:cs="Times New Roman"/>
+        </w:rPr>
+        <w:t xml:space="preserve">xploratória de </w:t>
+      </w:r>
+      <w:r>
+        <w:rPr>
+          <w:rFonts w:ascii="Times New Roman" w:hAnsi="Times New Roman" w:cs="Times New Roman"/>
+        </w:rPr>
+        <w:t>d</w:t>
+      </w:r>
+      <w:r>
+        <w:rPr>
+          <w:rFonts w:ascii="Times New Roman" w:hAnsi="Times New Roman" w:cs="Times New Roman"/>
+        </w:rPr>
+        <w:t xml:space="preserve">ados (EDA), os </w:t>
       </w:r>
       <w:r>
         <w:rPr>
@@ -485,7 +567,21 @@
         <w:rPr>
           <w:rFonts w:ascii="Times New Roman" w:hAnsi="Times New Roman" w:cs="Times New Roman"/>
         </w:rPr>
-        <w:t xml:space="preserve"> tratados foram carregados em um banco de dados PostgreSQL, utilizado como fonte estruturada para consumo e construção do dashboard.</w:t>
+        <w:t xml:space="preserve"> tratados foram carregados em um banco de dados PostgreSQL, utilizado como fonte estruturada para consumo e construção do </w:t>
+      </w:r>
+      <w:r>
+        <w:rPr>
+          <w:rFonts w:ascii="Times New Roman" w:hAnsi="Times New Roman" w:cs="Times New Roman"/>
+          <w:i/>
+          <w:iCs/>
+        </w:rPr>
+        <w:t>dashboard</w:t>
+      </w:r>
+      <w:r>
+        <w:rPr>
+          <w:rFonts w:ascii="Times New Roman" w:hAnsi="Times New Roman" w:cs="Times New Roman"/>
+        </w:rPr>
+        <w:t>.</w:t>
       </w:r>
     </w:p>
     <w:p>
@@ -507,6 +603,7 @@
           <w:b/>
           <w:bCs/>
         </w:rPr>
+        <w:lastRenderedPageBreak/>
         <w:t>Configuração do banco de dados</w:t>
       </w:r>
     </w:p>
@@ -918,10 +1015,11 @@
     <w:p>
       <w:pPr>
         <w:spacing w:line="360" w:lineRule="auto"/>
-        <w:ind w:firstLine="708"/>
         <w:jc w:val="both"/>
         <w:rPr>
           <w:rFonts w:ascii="Times New Roman" w:hAnsi="Times New Roman" w:cs="Times New Roman"/>
+          <w:b/>
+          <w:bCs/>
         </w:rPr>
       </w:pPr>
     </w:p>
@@ -941,15 +1039,7 @@
           <w:b/>
           <w:bCs/>
         </w:rPr>
-        <w:t>*</w:t>
-      </w:r>
-      <w:r>
-        <w:rPr>
-          <w:rFonts w:ascii="Times New Roman" w:hAnsi="Times New Roman" w:cs="Times New Roman"/>
-          <w:b/>
-          <w:bCs/>
-        </w:rPr>
-        <w:t>N</w:t>
+        <w:t>*N</w:t>
       </w:r>
       <w:r>
         <w:rPr>
@@ -1232,9 +1322,19 @@
                 <w:sz w:val="20"/>
                 <w:szCs w:val="20"/>
               </w:rPr>
-              <w:t>cod_agencia</w:t>
+              <w:t>cod_</w:t>
+            </w:r>
+            <w:proofErr w:type="gramStart"/>
+            <w:r>
+              <w:rPr>
+                <w:rFonts w:ascii="Times New Roman" w:hAnsi="Times New Roman" w:cs="Times New Roman"/>
+                <w:sz w:val="20"/>
+                <w:szCs w:val="20"/>
+              </w:rPr>
+              <w:t>agencia</w:t>
             </w:r>
             <w:proofErr w:type="spellEnd"/>
+            <w:proofErr w:type="gramEnd"/>
           </w:p>
         </w:tc>
         <w:tc>
@@ -1569,10 +1669,19 @@
                 <w:sz w:val="20"/>
                 <w:szCs w:val="20"/>
               </w:rPr>
-              <w:lastRenderedPageBreak/>
-              <w:t>colaborador_agencia</w:t>
+              <w:t>colaborador_</w:t>
+            </w:r>
+            <w:proofErr w:type="gramStart"/>
+            <w:r>
+              <w:rPr>
+                <w:rFonts w:ascii="Times New Roman" w:hAnsi="Times New Roman" w:cs="Times New Roman"/>
+                <w:sz w:val="20"/>
+                <w:szCs w:val="20"/>
+              </w:rPr>
+              <w:t>agencia</w:t>
             </w:r>
             <w:proofErr w:type="spellEnd"/>
+            <w:proofErr w:type="gramEnd"/>
           </w:p>
         </w:tc>
         <w:tc>
@@ -1640,9 +1749,19 @@
                 <w:sz w:val="20"/>
                 <w:szCs w:val="20"/>
               </w:rPr>
-              <w:t>cod_agencia</w:t>
+              <w:t>cod_</w:t>
+            </w:r>
+            <w:proofErr w:type="gramStart"/>
+            <w:r>
+              <w:rPr>
+                <w:rFonts w:ascii="Times New Roman" w:hAnsi="Times New Roman" w:cs="Times New Roman"/>
+                <w:sz w:val="20"/>
+                <w:szCs w:val="20"/>
+              </w:rPr>
+              <w:t>agencia</w:t>
             </w:r>
             <w:proofErr w:type="spellEnd"/>
+            <w:proofErr w:type="gramEnd"/>
             <w:r>
               <w:rPr>
                 <w:rFonts w:ascii="Times New Roman" w:hAnsi="Times New Roman" w:cs="Times New Roman"/>
@@ -1693,9 +1812,19 @@
                 <w:sz w:val="20"/>
                 <w:szCs w:val="20"/>
               </w:rPr>
-              <w:t>cod_agencia</w:t>
+              <w:t>cod_</w:t>
+            </w:r>
+            <w:proofErr w:type="gramStart"/>
+            <w:r>
+              <w:rPr>
+                <w:rFonts w:ascii="Times New Roman" w:hAnsi="Times New Roman" w:cs="Times New Roman"/>
+                <w:sz w:val="20"/>
+                <w:szCs w:val="20"/>
+              </w:rPr>
+              <w:t>agencia</w:t>
             </w:r>
             <w:proofErr w:type="spellEnd"/>
+            <w:proofErr w:type="gramEnd"/>
             <w:r>
               <w:rPr>
                 <w:rFonts w:ascii="Times New Roman" w:hAnsi="Times New Roman" w:cs="Times New Roman"/>
@@ -1756,6 +1885,7 @@
                 <w:sz w:val="20"/>
                 <w:szCs w:val="20"/>
               </w:rPr>
+              <w:lastRenderedPageBreak/>
               <w:t>contas</w:t>
             </w:r>
           </w:p>
@@ -1852,9 +1982,19 @@
                 <w:sz w:val="20"/>
                 <w:szCs w:val="20"/>
               </w:rPr>
-              <w:t>cod_agencia</w:t>
+              <w:t>cod_</w:t>
+            </w:r>
+            <w:proofErr w:type="gramStart"/>
+            <w:r>
+              <w:rPr>
+                <w:rFonts w:ascii="Times New Roman" w:hAnsi="Times New Roman" w:cs="Times New Roman"/>
+                <w:sz w:val="20"/>
+                <w:szCs w:val="20"/>
+              </w:rPr>
+              <w:t>agencia</w:t>
             </w:r>
             <w:proofErr w:type="spellEnd"/>
+            <w:proofErr w:type="gramEnd"/>
             <w:r>
               <w:rPr>
                 <w:rFonts w:ascii="Times New Roman" w:hAnsi="Times New Roman" w:cs="Times New Roman"/>
@@ -2074,9 +2214,19 @@
                 <w:sz w:val="20"/>
                 <w:szCs w:val="20"/>
               </w:rPr>
-              <w:t>propostas_credito</w:t>
+              <w:t>propostas_</w:t>
+            </w:r>
+            <w:proofErr w:type="gramStart"/>
+            <w:r>
+              <w:rPr>
+                <w:rFonts w:ascii="Times New Roman" w:hAnsi="Times New Roman" w:cs="Times New Roman"/>
+                <w:sz w:val="20"/>
+                <w:szCs w:val="20"/>
+              </w:rPr>
+              <w:t>credito</w:t>
             </w:r>
             <w:proofErr w:type="spellEnd"/>
+            <w:proofErr w:type="gramEnd"/>
           </w:p>
         </w:tc>
         <w:tc>
@@ -2283,57 +2433,35 @@
           <w:sz w:val="20"/>
           <w:szCs w:val="20"/>
         </w:rPr>
-        <w:t>p</w:t>
-      </w:r>
+        <w:t xml:space="preserve">para </w:t>
+      </w:r>
+      <w:proofErr w:type="spellStart"/>
       <w:r>
         <w:rPr>
           <w:rFonts w:ascii="Times New Roman" w:hAnsi="Times New Roman" w:cs="Times New Roman"/>
           <w:sz w:val="20"/>
           <w:szCs w:val="20"/>
         </w:rPr>
-        <w:t xml:space="preserve">ara </w:t>
-      </w:r>
-      <w:proofErr w:type="spellStart"/>
+        <w:t>colaborador_</w:t>
+      </w:r>
+      <w:proofErr w:type="gramStart"/>
       <w:r>
         <w:rPr>
           <w:rFonts w:ascii="Times New Roman" w:hAnsi="Times New Roman" w:cs="Times New Roman"/>
           <w:sz w:val="20"/>
           <w:szCs w:val="20"/>
         </w:rPr>
-        <w:t>colaborador_agencia</w:t>
+        <w:t>agencia</w:t>
       </w:r>
       <w:proofErr w:type="spellEnd"/>
+      <w:proofErr w:type="gramEnd"/>
       <w:r>
         <w:rPr>
           <w:rFonts w:ascii="Times New Roman" w:hAnsi="Times New Roman" w:cs="Times New Roman"/>
           <w:sz w:val="20"/>
           <w:szCs w:val="20"/>
         </w:rPr>
-        <w:t xml:space="preserve">, o par de campos </w:t>
-      </w:r>
-      <w:r>
-        <w:rPr>
-          <w:rFonts w:ascii="Times New Roman" w:hAnsi="Times New Roman" w:cs="Times New Roman"/>
-          <w:sz w:val="20"/>
-          <w:szCs w:val="20"/>
-        </w:rPr>
-        <w:t>é uma</w:t>
-      </w:r>
-      <w:r>
-        <w:rPr>
-          <w:rFonts w:ascii="Times New Roman" w:hAnsi="Times New Roman" w:cs="Times New Roman"/>
-          <w:sz w:val="20"/>
-          <w:szCs w:val="20"/>
-        </w:rPr>
-        <w:t xml:space="preserve"> chave composta de relacionamento</w:t>
-      </w:r>
-      <w:r>
-        <w:rPr>
-          <w:rFonts w:ascii="Times New Roman" w:hAnsi="Times New Roman" w:cs="Times New Roman"/>
-          <w:sz w:val="20"/>
-          <w:szCs w:val="20"/>
-        </w:rPr>
-        <w:t>.</w:t>
+        <w:t>, o par de campos é uma chave composta de relacionamento.</w:t>
       </w:r>
     </w:p>
     <w:p>
@@ -2363,7 +2491,6 @@
         <w:spacing w:line="360" w:lineRule="auto"/>
         <w:ind w:firstLine="708"/>
         <w:jc w:val="both"/>
-        <w:cnfStyle w:val="101000000000" w:firstRow="1" w:lastRow="0" w:firstColumn="1" w:lastColumn="0" w:oddVBand="0" w:evenVBand="0" w:oddHBand="0" w:evenHBand="0" w:firstRowFirstColumn="0" w:firstRowLastColumn="0" w:lastRowFirstColumn="0" w:lastRowLastColumn="0"/>
         <w:rPr>
           <w:rFonts w:ascii="Times New Roman" w:hAnsi="Times New Roman" w:cs="Times New Roman"/>
         </w:rPr>
@@ -2386,7 +2513,35 @@
         <w:rPr>
           <w:rFonts w:ascii="Times New Roman" w:hAnsi="Times New Roman" w:cs="Times New Roman"/>
         </w:rPr>
-        <w:t xml:space="preserve"> do Power BI. Essas tabelas têm como objetivo organizar as medidas, padronizar classificações, apoiar análises temporais e viabilizar os cálculos dos indicadores apresentados no dashboard.</w:t>
+        <w:t xml:space="preserve"> do </w:t>
+      </w:r>
+      <w:r>
+        <w:rPr>
+          <w:rFonts w:ascii="Times New Roman" w:hAnsi="Times New Roman" w:cs="Times New Roman"/>
+          <w:i/>
+          <w:iCs/>
+        </w:rPr>
+        <w:t>Power BI.</w:t>
+      </w:r>
+      <w:r>
+        <w:rPr>
+          <w:rFonts w:ascii="Times New Roman" w:hAnsi="Times New Roman" w:cs="Times New Roman"/>
+        </w:rPr>
+        <w:t xml:space="preserve"> Essas tabelas têm como objetivo organizar as medidas, padronizar classificações, apoiar análises temporais e viabilizar os cálculos dos indicadores apresentados no </w:t>
+      </w:r>
+      <w:r>
+        <w:rPr>
+          <w:rFonts w:ascii="Times New Roman" w:hAnsi="Times New Roman" w:cs="Times New Roman"/>
+          <w:i/>
+          <w:iCs/>
+        </w:rPr>
+        <w:t>dashboard</w:t>
+      </w:r>
+      <w:r>
+        <w:rPr>
+          <w:rFonts w:ascii="Times New Roman" w:hAnsi="Times New Roman" w:cs="Times New Roman"/>
+        </w:rPr>
+        <w:t>.</w:t>
       </w:r>
     </w:p>
     <w:tbl>
@@ -2397,9 +2552,10 @@
         <w:tblLook w:val="04A0" w:firstRow="1" w:lastRow="0" w:firstColumn="1" w:lastColumn="0" w:noHBand="0" w:noVBand="1"/>
       </w:tblPr>
       <w:tblGrid>
-        <w:gridCol w:w="2405"/>
-        <w:gridCol w:w="2146"/>
-        <w:gridCol w:w="3943"/>
+        <w:gridCol w:w="2263"/>
+        <w:gridCol w:w="1385"/>
+        <w:gridCol w:w="1723"/>
+        <w:gridCol w:w="3123"/>
       </w:tblGrid>
       <w:tr>
         <w:trPr>
@@ -2408,7 +2564,7 @@
         <w:tc>
           <w:tcPr>
             <w:cnfStyle w:val="001000000000" w:firstRow="0" w:lastRow="0" w:firstColumn="1" w:lastColumn="0" w:oddVBand="0" w:evenVBand="0" w:oddHBand="0" w:evenHBand="0" w:firstRowFirstColumn="0" w:firstRowLastColumn="0" w:lastRowFirstColumn="0" w:lastRowLastColumn="0"/>
-            <w:tcW w:w="2405" w:type="dxa"/>
+            <w:tcW w:w="2263" w:type="dxa"/>
             <w:hideMark/>
           </w:tcPr>
           <w:p>
@@ -2433,12 +2589,15 @@
         </w:tc>
         <w:tc>
           <w:tcPr>
-            <w:tcW w:w="2146" w:type="dxa"/>
-            <w:hideMark/>
-          </w:tcPr>
-          <w:p>
-            <w:pPr>
-              <w:spacing w:after="160" w:line="360" w:lineRule="auto"/>
+            <w:tcW w:w="1385" w:type="dxa"/>
+          </w:tcPr>
+          <w:p>
+            <w:pPr>
+              <w:tabs>
+                <w:tab w:val="left" w:pos="242"/>
+                <w:tab w:val="center" w:pos="965"/>
+              </w:tabs>
+              <w:spacing w:line="360" w:lineRule="auto"/>
               <w:jc w:val="center"/>
               <w:cnfStyle w:val="100000000000" w:firstRow="1" w:lastRow="0" w:firstColumn="0" w:lastColumn="0" w:oddVBand="0" w:evenVBand="0" w:oddHBand="0" w:evenHBand="0" w:firstRowFirstColumn="0" w:firstRowLastColumn="0" w:lastRowFirstColumn="0" w:lastRowLastColumn="0"/>
               <w:rPr>
@@ -2453,13 +2612,58 @@
                 <w:sz w:val="20"/>
                 <w:szCs w:val="20"/>
               </w:rPr>
+              <w:t>Origem</w:t>
+            </w:r>
+          </w:p>
+        </w:tc>
+        <w:tc>
+          <w:tcPr>
+            <w:tcW w:w="1723" w:type="dxa"/>
+            <w:hideMark/>
+          </w:tcPr>
+          <w:p>
+            <w:pPr>
+              <w:tabs>
+                <w:tab w:val="left" w:pos="242"/>
+                <w:tab w:val="center" w:pos="965"/>
+              </w:tabs>
+              <w:spacing w:after="160" w:line="360" w:lineRule="auto"/>
+              <w:cnfStyle w:val="100000000000" w:firstRow="1" w:lastRow="0" w:firstColumn="0" w:lastColumn="0" w:oddVBand="0" w:evenVBand="0" w:oddHBand="0" w:evenHBand="0" w:firstRowFirstColumn="0" w:firstRowLastColumn="0" w:lastRowFirstColumn="0" w:lastRowLastColumn="0"/>
+              <w:rPr>
+                <w:rFonts w:ascii="Times New Roman" w:hAnsi="Times New Roman" w:cs="Times New Roman"/>
+                <w:sz w:val="20"/>
+                <w:szCs w:val="20"/>
+              </w:rPr>
+            </w:pPr>
+            <w:r>
+              <w:rPr>
+                <w:rFonts w:ascii="Times New Roman" w:hAnsi="Times New Roman" w:cs="Times New Roman"/>
+                <w:sz w:val="20"/>
+                <w:szCs w:val="20"/>
+              </w:rPr>
+              <w:tab/>
+            </w:r>
+            <w:r>
+              <w:rPr>
+                <w:rFonts w:ascii="Times New Roman" w:hAnsi="Times New Roman" w:cs="Times New Roman"/>
+                <w:sz w:val="20"/>
+                <w:szCs w:val="20"/>
+              </w:rPr>
+              <w:tab/>
+            </w:r>
+            <w:r>
+              <w:rPr>
+                <w:rFonts w:ascii="Times New Roman" w:hAnsi="Times New Roman" w:cs="Times New Roman"/>
+                <w:sz w:val="20"/>
+                <w:szCs w:val="20"/>
+              </w:rPr>
               <w:t>Tipo</w:t>
             </w:r>
           </w:p>
         </w:tc>
         <w:tc>
           <w:tcPr>
-            <w:tcW w:w="3943" w:type="dxa"/>
+            <w:tcW w:w="3123" w:type="dxa"/>
             <w:hideMark/>
           </w:tcPr>
           <w:p>
@@ -2491,7 +2695,7 @@
         <w:tc>
           <w:tcPr>
             <w:cnfStyle w:val="001000000000" w:firstRow="0" w:lastRow="0" w:firstColumn="1" w:lastColumn="0" w:oddVBand="0" w:evenVBand="0" w:oddHBand="0" w:evenHBand="0" w:firstRowFirstColumn="0" w:firstRowLastColumn="0" w:lastRowFirstColumn="0" w:lastRowLastColumn="0"/>
-            <w:tcW w:w="2405" w:type="dxa"/>
+            <w:tcW w:w="2263" w:type="dxa"/>
             <w:hideMark/>
           </w:tcPr>
           <w:p>
@@ -2510,19 +2714,28 @@
                 <w:sz w:val="20"/>
                 <w:szCs w:val="20"/>
               </w:rPr>
-              <w:t>a-métricas</w:t>
+              <w:t>a-</w:t>
+            </w:r>
+            <w:proofErr w:type="gramStart"/>
+            <w:r>
+              <w:rPr>
+                <w:rFonts w:ascii="Times New Roman" w:hAnsi="Times New Roman" w:cs="Times New Roman"/>
+                <w:sz w:val="20"/>
+                <w:szCs w:val="20"/>
+              </w:rPr>
+              <w:t>métricas</w:t>
             </w:r>
             <w:proofErr w:type="spellEnd"/>
-          </w:p>
-        </w:tc>
-        <w:tc>
-          <w:tcPr>
-            <w:tcW w:w="2146" w:type="dxa"/>
-            <w:hideMark/>
-          </w:tcPr>
-          <w:p>
-            <w:pPr>
-              <w:spacing w:after="160" w:line="360" w:lineRule="auto"/>
+            <w:proofErr w:type="gramEnd"/>
+          </w:p>
+        </w:tc>
+        <w:tc>
+          <w:tcPr>
+            <w:tcW w:w="1385" w:type="dxa"/>
+          </w:tcPr>
+          <w:p>
+            <w:pPr>
+              <w:spacing w:line="360" w:lineRule="auto"/>
               <w:jc w:val="both"/>
               <w:cnfStyle w:val="000000100000" w:firstRow="0" w:lastRow="0" w:firstColumn="0" w:lastColumn="0" w:oddVBand="0" w:evenVBand="0" w:oddHBand="1" w:evenHBand="0" w:firstRowFirstColumn="0" w:firstRowLastColumn="0" w:lastRowFirstColumn="0" w:lastRowLastColumn="0"/>
               <w:rPr>
@@ -2537,13 +2750,46 @@
                 <w:sz w:val="20"/>
                 <w:szCs w:val="20"/>
               </w:rPr>
+              <w:t>Power Query</w:t>
+            </w:r>
+          </w:p>
+        </w:tc>
+        <w:tc>
+          <w:tcPr>
+            <w:tcW w:w="1723" w:type="dxa"/>
+            <w:hideMark/>
+          </w:tcPr>
+          <w:p>
+            <w:pPr>
+              <w:spacing w:after="160" w:line="360" w:lineRule="auto"/>
+              <w:cnfStyle w:val="000000100000" w:firstRow="0" w:lastRow="0" w:firstColumn="0" w:lastColumn="0" w:oddVBand="0" w:evenVBand="0" w:oddHBand="1" w:evenHBand="0" w:firstRowFirstColumn="0" w:firstRowLastColumn="0" w:lastRowFirstColumn="0" w:lastRowLastColumn="0"/>
+              <w:rPr>
+                <w:rFonts w:ascii="Times New Roman" w:hAnsi="Times New Roman" w:cs="Times New Roman"/>
+                <w:sz w:val="20"/>
+                <w:szCs w:val="20"/>
+              </w:rPr>
+            </w:pPr>
+            <w:r>
+              <w:rPr>
+                <w:rFonts w:ascii="Times New Roman" w:hAnsi="Times New Roman" w:cs="Times New Roman"/>
+                <w:sz w:val="20"/>
+                <w:szCs w:val="20"/>
+              </w:rPr>
               <w:t>Tabela de medidas</w:t>
             </w:r>
-          </w:p>
-        </w:tc>
-        <w:tc>
-          <w:tcPr>
-            <w:tcW w:w="3943" w:type="dxa"/>
+            <w:r>
+              <w:rPr>
+                <w:rFonts w:ascii="Times New Roman" w:hAnsi="Times New Roman" w:cs="Times New Roman"/>
+                <w:sz w:val="20"/>
+                <w:szCs w:val="20"/>
+              </w:rPr>
+              <w:t xml:space="preserve"> + campo de data/hora atual do sistema</w:t>
+            </w:r>
+          </w:p>
+        </w:tc>
+        <w:tc>
+          <w:tcPr>
+            <w:tcW w:w="3123" w:type="dxa"/>
             <w:hideMark/>
           </w:tcPr>
           <w:p>
@@ -2563,6 +2809,32 @@
                 <w:szCs w:val="20"/>
               </w:rPr>
               <w:t>Centraliza as medidas DAX utilizadas nos KPIs e visualizações, facilitando a organização e manutenção do modelo.</w:t>
+            </w:r>
+            <w:r>
+              <w:rPr>
+                <w:rFonts w:ascii="Times New Roman" w:hAnsi="Times New Roman" w:cs="Times New Roman"/>
+                <w:sz w:val="20"/>
+                <w:szCs w:val="20"/>
+              </w:rPr>
+              <w:t xml:space="preserve"> Possui uma única coluna chamada Data Atual que ao atualizar o </w:t>
+            </w:r>
+            <w:r>
+              <w:rPr>
+                <w:rFonts w:ascii="Times New Roman" w:hAnsi="Times New Roman" w:cs="Times New Roman"/>
+                <w:i/>
+                <w:iCs/>
+                <w:sz w:val="20"/>
+                <w:szCs w:val="20"/>
+              </w:rPr>
+              <w:t>dashboard</w:t>
+            </w:r>
+            <w:r>
+              <w:rPr>
+                <w:rFonts w:ascii="Times New Roman" w:hAnsi="Times New Roman" w:cs="Times New Roman"/>
+                <w:sz w:val="20"/>
+                <w:szCs w:val="20"/>
+              </w:rPr>
+              <w:t xml:space="preserve"> indica o horário que foi feita a atualização</w:t>
             </w:r>
           </w:p>
         </w:tc>
@@ -2571,7 +2843,7 @@
         <w:tc>
           <w:tcPr>
             <w:cnfStyle w:val="001000000000" w:firstRow="0" w:lastRow="0" w:firstColumn="1" w:lastColumn="0" w:oddVBand="0" w:evenVBand="0" w:oddHBand="0" w:evenHBand="0" w:firstRowFirstColumn="0" w:firstRowLastColumn="0" w:lastRowFirstColumn="0" w:lastRowLastColumn="0"/>
-            <w:tcW w:w="2405" w:type="dxa"/>
+            <w:tcW w:w="2263" w:type="dxa"/>
             <w:hideMark/>
           </w:tcPr>
           <w:p>
@@ -2592,25 +2864,34 @@
               <w:t>a-</w:t>
             </w:r>
             <w:proofErr w:type="spellStart"/>
-            <w:r>
-              <w:rPr>
-                <w:rFonts w:ascii="Times New Roman" w:hAnsi="Times New Roman" w:cs="Times New Roman"/>
-                <w:sz w:val="20"/>
-                <w:szCs w:val="20"/>
-              </w:rPr>
-              <w:t>status_proposta</w:t>
+            <w:proofErr w:type="gramStart"/>
+            <w:r>
+              <w:rPr>
+                <w:rFonts w:ascii="Times New Roman" w:hAnsi="Times New Roman" w:cs="Times New Roman"/>
+                <w:sz w:val="20"/>
+                <w:szCs w:val="20"/>
+              </w:rPr>
+              <w:t>status</w:t>
+            </w:r>
+            <w:proofErr w:type="gramEnd"/>
+            <w:r>
+              <w:rPr>
+                <w:rFonts w:ascii="Times New Roman" w:hAnsi="Times New Roman" w:cs="Times New Roman"/>
+                <w:sz w:val="20"/>
+                <w:szCs w:val="20"/>
+              </w:rPr>
+              <w:t>_proposta</w:t>
             </w:r>
             <w:proofErr w:type="spellEnd"/>
           </w:p>
         </w:tc>
         <w:tc>
           <w:tcPr>
-            <w:tcW w:w="2146" w:type="dxa"/>
-            <w:hideMark/>
-          </w:tcPr>
-          <w:p>
-            <w:pPr>
-              <w:spacing w:after="160" w:line="360" w:lineRule="auto"/>
+            <w:tcW w:w="1385" w:type="dxa"/>
+          </w:tcPr>
+          <w:p>
+            <w:pPr>
+              <w:spacing w:line="360" w:lineRule="auto"/>
               <w:jc w:val="both"/>
               <w:cnfStyle w:val="000000000000" w:firstRow="0" w:lastRow="0" w:firstColumn="0" w:lastColumn="0" w:oddVBand="0" w:evenVBand="0" w:oddHBand="0" w:evenHBand="0" w:firstRowFirstColumn="0" w:firstRowLastColumn="0" w:lastRowFirstColumn="0" w:lastRowLastColumn="0"/>
               <w:rPr>
@@ -2625,13 +2906,38 @@
                 <w:sz w:val="20"/>
                 <w:szCs w:val="20"/>
               </w:rPr>
+              <w:t>Power Query</w:t>
+            </w:r>
+          </w:p>
+        </w:tc>
+        <w:tc>
+          <w:tcPr>
+            <w:tcW w:w="1723" w:type="dxa"/>
+            <w:hideMark/>
+          </w:tcPr>
+          <w:p>
+            <w:pPr>
+              <w:spacing w:after="160" w:line="360" w:lineRule="auto"/>
+              <w:cnfStyle w:val="000000000000" w:firstRow="0" w:lastRow="0" w:firstColumn="0" w:lastColumn="0" w:oddVBand="0" w:evenVBand="0" w:oddHBand="0" w:evenHBand="0" w:firstRowFirstColumn="0" w:firstRowLastColumn="0" w:lastRowFirstColumn="0" w:lastRowLastColumn="0"/>
+              <w:rPr>
+                <w:rFonts w:ascii="Times New Roman" w:hAnsi="Times New Roman" w:cs="Times New Roman"/>
+                <w:sz w:val="20"/>
+                <w:szCs w:val="20"/>
+              </w:rPr>
+            </w:pPr>
+            <w:r>
+              <w:rPr>
+                <w:rFonts w:ascii="Times New Roman" w:hAnsi="Times New Roman" w:cs="Times New Roman"/>
+                <w:sz w:val="20"/>
+                <w:szCs w:val="20"/>
+              </w:rPr>
               <w:t>Tabela auxiliar</w:t>
             </w:r>
           </w:p>
         </w:tc>
         <w:tc>
           <w:tcPr>
-            <w:tcW w:w="3943" w:type="dxa"/>
+            <w:tcW w:w="3123" w:type="dxa"/>
             <w:hideMark/>
           </w:tcPr>
           <w:p>
@@ -2650,7 +2956,16 @@
                 <w:sz w:val="20"/>
                 <w:szCs w:val="20"/>
               </w:rPr>
-              <w:t>Define a ordenação dos status das propostas de crédito, garantindo uma sequência padronizada nas visualizações.</w:t>
+              <w:t xml:space="preserve">Define a ordenação dos status das propostas de crédito, garantindo </w:t>
+            </w:r>
+            <w:r>
+              <w:rPr>
+                <w:rFonts w:ascii="Times New Roman" w:hAnsi="Times New Roman" w:cs="Times New Roman"/>
+                <w:sz w:val="20"/>
+                <w:szCs w:val="20"/>
+              </w:rPr>
+              <w:lastRenderedPageBreak/>
+              <w:t>uma sequência padronizada nas visualizações.</w:t>
             </w:r>
           </w:p>
         </w:tc>
@@ -2662,7 +2977,7 @@
         <w:tc>
           <w:tcPr>
             <w:cnfStyle w:val="001000000000" w:firstRow="0" w:lastRow="0" w:firstColumn="1" w:lastColumn="0" w:oddVBand="0" w:evenVBand="0" w:oddHBand="0" w:evenHBand="0" w:firstRowFirstColumn="0" w:firstRowLastColumn="0" w:lastRowFirstColumn="0" w:lastRowLastColumn="0"/>
-            <w:tcW w:w="2405" w:type="dxa"/>
+            <w:tcW w:w="2263" w:type="dxa"/>
             <w:hideMark/>
           </w:tcPr>
           <w:p>
@@ -2684,25 +2999,34 @@
               <w:t>a-</w:t>
             </w:r>
             <w:proofErr w:type="spellStart"/>
-            <w:r>
-              <w:rPr>
-                <w:rFonts w:ascii="Times New Roman" w:hAnsi="Times New Roman" w:cs="Times New Roman"/>
-                <w:sz w:val="20"/>
-                <w:szCs w:val="20"/>
-              </w:rPr>
-              <w:t>tabela_atividade_clientes_por_ano</w:t>
+            <w:proofErr w:type="gramStart"/>
+            <w:r>
+              <w:rPr>
+                <w:rFonts w:ascii="Times New Roman" w:hAnsi="Times New Roman" w:cs="Times New Roman"/>
+                <w:sz w:val="20"/>
+                <w:szCs w:val="20"/>
+              </w:rPr>
+              <w:t>tabela</w:t>
+            </w:r>
+            <w:proofErr w:type="gramEnd"/>
+            <w:r>
+              <w:rPr>
+                <w:rFonts w:ascii="Times New Roman" w:hAnsi="Times New Roman" w:cs="Times New Roman"/>
+                <w:sz w:val="20"/>
+                <w:szCs w:val="20"/>
+              </w:rPr>
+              <w:t>_atividade_clientes_por_ano</w:t>
             </w:r>
             <w:proofErr w:type="spellEnd"/>
           </w:p>
         </w:tc>
         <w:tc>
           <w:tcPr>
-            <w:tcW w:w="2146" w:type="dxa"/>
-            <w:hideMark/>
-          </w:tcPr>
-          <w:p>
-            <w:pPr>
-              <w:spacing w:after="160" w:line="360" w:lineRule="auto"/>
+            <w:tcW w:w="1385" w:type="dxa"/>
+          </w:tcPr>
+          <w:p>
+            <w:pPr>
+              <w:spacing w:line="360" w:lineRule="auto"/>
               <w:jc w:val="both"/>
               <w:cnfStyle w:val="000000100000" w:firstRow="0" w:lastRow="0" w:firstColumn="0" w:lastColumn="0" w:oddVBand="0" w:evenVBand="0" w:oddHBand="1" w:evenHBand="0" w:firstRowFirstColumn="0" w:firstRowLastColumn="0" w:lastRowFirstColumn="0" w:lastRowLastColumn="0"/>
               <w:rPr>
@@ -2717,13 +3041,38 @@
                 <w:sz w:val="20"/>
                 <w:szCs w:val="20"/>
               </w:rPr>
+              <w:t>DAX</w:t>
+            </w:r>
+          </w:p>
+        </w:tc>
+        <w:tc>
+          <w:tcPr>
+            <w:tcW w:w="1723" w:type="dxa"/>
+            <w:hideMark/>
+          </w:tcPr>
+          <w:p>
+            <w:pPr>
+              <w:spacing w:after="160" w:line="360" w:lineRule="auto"/>
+              <w:cnfStyle w:val="000000100000" w:firstRow="0" w:lastRow="0" w:firstColumn="0" w:lastColumn="0" w:oddVBand="0" w:evenVBand="0" w:oddHBand="1" w:evenHBand="0" w:firstRowFirstColumn="0" w:firstRowLastColumn="0" w:lastRowFirstColumn="0" w:lastRowLastColumn="0"/>
+              <w:rPr>
+                <w:rFonts w:ascii="Times New Roman" w:hAnsi="Times New Roman" w:cs="Times New Roman"/>
+                <w:sz w:val="20"/>
+                <w:szCs w:val="20"/>
+              </w:rPr>
+            </w:pPr>
+            <w:r>
+              <w:rPr>
+                <w:rFonts w:ascii="Times New Roman" w:hAnsi="Times New Roman" w:cs="Times New Roman"/>
+                <w:sz w:val="20"/>
+                <w:szCs w:val="20"/>
+              </w:rPr>
               <w:t>Tabela calculada</w:t>
             </w:r>
           </w:p>
         </w:tc>
         <w:tc>
           <w:tcPr>
-            <w:tcW w:w="3943" w:type="dxa"/>
+            <w:tcW w:w="3123" w:type="dxa"/>
             <w:hideMark/>
           </w:tcPr>
           <w:p>
@@ -2769,7 +3118,7 @@
         <w:tc>
           <w:tcPr>
             <w:cnfStyle w:val="001000000000" w:firstRow="0" w:lastRow="0" w:firstColumn="1" w:lastColumn="0" w:oddVBand="0" w:evenVBand="0" w:oddHBand="0" w:evenHBand="0" w:firstRowFirstColumn="0" w:firstRowLastColumn="0" w:lastRowFirstColumn="0" w:lastRowLastColumn="0"/>
-            <w:tcW w:w="2405" w:type="dxa"/>
+            <w:tcW w:w="2263" w:type="dxa"/>
             <w:hideMark/>
           </w:tcPr>
           <w:p>
@@ -2790,13 +3139,23 @@
               <w:t>a-</w:t>
             </w:r>
             <w:proofErr w:type="spellStart"/>
-            <w:r>
-              <w:rPr>
-                <w:rFonts w:ascii="Times New Roman" w:hAnsi="Times New Roman" w:cs="Times New Roman"/>
-                <w:sz w:val="20"/>
-                <w:szCs w:val="20"/>
-              </w:rPr>
-              <w:t>tabela_calendario</w:t>
+            <w:proofErr w:type="gramStart"/>
+            <w:r>
+              <w:rPr>
+                <w:rFonts w:ascii="Times New Roman" w:hAnsi="Times New Roman" w:cs="Times New Roman"/>
+                <w:sz w:val="20"/>
+                <w:szCs w:val="20"/>
+              </w:rPr>
+              <w:t>tabela</w:t>
+            </w:r>
+            <w:proofErr w:type="gramEnd"/>
+            <w:r>
+              <w:rPr>
+                <w:rFonts w:ascii="Times New Roman" w:hAnsi="Times New Roman" w:cs="Times New Roman"/>
+                <w:sz w:val="20"/>
+                <w:szCs w:val="20"/>
+              </w:rPr>
+              <w:t>_calendario</w:t>
             </w:r>
             <w:proofErr w:type="spellEnd"/>
             <w:r>
@@ -2811,12 +3170,11 @@
         </w:tc>
         <w:tc>
           <w:tcPr>
-            <w:tcW w:w="2146" w:type="dxa"/>
-            <w:hideMark/>
-          </w:tcPr>
-          <w:p>
-            <w:pPr>
-              <w:spacing w:after="160" w:line="360" w:lineRule="auto"/>
+            <w:tcW w:w="1385" w:type="dxa"/>
+          </w:tcPr>
+          <w:p>
+            <w:pPr>
+              <w:spacing w:line="360" w:lineRule="auto"/>
               <w:jc w:val="both"/>
               <w:cnfStyle w:val="000000000000" w:firstRow="0" w:lastRow="0" w:firstColumn="0" w:lastColumn="0" w:oddVBand="0" w:evenVBand="0" w:oddHBand="0" w:evenHBand="0" w:firstRowFirstColumn="0" w:firstRowLastColumn="0" w:lastRowFirstColumn="0" w:lastRowLastColumn="0"/>
               <w:rPr>
@@ -2831,13 +3189,38 @@
                 <w:sz w:val="20"/>
                 <w:szCs w:val="20"/>
               </w:rPr>
+              <w:t>DAX</w:t>
+            </w:r>
+          </w:p>
+        </w:tc>
+        <w:tc>
+          <w:tcPr>
+            <w:tcW w:w="1723" w:type="dxa"/>
+            <w:hideMark/>
+          </w:tcPr>
+          <w:p>
+            <w:pPr>
+              <w:spacing w:after="160" w:line="360" w:lineRule="auto"/>
+              <w:cnfStyle w:val="000000000000" w:firstRow="0" w:lastRow="0" w:firstColumn="0" w:lastColumn="0" w:oddVBand="0" w:evenVBand="0" w:oddHBand="0" w:evenHBand="0" w:firstRowFirstColumn="0" w:firstRowLastColumn="0" w:lastRowFirstColumn="0" w:lastRowLastColumn="0"/>
+              <w:rPr>
+                <w:rFonts w:ascii="Times New Roman" w:hAnsi="Times New Roman" w:cs="Times New Roman"/>
+                <w:sz w:val="20"/>
+                <w:szCs w:val="20"/>
+              </w:rPr>
+            </w:pPr>
+            <w:r>
+              <w:rPr>
+                <w:rFonts w:ascii="Times New Roman" w:hAnsi="Times New Roman" w:cs="Times New Roman"/>
+                <w:sz w:val="20"/>
+                <w:szCs w:val="20"/>
+              </w:rPr>
               <w:t>Tabela calendário</w:t>
             </w:r>
           </w:p>
         </w:tc>
         <w:tc>
           <w:tcPr>
-            <w:tcW w:w="3943" w:type="dxa"/>
+            <w:tcW w:w="3123" w:type="dxa"/>
             <w:hideMark/>
           </w:tcPr>
           <w:p>
@@ -2868,7 +3251,7 @@
         <w:tc>
           <w:tcPr>
             <w:cnfStyle w:val="001000000000" w:firstRow="0" w:lastRow="0" w:firstColumn="1" w:lastColumn="0" w:oddVBand="0" w:evenVBand="0" w:oddHBand="0" w:evenHBand="0" w:firstRowFirstColumn="0" w:firstRowLastColumn="0" w:lastRowFirstColumn="0" w:lastRowLastColumn="0"/>
-            <w:tcW w:w="2405" w:type="dxa"/>
+            <w:tcW w:w="2263" w:type="dxa"/>
             <w:hideMark/>
           </w:tcPr>
           <w:p>
@@ -2889,13 +3272,23 @@
               <w:t>a-</w:t>
             </w:r>
             <w:proofErr w:type="spellStart"/>
-            <w:r>
-              <w:rPr>
-                <w:rFonts w:ascii="Times New Roman" w:hAnsi="Times New Roman" w:cs="Times New Roman"/>
-                <w:sz w:val="20"/>
-                <w:szCs w:val="20"/>
-              </w:rPr>
-              <w:t>tabela_calendario</w:t>
+            <w:proofErr w:type="gramStart"/>
+            <w:r>
+              <w:rPr>
+                <w:rFonts w:ascii="Times New Roman" w:hAnsi="Times New Roman" w:cs="Times New Roman"/>
+                <w:sz w:val="20"/>
+                <w:szCs w:val="20"/>
+              </w:rPr>
+              <w:t>tabela</w:t>
+            </w:r>
+            <w:proofErr w:type="gramEnd"/>
+            <w:r>
+              <w:rPr>
+                <w:rFonts w:ascii="Times New Roman" w:hAnsi="Times New Roman" w:cs="Times New Roman"/>
+                <w:sz w:val="20"/>
+                <w:szCs w:val="20"/>
+              </w:rPr>
+              <w:t>_calendario</w:t>
             </w:r>
             <w:proofErr w:type="spellEnd"/>
             <w:r>
@@ -2928,12 +3321,11 @@
         </w:tc>
         <w:tc>
           <w:tcPr>
-            <w:tcW w:w="2146" w:type="dxa"/>
-            <w:hideMark/>
-          </w:tcPr>
-          <w:p>
-            <w:pPr>
-              <w:spacing w:after="160" w:line="360" w:lineRule="auto"/>
+            <w:tcW w:w="1385" w:type="dxa"/>
+          </w:tcPr>
+          <w:p>
+            <w:pPr>
+              <w:spacing w:line="360" w:lineRule="auto"/>
               <w:jc w:val="both"/>
               <w:cnfStyle w:val="000000100000" w:firstRow="0" w:lastRow="0" w:firstColumn="0" w:lastColumn="0" w:oddVBand="0" w:evenVBand="0" w:oddHBand="1" w:evenHBand="0" w:firstRowFirstColumn="0" w:firstRowLastColumn="0" w:lastRowFirstColumn="0" w:lastRowLastColumn="0"/>
               <w:rPr>
@@ -2948,13 +3340,38 @@
                 <w:sz w:val="20"/>
                 <w:szCs w:val="20"/>
               </w:rPr>
+              <w:t>DAX</w:t>
+            </w:r>
+          </w:p>
+        </w:tc>
+        <w:tc>
+          <w:tcPr>
+            <w:tcW w:w="1723" w:type="dxa"/>
+            <w:hideMark/>
+          </w:tcPr>
+          <w:p>
+            <w:pPr>
+              <w:spacing w:after="160" w:line="360" w:lineRule="auto"/>
+              <w:cnfStyle w:val="000000100000" w:firstRow="0" w:lastRow="0" w:firstColumn="0" w:lastColumn="0" w:oddVBand="0" w:evenVBand="0" w:oddHBand="1" w:evenHBand="0" w:firstRowFirstColumn="0" w:firstRowLastColumn="0" w:lastRowFirstColumn="0" w:lastRowLastColumn="0"/>
+              <w:rPr>
+                <w:rFonts w:ascii="Times New Roman" w:hAnsi="Times New Roman" w:cs="Times New Roman"/>
+                <w:sz w:val="20"/>
+                <w:szCs w:val="20"/>
+              </w:rPr>
+            </w:pPr>
+            <w:r>
+              <w:rPr>
+                <w:rFonts w:ascii="Times New Roman" w:hAnsi="Times New Roman" w:cs="Times New Roman"/>
+                <w:sz w:val="20"/>
+                <w:szCs w:val="20"/>
+              </w:rPr>
               <w:t>Tabela calendário</w:t>
             </w:r>
           </w:p>
         </w:tc>
         <w:tc>
           <w:tcPr>
-            <w:tcW w:w="3943" w:type="dxa"/>
+            <w:tcW w:w="3123" w:type="dxa"/>
             <w:hideMark/>
           </w:tcPr>
           <w:p>
@@ -3024,7 +3441,3646 @@
           <w:sz w:val="20"/>
           <w:szCs w:val="20"/>
         </w:rPr>
-        <w:t xml:space="preserve"> As regras de construção, fórmulas DAX e demais códigos utilizados para gerar essas tabelas serão detalhados nas seções específicas deste documento.</w:t>
+        <w:t xml:space="preserve"> </w:t>
+      </w:r>
+      <w:r>
+        <w:rPr>
+          <w:rFonts w:ascii="Times New Roman" w:hAnsi="Times New Roman" w:cs="Times New Roman"/>
+          <w:sz w:val="20"/>
+          <w:szCs w:val="20"/>
+        </w:rPr>
+        <w:t>a</w:t>
+      </w:r>
+      <w:r>
+        <w:rPr>
+          <w:rFonts w:ascii="Times New Roman" w:hAnsi="Times New Roman" w:cs="Times New Roman"/>
+          <w:sz w:val="20"/>
+          <w:szCs w:val="20"/>
+        </w:rPr>
+        <w:t>s regras de construção, fórmulas DAX e demais códigos utilizados para gerar essas tabelas serão detalhados nas seções específicas deste documento.</w:t>
+      </w:r>
+    </w:p>
+    <w:p>
+      <w:pPr>
+        <w:spacing w:line="360" w:lineRule="auto"/>
+        <w:jc w:val="both"/>
+        <w:rPr>
+          <w:rFonts w:ascii="Times New Roman" w:hAnsi="Times New Roman" w:cs="Times New Roman"/>
+          <w:b/>
+          <w:bCs/>
+          <w:sz w:val="28"/>
+          <w:szCs w:val="28"/>
+        </w:rPr>
+      </w:pPr>
+      <w:r>
+        <w:rPr>
+          <w:rFonts w:ascii="Times New Roman" w:hAnsi="Times New Roman" w:cs="Times New Roman"/>
+          <w:b/>
+          <w:bCs/>
+          <w:sz w:val="28"/>
+          <w:szCs w:val="28"/>
+        </w:rPr>
+        <w:t>Tratamento</w:t>
+      </w:r>
+      <w:r>
+        <w:rPr>
+          <w:rFonts w:ascii="Times New Roman" w:hAnsi="Times New Roman" w:cs="Times New Roman"/>
+          <w:b/>
+          <w:bCs/>
+          <w:sz w:val="28"/>
+          <w:szCs w:val="28"/>
+        </w:rPr>
+        <w:t xml:space="preserve"> de dados</w:t>
+      </w:r>
+    </w:p>
+    <w:p>
+      <w:pPr>
+        <w:spacing w:line="360" w:lineRule="auto"/>
+        <w:ind w:firstLine="708"/>
+        <w:jc w:val="both"/>
+        <w:rPr>
+          <w:rFonts w:ascii="Times New Roman" w:hAnsi="Times New Roman" w:cs="Times New Roman"/>
+        </w:rPr>
+      </w:pPr>
+      <w:r>
+        <w:rPr>
+          <w:rFonts w:ascii="Times New Roman" w:hAnsi="Times New Roman" w:cs="Times New Roman"/>
+        </w:rPr>
+        <w:t xml:space="preserve">O tratamento dos dados foi realizado com o objetivo de padronizar a estrutura das fontes, garantir compatibilidade entre as tabelas e preparar os campos necessários para os relacionamentos e cálculos utilizados no </w:t>
+      </w:r>
+      <w:r>
+        <w:rPr>
+          <w:rFonts w:ascii="Times New Roman" w:hAnsi="Times New Roman" w:cs="Times New Roman"/>
+          <w:i/>
+          <w:iCs/>
+        </w:rPr>
+        <w:t>Power BI</w:t>
+      </w:r>
+      <w:r>
+        <w:rPr>
+          <w:rFonts w:ascii="Times New Roman" w:hAnsi="Times New Roman" w:cs="Times New Roman"/>
+        </w:rPr>
+        <w:t>.</w:t>
+      </w:r>
+    </w:p>
+    <w:p>
+      <w:pPr>
+        <w:spacing w:line="360" w:lineRule="auto"/>
+        <w:jc w:val="both"/>
+        <w:rPr>
+          <w:rFonts w:ascii="Times New Roman" w:hAnsi="Times New Roman" w:cs="Times New Roman"/>
+        </w:rPr>
+      </w:pPr>
+      <w:r>
+        <w:rPr>
+          <w:rFonts w:ascii="Times New Roman" w:hAnsi="Times New Roman" w:cs="Times New Roman"/>
+          <w:b/>
+          <w:bCs/>
+          <w:sz w:val="20"/>
+          <w:szCs w:val="20"/>
+        </w:rPr>
+        <w:t>*n</w:t>
+      </w:r>
+      <w:r>
+        <w:rPr>
+          <w:rFonts w:ascii="Times New Roman" w:hAnsi="Times New Roman" w:cs="Times New Roman"/>
+          <w:b/>
+          <w:bCs/>
+          <w:sz w:val="20"/>
+          <w:szCs w:val="20"/>
+        </w:rPr>
+        <w:t xml:space="preserve">ota: </w:t>
+      </w:r>
+      <w:r>
+        <w:rPr>
+          <w:rFonts w:ascii="Times New Roman" w:hAnsi="Times New Roman" w:cs="Times New Roman"/>
+          <w:sz w:val="20"/>
+          <w:szCs w:val="20"/>
+        </w:rPr>
+        <w:t>e</w:t>
+      </w:r>
+      <w:r>
+        <w:rPr>
+          <w:rFonts w:ascii="Times New Roman" w:hAnsi="Times New Roman" w:cs="Times New Roman"/>
+          <w:sz w:val="20"/>
+          <w:szCs w:val="20"/>
+        </w:rPr>
+        <w:t xml:space="preserve">mbora o pico transacional observado em dezembro de 2022 apresente um comportamento atípico em relação ao histórico da base e os dados de 2023 estejam incompletos, ambos foram mantidos na base para fins didáticos e de análise. Entretanto, 2023 foi desconsiderado nos filtros e nas análises comparativas do </w:t>
+      </w:r>
+      <w:r>
+        <w:rPr>
+          <w:rFonts w:ascii="Times New Roman" w:hAnsi="Times New Roman" w:cs="Times New Roman"/>
+          <w:i/>
+          <w:iCs/>
+          <w:sz w:val="20"/>
+          <w:szCs w:val="20"/>
+        </w:rPr>
+        <w:t>dashboard</w:t>
+      </w:r>
+      <w:r>
+        <w:rPr>
+          <w:rFonts w:ascii="Times New Roman" w:hAnsi="Times New Roman" w:cs="Times New Roman"/>
+          <w:sz w:val="20"/>
+          <w:szCs w:val="20"/>
+        </w:rPr>
+        <w:t>, evitando interpretações distorcidas decorrentes de um período parcial.</w:t>
+      </w:r>
+    </w:p>
+    <w:p>
+      <w:pPr>
+        <w:spacing w:line="360" w:lineRule="auto"/>
+        <w:jc w:val="both"/>
+        <w:rPr>
+          <w:rFonts w:ascii="Times New Roman" w:hAnsi="Times New Roman" w:cs="Times New Roman"/>
+        </w:rPr>
+      </w:pPr>
+    </w:p>
+    <w:p>
+      <w:pPr>
+        <w:spacing w:line="360" w:lineRule="auto"/>
+        <w:jc w:val="both"/>
+        <w:rPr>
+          <w:rFonts w:ascii="Times New Roman" w:hAnsi="Times New Roman" w:cs="Times New Roman"/>
+        </w:rPr>
+      </w:pPr>
+      <w:r>
+        <w:rPr>
+          <w:rFonts w:ascii="Times New Roman" w:hAnsi="Times New Roman" w:cs="Times New Roman"/>
+        </w:rPr>
+        <w:lastRenderedPageBreak/>
+        <w:drawing>
+          <wp:inline distT="0" distB="0" distL="0" distR="0" wp14:anchorId="29FB85C4" wp14:editId="04D4FBDB">
+            <wp:extent cx="5400040" cy="4613910"/>
+            <wp:effectExtent l="0" t="0" r="0" b="0"/>
+            <wp:docPr id="896904260" name="Picture 1"/>
+            <wp:cNvGraphicFramePr>
+              <a:graphicFrameLocks xmlns:a="http://schemas.openxmlformats.org/drawingml/2006/main" noChangeAspect="1"/>
+            </wp:cNvGraphicFramePr>
+            <a:graphic xmlns:a="http://schemas.openxmlformats.org/drawingml/2006/main">
+              <a:graphicData uri="http://schemas.openxmlformats.org/drawingml/2006/picture">
+                <pic:pic xmlns:pic="http://schemas.openxmlformats.org/drawingml/2006/picture">
+                  <pic:nvPicPr>
+                    <pic:cNvPr id="896904260" name=""/>
+                    <pic:cNvPicPr/>
+                  </pic:nvPicPr>
+                  <pic:blipFill>
+                    <a:blip r:embed="rId6"/>
+                    <a:stretch>
+                      <a:fillRect/>
+                    </a:stretch>
+                  </pic:blipFill>
+                  <pic:spPr>
+                    <a:xfrm>
+                      <a:off x="0" y="0"/>
+                      <a:ext cx="5400040" cy="4613910"/>
+                    </a:xfrm>
+                    <a:prstGeom prst="rect">
+                      <a:avLst/>
+                    </a:prstGeom>
+                  </pic:spPr>
+                </pic:pic>
+              </a:graphicData>
+            </a:graphic>
+          </wp:inline>
+        </w:drawing>
+      </w:r>
+    </w:p>
+    <w:p>
+      <w:pPr>
+        <w:pStyle w:val="Caption"/>
+        <w:jc w:val="center"/>
+        <w:rPr>
+          <w:rFonts w:ascii="Times New Roman" w:hAnsi="Times New Roman" w:cs="Times New Roman"/>
+          <w:i w:val="0"/>
+          <w:iCs w:val="0"/>
+          <w:color w:val="000000" w:themeColor="text1"/>
+          <w:sz w:val="20"/>
+          <w:szCs w:val="20"/>
+        </w:rPr>
+      </w:pPr>
+      <w:r>
+        <w:rPr>
+          <w:rFonts w:ascii="Times New Roman" w:hAnsi="Times New Roman" w:cs="Times New Roman"/>
+          <w:i w:val="0"/>
+          <w:iCs w:val="0"/>
+          <w:color w:val="000000" w:themeColor="text1"/>
+          <w:sz w:val="20"/>
+          <w:szCs w:val="20"/>
+        </w:rPr>
+        <w:t xml:space="preserve">Figura </w:t>
+      </w:r>
+      <w:r>
+        <w:rPr>
+          <w:rFonts w:ascii="Times New Roman" w:hAnsi="Times New Roman" w:cs="Times New Roman"/>
+          <w:i w:val="0"/>
+          <w:iCs w:val="0"/>
+          <w:color w:val="000000" w:themeColor="text1"/>
+          <w:sz w:val="20"/>
+          <w:szCs w:val="20"/>
+        </w:rPr>
+        <w:t>2</w:t>
+      </w:r>
+      <w:r>
+        <w:rPr>
+          <w:rFonts w:ascii="Times New Roman" w:hAnsi="Times New Roman" w:cs="Times New Roman"/>
+          <w:i w:val="0"/>
+          <w:iCs w:val="0"/>
+          <w:color w:val="000000" w:themeColor="text1"/>
+          <w:sz w:val="20"/>
+          <w:szCs w:val="20"/>
+        </w:rPr>
+        <w:t xml:space="preserve"> </w:t>
+      </w:r>
+      <w:r>
+        <w:rPr>
+          <w:rFonts w:ascii="Times New Roman" w:hAnsi="Times New Roman" w:cs="Times New Roman"/>
+          <w:i w:val="0"/>
+          <w:iCs w:val="0"/>
+          <w:color w:val="000000" w:themeColor="text1"/>
+          <w:sz w:val="20"/>
+          <w:szCs w:val="20"/>
+        </w:rPr>
+        <w:t>–</w:t>
+      </w:r>
+      <w:r>
+        <w:rPr>
+          <w:rFonts w:ascii="Times New Roman" w:hAnsi="Times New Roman" w:cs="Times New Roman"/>
+          <w:i w:val="0"/>
+          <w:iCs w:val="0"/>
+          <w:color w:val="000000" w:themeColor="text1"/>
+          <w:sz w:val="20"/>
+          <w:szCs w:val="20"/>
+        </w:rPr>
+        <w:t xml:space="preserve"> </w:t>
+      </w:r>
+      <w:proofErr w:type="spellStart"/>
+      <w:r>
+        <w:rPr>
+          <w:rFonts w:ascii="Times New Roman" w:hAnsi="Times New Roman" w:cs="Times New Roman"/>
+          <w:color w:val="000000" w:themeColor="text1"/>
+          <w:sz w:val="20"/>
+          <w:szCs w:val="20"/>
+        </w:rPr>
+        <w:t>Schema</w:t>
+      </w:r>
+      <w:proofErr w:type="spellEnd"/>
+      <w:r>
+        <w:rPr>
+          <w:rFonts w:ascii="Times New Roman" w:hAnsi="Times New Roman" w:cs="Times New Roman"/>
+          <w:color w:val="000000" w:themeColor="text1"/>
+          <w:sz w:val="20"/>
+          <w:szCs w:val="20"/>
+        </w:rPr>
+        <w:t xml:space="preserve"> dashboard</w:t>
+      </w:r>
+      <w:r>
+        <w:rPr>
+          <w:rFonts w:ascii="Times New Roman" w:hAnsi="Times New Roman" w:cs="Times New Roman"/>
+          <w:i w:val="0"/>
+          <w:iCs w:val="0"/>
+          <w:color w:val="000000" w:themeColor="text1"/>
+          <w:sz w:val="20"/>
+          <w:szCs w:val="20"/>
+        </w:rPr>
+        <w:t xml:space="preserve"> </w:t>
+      </w:r>
+      <w:r>
+        <w:rPr>
+          <w:rFonts w:ascii="Times New Roman" w:hAnsi="Times New Roman" w:cs="Times New Roman"/>
+          <w:i w:val="0"/>
+          <w:iCs w:val="0"/>
+          <w:color w:val="000000" w:themeColor="text1"/>
+          <w:sz w:val="20"/>
+          <w:szCs w:val="20"/>
+        </w:rPr>
+        <w:t>BanVic</w:t>
+      </w:r>
+    </w:p>
+    <w:p>
+      <w:pPr>
+        <w:pStyle w:val="ListParagraph"/>
+        <w:numPr>
+          <w:ilvl w:val="0"/>
+          <w:numId w:val="5"/>
+        </w:numPr>
+        <w:spacing w:line="360" w:lineRule="auto"/>
+        <w:jc w:val="both"/>
+        <w:rPr>
+          <w:rFonts w:ascii="Times New Roman" w:hAnsi="Times New Roman" w:cs="Times New Roman"/>
+          <w:b/>
+          <w:bCs/>
+        </w:rPr>
+      </w:pPr>
+      <w:r>
+        <w:rPr>
+          <w:rFonts w:ascii="Times New Roman" w:hAnsi="Times New Roman" w:cs="Times New Roman"/>
+          <w:b/>
+          <w:bCs/>
+        </w:rPr>
+        <w:t xml:space="preserve">Padronização e definição do </w:t>
+      </w:r>
+      <w:proofErr w:type="spellStart"/>
+      <w:r>
+        <w:rPr>
+          <w:rFonts w:ascii="Times New Roman" w:hAnsi="Times New Roman" w:cs="Times New Roman"/>
+          <w:b/>
+          <w:bCs/>
+          <w:i/>
+          <w:iCs/>
+        </w:rPr>
+        <w:t>schema</w:t>
+      </w:r>
+      <w:proofErr w:type="spellEnd"/>
+    </w:p>
+    <w:p>
+      <w:pPr>
+        <w:spacing w:line="360" w:lineRule="auto"/>
+        <w:ind w:firstLine="708"/>
+        <w:jc w:val="both"/>
+        <w:rPr>
+          <w:rFonts w:ascii="Times New Roman" w:hAnsi="Times New Roman" w:cs="Times New Roman"/>
+        </w:rPr>
+      </w:pPr>
+      <w:r>
+        <w:rPr>
+          <w:rFonts w:ascii="Times New Roman" w:hAnsi="Times New Roman" w:cs="Times New Roman"/>
+        </w:rPr>
+        <w:t xml:space="preserve">Durante a preparação do </w:t>
+      </w:r>
+      <w:proofErr w:type="spellStart"/>
+      <w:r>
+        <w:rPr>
+          <w:rFonts w:ascii="Times New Roman" w:hAnsi="Times New Roman" w:cs="Times New Roman"/>
+          <w:i/>
+          <w:iCs/>
+        </w:rPr>
+        <w:t>schema</w:t>
+      </w:r>
+      <w:proofErr w:type="spellEnd"/>
+      <w:r>
+        <w:rPr>
+          <w:rFonts w:ascii="Times New Roman" w:hAnsi="Times New Roman" w:cs="Times New Roman"/>
+        </w:rPr>
+        <w:t xml:space="preserve"> e antes do carregamento no PostgreSQL, foram aplicadas regras de tipagem e tratamento aos campos das fontes principais.</w:t>
+      </w:r>
+    </w:p>
+    <w:tbl>
+      <w:tblPr>
+        <w:tblStyle w:val="ListTable4"/>
+        <w:tblW w:w="0" w:type="auto"/>
+        <w:tblLook w:val="04A0" w:firstRow="1" w:lastRow="0" w:firstColumn="1" w:lastColumn="0" w:noHBand="0" w:noVBand="1"/>
+      </w:tblPr>
+      <w:tblGrid>
+        <w:gridCol w:w="2098"/>
+        <w:gridCol w:w="1888"/>
+        <w:gridCol w:w="4508"/>
+      </w:tblGrid>
+      <w:tr>
+        <w:trPr>
+          <w:cnfStyle w:val="100000000000" w:firstRow="1" w:lastRow="0" w:firstColumn="0" w:lastColumn="0" w:oddVBand="0" w:evenVBand="0" w:oddHBand="0" w:evenHBand="0" w:firstRowFirstColumn="0" w:firstRowLastColumn="0" w:lastRowFirstColumn="0" w:lastRowLastColumn="0"/>
+        </w:trPr>
+        <w:tc>
+          <w:tcPr>
+            <w:cnfStyle w:val="001000000000" w:firstRow="0" w:lastRow="0" w:firstColumn="1" w:lastColumn="0" w:oddVBand="0" w:evenVBand="0" w:oddHBand="0" w:evenHBand="0" w:firstRowFirstColumn="0" w:firstRowLastColumn="0" w:lastRowFirstColumn="0" w:lastRowLastColumn="0"/>
+            <w:tcW w:w="0" w:type="auto"/>
+            <w:hideMark/>
+          </w:tcPr>
+          <w:p>
+            <w:pPr>
+              <w:spacing w:after="160" w:line="360" w:lineRule="auto"/>
+              <w:jc w:val="center"/>
+              <w:rPr>
+                <w:rFonts w:ascii="Times New Roman" w:hAnsi="Times New Roman" w:cs="Times New Roman"/>
+                <w:sz w:val="20"/>
+                <w:szCs w:val="20"/>
+              </w:rPr>
+            </w:pPr>
+            <w:r>
+              <w:rPr>
+                <w:rFonts w:ascii="Times New Roman" w:hAnsi="Times New Roman" w:cs="Times New Roman"/>
+                <w:sz w:val="20"/>
+                <w:szCs w:val="20"/>
+              </w:rPr>
+              <w:t>Tratamento</w:t>
+            </w:r>
+          </w:p>
+        </w:tc>
+        <w:tc>
+          <w:tcPr>
+            <w:tcW w:w="0" w:type="auto"/>
+            <w:hideMark/>
+          </w:tcPr>
+          <w:p>
+            <w:pPr>
+              <w:spacing w:after="160" w:line="360" w:lineRule="auto"/>
+              <w:jc w:val="center"/>
+              <w:cnfStyle w:val="100000000000" w:firstRow="1" w:lastRow="0" w:firstColumn="0" w:lastColumn="0" w:oddVBand="0" w:evenVBand="0" w:oddHBand="0" w:evenHBand="0" w:firstRowFirstColumn="0" w:firstRowLastColumn="0" w:lastRowFirstColumn="0" w:lastRowLastColumn="0"/>
+              <w:rPr>
+                <w:rFonts w:ascii="Times New Roman" w:hAnsi="Times New Roman" w:cs="Times New Roman"/>
+                <w:sz w:val="20"/>
+                <w:szCs w:val="20"/>
+              </w:rPr>
+            </w:pPr>
+            <w:r>
+              <w:rPr>
+                <w:rFonts w:ascii="Times New Roman" w:hAnsi="Times New Roman" w:cs="Times New Roman"/>
+                <w:sz w:val="20"/>
+                <w:szCs w:val="20"/>
+              </w:rPr>
+              <w:t>Regra aplicada</w:t>
+            </w:r>
+          </w:p>
+        </w:tc>
+        <w:tc>
+          <w:tcPr>
+            <w:tcW w:w="0" w:type="auto"/>
+            <w:hideMark/>
+          </w:tcPr>
+          <w:p>
+            <w:pPr>
+              <w:spacing w:after="160" w:line="360" w:lineRule="auto"/>
+              <w:jc w:val="center"/>
+              <w:cnfStyle w:val="100000000000" w:firstRow="1" w:lastRow="0" w:firstColumn="0" w:lastColumn="0" w:oddVBand="0" w:evenVBand="0" w:oddHBand="0" w:evenHBand="0" w:firstRowFirstColumn="0" w:firstRowLastColumn="0" w:lastRowFirstColumn="0" w:lastRowLastColumn="0"/>
+              <w:rPr>
+                <w:rFonts w:ascii="Times New Roman" w:hAnsi="Times New Roman" w:cs="Times New Roman"/>
+                <w:sz w:val="20"/>
+                <w:szCs w:val="20"/>
+              </w:rPr>
+            </w:pPr>
+            <w:r>
+              <w:rPr>
+                <w:rFonts w:ascii="Times New Roman" w:hAnsi="Times New Roman" w:cs="Times New Roman"/>
+                <w:sz w:val="20"/>
+                <w:szCs w:val="20"/>
+              </w:rPr>
+              <w:t>Finalidade</w:t>
+            </w:r>
+          </w:p>
+        </w:tc>
+      </w:tr>
+      <w:tr>
+        <w:trPr>
+          <w:cnfStyle w:val="000000100000" w:firstRow="0" w:lastRow="0" w:firstColumn="0" w:lastColumn="0" w:oddVBand="0" w:evenVBand="0" w:oddHBand="1" w:evenHBand="0" w:firstRowFirstColumn="0" w:firstRowLastColumn="0" w:lastRowFirstColumn="0" w:lastRowLastColumn="0"/>
+        </w:trPr>
+        <w:tc>
+          <w:tcPr>
+            <w:cnfStyle w:val="001000000000" w:firstRow="0" w:lastRow="0" w:firstColumn="1" w:lastColumn="0" w:oddVBand="0" w:evenVBand="0" w:oddHBand="0" w:evenHBand="0" w:firstRowFirstColumn="0" w:firstRowLastColumn="0" w:lastRowFirstColumn="0" w:lastRowLastColumn="0"/>
+            <w:tcW w:w="0" w:type="auto"/>
+            <w:hideMark/>
+          </w:tcPr>
+          <w:p>
+            <w:pPr>
+              <w:spacing w:after="160" w:line="360" w:lineRule="auto"/>
+              <w:rPr>
+                <w:rFonts w:ascii="Times New Roman" w:hAnsi="Times New Roman" w:cs="Times New Roman"/>
+                <w:sz w:val="20"/>
+                <w:szCs w:val="20"/>
+              </w:rPr>
+            </w:pPr>
+            <w:r>
+              <w:rPr>
+                <w:rFonts w:ascii="Times New Roman" w:hAnsi="Times New Roman" w:cs="Times New Roman"/>
+                <w:sz w:val="20"/>
+                <w:szCs w:val="20"/>
+              </w:rPr>
+              <w:t>Campos de data</w:t>
+            </w:r>
+          </w:p>
+        </w:tc>
+        <w:tc>
+          <w:tcPr>
+            <w:tcW w:w="0" w:type="auto"/>
+            <w:hideMark/>
+          </w:tcPr>
+          <w:p>
+            <w:pPr>
+              <w:spacing w:after="160" w:line="360" w:lineRule="auto"/>
+              <w:cnfStyle w:val="000000100000" w:firstRow="0" w:lastRow="0" w:firstColumn="0" w:lastColumn="0" w:oddVBand="0" w:evenVBand="0" w:oddHBand="1" w:evenHBand="0" w:firstRowFirstColumn="0" w:firstRowLastColumn="0" w:lastRowFirstColumn="0" w:lastRowLastColumn="0"/>
+              <w:rPr>
+                <w:rFonts w:ascii="Times New Roman" w:hAnsi="Times New Roman" w:cs="Times New Roman"/>
+                <w:sz w:val="20"/>
+                <w:szCs w:val="20"/>
+              </w:rPr>
+            </w:pPr>
+            <w:r>
+              <w:rPr>
+                <w:rFonts w:ascii="Times New Roman" w:hAnsi="Times New Roman" w:cs="Times New Roman"/>
+                <w:sz w:val="20"/>
+                <w:szCs w:val="20"/>
+              </w:rPr>
+              <w:t>Padronizados para o tipo Data/Hora (</w:t>
+            </w:r>
+            <w:proofErr w:type="spellStart"/>
+            <w:r>
+              <w:rPr>
+                <w:rFonts w:ascii="Times New Roman" w:hAnsi="Times New Roman" w:cs="Times New Roman"/>
+                <w:sz w:val="20"/>
+                <w:szCs w:val="20"/>
+              </w:rPr>
+              <w:t>datetime</w:t>
+            </w:r>
+            <w:proofErr w:type="spellEnd"/>
+            <w:r>
+              <w:rPr>
+                <w:rFonts w:ascii="Times New Roman" w:hAnsi="Times New Roman" w:cs="Times New Roman"/>
+                <w:sz w:val="20"/>
+                <w:szCs w:val="20"/>
+              </w:rPr>
+              <w:t>)</w:t>
+            </w:r>
+          </w:p>
+        </w:tc>
+        <w:tc>
+          <w:tcPr>
+            <w:tcW w:w="0" w:type="auto"/>
+            <w:hideMark/>
+          </w:tcPr>
+          <w:p>
+            <w:pPr>
+              <w:spacing w:after="160" w:line="360" w:lineRule="auto"/>
+              <w:cnfStyle w:val="000000100000" w:firstRow="0" w:lastRow="0" w:firstColumn="0" w:lastColumn="0" w:oddVBand="0" w:evenVBand="0" w:oddHBand="1" w:evenHBand="0" w:firstRowFirstColumn="0" w:firstRowLastColumn="0" w:lastRowFirstColumn="0" w:lastRowLastColumn="0"/>
+              <w:rPr>
+                <w:rFonts w:ascii="Times New Roman" w:hAnsi="Times New Roman" w:cs="Times New Roman"/>
+                <w:sz w:val="20"/>
+                <w:szCs w:val="20"/>
+              </w:rPr>
+            </w:pPr>
+            <w:r>
+              <w:rPr>
+                <w:rFonts w:ascii="Times New Roman" w:hAnsi="Times New Roman" w:cs="Times New Roman"/>
+                <w:sz w:val="20"/>
+                <w:szCs w:val="20"/>
+              </w:rPr>
+              <w:t>Garantir consistência temporal e permitir análises por período.</w:t>
+            </w:r>
+          </w:p>
+        </w:tc>
+      </w:tr>
+      <w:tr>
+        <w:tc>
+          <w:tcPr>
+            <w:cnfStyle w:val="001000000000" w:firstRow="0" w:lastRow="0" w:firstColumn="1" w:lastColumn="0" w:oddVBand="0" w:evenVBand="0" w:oddHBand="0" w:evenHBand="0" w:firstRowFirstColumn="0" w:firstRowLastColumn="0" w:lastRowFirstColumn="0" w:lastRowLastColumn="0"/>
+            <w:tcW w:w="0" w:type="auto"/>
+            <w:hideMark/>
+          </w:tcPr>
+          <w:p>
+            <w:pPr>
+              <w:spacing w:after="160" w:line="360" w:lineRule="auto"/>
+              <w:rPr>
+                <w:rFonts w:ascii="Times New Roman" w:hAnsi="Times New Roman" w:cs="Times New Roman"/>
+                <w:sz w:val="20"/>
+                <w:szCs w:val="20"/>
+              </w:rPr>
+            </w:pPr>
+            <w:r>
+              <w:rPr>
+                <w:rFonts w:ascii="Times New Roman" w:hAnsi="Times New Roman" w:cs="Times New Roman"/>
+                <w:sz w:val="20"/>
+                <w:szCs w:val="20"/>
+              </w:rPr>
+              <w:t>Identificadores (PK e FK)</w:t>
+            </w:r>
+          </w:p>
+        </w:tc>
+        <w:tc>
+          <w:tcPr>
+            <w:tcW w:w="0" w:type="auto"/>
+            <w:hideMark/>
+          </w:tcPr>
+          <w:p>
+            <w:pPr>
+              <w:spacing w:after="160" w:line="360" w:lineRule="auto"/>
+              <w:cnfStyle w:val="000000000000" w:firstRow="0" w:lastRow="0" w:firstColumn="0" w:lastColumn="0" w:oddVBand="0" w:evenVBand="0" w:oddHBand="0" w:evenHBand="0" w:firstRowFirstColumn="0" w:firstRowLastColumn="0" w:lastRowFirstColumn="0" w:lastRowLastColumn="0"/>
+              <w:rPr>
+                <w:rFonts w:ascii="Times New Roman" w:hAnsi="Times New Roman" w:cs="Times New Roman"/>
+                <w:sz w:val="20"/>
+                <w:szCs w:val="20"/>
+              </w:rPr>
+            </w:pPr>
+            <w:r>
+              <w:rPr>
+                <w:rFonts w:ascii="Times New Roman" w:hAnsi="Times New Roman" w:cs="Times New Roman"/>
+                <w:sz w:val="20"/>
+                <w:szCs w:val="20"/>
+              </w:rPr>
+              <w:t>Definidos como texto (</w:t>
+            </w:r>
+            <w:proofErr w:type="spellStart"/>
+            <w:r>
+              <w:rPr>
+                <w:rFonts w:ascii="Times New Roman" w:hAnsi="Times New Roman" w:cs="Times New Roman"/>
+                <w:sz w:val="20"/>
+                <w:szCs w:val="20"/>
+              </w:rPr>
+              <w:t>text</w:t>
+            </w:r>
+            <w:proofErr w:type="spellEnd"/>
+            <w:r>
+              <w:rPr>
+                <w:rFonts w:ascii="Times New Roman" w:hAnsi="Times New Roman" w:cs="Times New Roman"/>
+                <w:sz w:val="20"/>
+                <w:szCs w:val="20"/>
+              </w:rPr>
+              <w:t>)</w:t>
+            </w:r>
+          </w:p>
+        </w:tc>
+        <w:tc>
+          <w:tcPr>
+            <w:tcW w:w="0" w:type="auto"/>
+            <w:hideMark/>
+          </w:tcPr>
+          <w:p>
+            <w:pPr>
+              <w:spacing w:after="160" w:line="360" w:lineRule="auto"/>
+              <w:cnfStyle w:val="000000000000" w:firstRow="0" w:lastRow="0" w:firstColumn="0" w:lastColumn="0" w:oddVBand="0" w:evenVBand="0" w:oddHBand="0" w:evenHBand="0" w:firstRowFirstColumn="0" w:firstRowLastColumn="0" w:lastRowFirstColumn="0" w:lastRowLastColumn="0"/>
+              <w:rPr>
+                <w:rFonts w:ascii="Times New Roman" w:hAnsi="Times New Roman" w:cs="Times New Roman"/>
+                <w:sz w:val="20"/>
+                <w:szCs w:val="20"/>
+              </w:rPr>
+            </w:pPr>
+            <w:r>
+              <w:rPr>
+                <w:rFonts w:ascii="Times New Roman" w:hAnsi="Times New Roman" w:cs="Times New Roman"/>
+                <w:sz w:val="20"/>
+                <w:szCs w:val="20"/>
+              </w:rPr>
+              <w:t>Padronizar os campos utilizados nos relacionamentos entre as tabelas.</w:t>
+            </w:r>
+          </w:p>
+        </w:tc>
+      </w:tr>
+      <w:tr>
+        <w:trPr>
+          <w:cnfStyle w:val="000000100000" w:firstRow="0" w:lastRow="0" w:firstColumn="0" w:lastColumn="0" w:oddVBand="0" w:evenVBand="0" w:oddHBand="1" w:evenHBand="0" w:firstRowFirstColumn="0" w:firstRowLastColumn="0" w:lastRowFirstColumn="0" w:lastRowLastColumn="0"/>
+        </w:trPr>
+        <w:tc>
+          <w:tcPr>
+            <w:cnfStyle w:val="001000000000" w:firstRow="0" w:lastRow="0" w:firstColumn="1" w:lastColumn="0" w:oddVBand="0" w:evenVBand="0" w:oddHBand="0" w:evenHBand="0" w:firstRowFirstColumn="0" w:firstRowLastColumn="0" w:lastRowFirstColumn="0" w:lastRowLastColumn="0"/>
+            <w:tcW w:w="0" w:type="auto"/>
+            <w:hideMark/>
+          </w:tcPr>
+          <w:p>
+            <w:pPr>
+              <w:spacing w:after="160" w:line="360" w:lineRule="auto"/>
+              <w:rPr>
+                <w:rFonts w:ascii="Times New Roman" w:hAnsi="Times New Roman" w:cs="Times New Roman"/>
+                <w:sz w:val="20"/>
+                <w:szCs w:val="20"/>
+              </w:rPr>
+            </w:pPr>
+            <w:r>
+              <w:rPr>
+                <w:rFonts w:ascii="Times New Roman" w:hAnsi="Times New Roman" w:cs="Times New Roman"/>
+                <w:sz w:val="20"/>
+                <w:szCs w:val="20"/>
+              </w:rPr>
+              <w:t>Valores monetários</w:t>
+            </w:r>
+          </w:p>
+        </w:tc>
+        <w:tc>
+          <w:tcPr>
+            <w:tcW w:w="0" w:type="auto"/>
+            <w:hideMark/>
+          </w:tcPr>
+          <w:p>
+            <w:pPr>
+              <w:spacing w:after="160" w:line="360" w:lineRule="auto"/>
+              <w:cnfStyle w:val="000000100000" w:firstRow="0" w:lastRow="0" w:firstColumn="0" w:lastColumn="0" w:oddVBand="0" w:evenVBand="0" w:oddHBand="1" w:evenHBand="0" w:firstRowFirstColumn="0" w:firstRowLastColumn="0" w:lastRowFirstColumn="0" w:lastRowLastColumn="0"/>
+              <w:rPr>
+                <w:rFonts w:ascii="Times New Roman" w:hAnsi="Times New Roman" w:cs="Times New Roman"/>
+                <w:sz w:val="20"/>
+                <w:szCs w:val="20"/>
+              </w:rPr>
+            </w:pPr>
+            <w:r>
+              <w:rPr>
+                <w:rFonts w:ascii="Times New Roman" w:hAnsi="Times New Roman" w:cs="Times New Roman"/>
+                <w:sz w:val="20"/>
+                <w:szCs w:val="20"/>
+              </w:rPr>
+              <w:t xml:space="preserve">Definidos como </w:t>
+            </w:r>
+            <w:proofErr w:type="spellStart"/>
+            <w:r>
+              <w:rPr>
+                <w:rFonts w:ascii="Times New Roman" w:hAnsi="Times New Roman" w:cs="Times New Roman"/>
+                <w:sz w:val="20"/>
+                <w:szCs w:val="20"/>
+              </w:rPr>
+              <w:t>float</w:t>
+            </w:r>
+            <w:proofErr w:type="spellEnd"/>
+          </w:p>
+        </w:tc>
+        <w:tc>
+          <w:tcPr>
+            <w:tcW w:w="0" w:type="auto"/>
+            <w:hideMark/>
+          </w:tcPr>
+          <w:p>
+            <w:pPr>
+              <w:spacing w:after="160" w:line="360" w:lineRule="auto"/>
+              <w:cnfStyle w:val="000000100000" w:firstRow="0" w:lastRow="0" w:firstColumn="0" w:lastColumn="0" w:oddVBand="0" w:evenVBand="0" w:oddHBand="1" w:evenHBand="0" w:firstRowFirstColumn="0" w:firstRowLastColumn="0" w:lastRowFirstColumn="0" w:lastRowLastColumn="0"/>
+              <w:rPr>
+                <w:rFonts w:ascii="Times New Roman" w:hAnsi="Times New Roman" w:cs="Times New Roman"/>
+                <w:sz w:val="20"/>
+                <w:szCs w:val="20"/>
+              </w:rPr>
+            </w:pPr>
+            <w:r>
+              <w:rPr>
+                <w:rFonts w:ascii="Times New Roman" w:hAnsi="Times New Roman" w:cs="Times New Roman"/>
+                <w:sz w:val="20"/>
+                <w:szCs w:val="20"/>
+              </w:rPr>
+              <w:t>Permitir cálculos, agregações e análises financeiras.</w:t>
+            </w:r>
+          </w:p>
+        </w:tc>
+      </w:tr>
+      <w:tr>
+        <w:tc>
+          <w:tcPr>
+            <w:cnfStyle w:val="001000000000" w:firstRow="0" w:lastRow="0" w:firstColumn="1" w:lastColumn="0" w:oddVBand="0" w:evenVBand="0" w:oddHBand="0" w:evenHBand="0" w:firstRowFirstColumn="0" w:firstRowLastColumn="0" w:lastRowFirstColumn="0" w:lastRowLastColumn="0"/>
+            <w:tcW w:w="0" w:type="auto"/>
+            <w:hideMark/>
+          </w:tcPr>
+          <w:p>
+            <w:pPr>
+              <w:spacing w:after="160" w:line="360" w:lineRule="auto"/>
+              <w:rPr>
+                <w:rFonts w:ascii="Times New Roman" w:hAnsi="Times New Roman" w:cs="Times New Roman"/>
+                <w:sz w:val="20"/>
+                <w:szCs w:val="20"/>
+              </w:rPr>
+            </w:pPr>
+            <w:r>
+              <w:rPr>
+                <w:rFonts w:ascii="Times New Roman" w:hAnsi="Times New Roman" w:cs="Times New Roman"/>
+                <w:sz w:val="20"/>
+                <w:szCs w:val="20"/>
+              </w:rPr>
+              <w:lastRenderedPageBreak/>
+              <w:t>Flag de anomalia</w:t>
+            </w:r>
+            <w:r>
+              <w:rPr>
+                <w:rFonts w:ascii="Times New Roman" w:hAnsi="Times New Roman" w:cs="Times New Roman"/>
+                <w:sz w:val="20"/>
+                <w:szCs w:val="20"/>
+              </w:rPr>
+              <w:t xml:space="preserve"> (oculto no</w:t>
+            </w:r>
+            <w:r>
+              <w:rPr>
+                <w:rFonts w:ascii="Times New Roman" w:hAnsi="Times New Roman" w:cs="Times New Roman"/>
+                <w:sz w:val="20"/>
+                <w:szCs w:val="20"/>
+              </w:rPr>
+              <w:t xml:space="preserve"> </w:t>
+            </w:r>
+            <w:proofErr w:type="spellStart"/>
+            <w:r>
+              <w:rPr>
+                <w:rFonts w:ascii="Times New Roman" w:hAnsi="Times New Roman" w:cs="Times New Roman"/>
+                <w:i/>
+                <w:iCs/>
+                <w:sz w:val="20"/>
+                <w:szCs w:val="20"/>
+              </w:rPr>
+              <w:t>sidebar</w:t>
+            </w:r>
+            <w:proofErr w:type="spellEnd"/>
+            <w:r>
+              <w:rPr>
+                <w:rFonts w:ascii="Times New Roman" w:hAnsi="Times New Roman" w:cs="Times New Roman"/>
+                <w:sz w:val="20"/>
+                <w:szCs w:val="20"/>
+              </w:rPr>
+              <w:t xml:space="preserve"> de</w:t>
+            </w:r>
+            <w:r>
+              <w:rPr>
+                <w:rFonts w:ascii="Times New Roman" w:hAnsi="Times New Roman" w:cs="Times New Roman"/>
+                <w:sz w:val="20"/>
+                <w:szCs w:val="20"/>
+              </w:rPr>
+              <w:t xml:space="preserve"> filtros da página)</w:t>
+            </w:r>
+          </w:p>
+        </w:tc>
+        <w:tc>
+          <w:tcPr>
+            <w:tcW w:w="0" w:type="auto"/>
+            <w:hideMark/>
+          </w:tcPr>
+          <w:p>
+            <w:pPr>
+              <w:spacing w:after="160" w:line="360" w:lineRule="auto"/>
+              <w:cnfStyle w:val="000000000000" w:firstRow="0" w:lastRow="0" w:firstColumn="0" w:lastColumn="0" w:oddVBand="0" w:evenVBand="0" w:oddHBand="0" w:evenHBand="0" w:firstRowFirstColumn="0" w:firstRowLastColumn="0" w:lastRowFirstColumn="0" w:lastRowLastColumn="0"/>
+              <w:rPr>
+                <w:rFonts w:ascii="Times New Roman" w:hAnsi="Times New Roman" w:cs="Times New Roman"/>
+                <w:sz w:val="20"/>
+                <w:szCs w:val="20"/>
+              </w:rPr>
+            </w:pPr>
+            <w:r>
+              <w:rPr>
+                <w:rFonts w:ascii="Times New Roman" w:hAnsi="Times New Roman" w:cs="Times New Roman"/>
+                <w:sz w:val="20"/>
+                <w:szCs w:val="20"/>
+              </w:rPr>
+              <w:t xml:space="preserve">Criada a coluna booleana </w:t>
+            </w:r>
+            <w:r>
+              <w:rPr>
+                <w:rFonts w:ascii="Times New Roman" w:hAnsi="Times New Roman" w:cs="Times New Roman"/>
+                <w:sz w:val="20"/>
+                <w:szCs w:val="20"/>
+              </w:rPr>
+              <w:t>“</w:t>
+            </w:r>
+            <w:r>
+              <w:rPr>
+                <w:rFonts w:ascii="Times New Roman" w:hAnsi="Times New Roman" w:cs="Times New Roman"/>
+                <w:sz w:val="20"/>
+                <w:szCs w:val="20"/>
+              </w:rPr>
+              <w:t>anomalia</w:t>
+            </w:r>
+            <w:r>
+              <w:rPr>
+                <w:rFonts w:ascii="Times New Roman" w:hAnsi="Times New Roman" w:cs="Times New Roman"/>
+                <w:sz w:val="20"/>
+                <w:szCs w:val="20"/>
+              </w:rPr>
+              <w:t>”</w:t>
+            </w:r>
+            <w:r>
+              <w:rPr>
+                <w:rFonts w:ascii="Times New Roman" w:hAnsi="Times New Roman" w:cs="Times New Roman"/>
+                <w:sz w:val="20"/>
+                <w:szCs w:val="20"/>
+              </w:rPr>
+              <w:t xml:space="preserve"> na tabela de contas</w:t>
+            </w:r>
+          </w:p>
+        </w:tc>
+        <w:tc>
+          <w:tcPr>
+            <w:tcW w:w="0" w:type="auto"/>
+            <w:hideMark/>
+          </w:tcPr>
+          <w:p>
+            <w:pPr>
+              <w:spacing w:after="160" w:line="360" w:lineRule="auto"/>
+              <w:cnfStyle w:val="000000000000" w:firstRow="0" w:lastRow="0" w:firstColumn="0" w:lastColumn="0" w:oddVBand="0" w:evenVBand="0" w:oddHBand="0" w:evenHBand="0" w:firstRowFirstColumn="0" w:firstRowLastColumn="0" w:lastRowFirstColumn="0" w:lastRowLastColumn="0"/>
+              <w:rPr>
+                <w:rFonts w:ascii="Times New Roman" w:hAnsi="Times New Roman" w:cs="Times New Roman"/>
+                <w:sz w:val="20"/>
+                <w:szCs w:val="20"/>
+              </w:rPr>
+            </w:pPr>
+            <w:r>
+              <w:rPr>
+                <w:rFonts w:ascii="Times New Roman" w:hAnsi="Times New Roman" w:cs="Times New Roman"/>
+                <w:sz w:val="20"/>
+                <w:szCs w:val="20"/>
+              </w:rPr>
+              <w:t>Identificar e permitir a filtragem da conta 528</w:t>
+            </w:r>
+            <w:r>
+              <w:rPr>
+                <w:rFonts w:ascii="Times New Roman" w:hAnsi="Times New Roman" w:cs="Times New Roman"/>
+                <w:sz w:val="20"/>
+                <w:szCs w:val="20"/>
+              </w:rPr>
+              <w:t>*</w:t>
+            </w:r>
+            <w:r>
+              <w:rPr>
+                <w:rFonts w:ascii="Times New Roman" w:hAnsi="Times New Roman" w:cs="Times New Roman"/>
+                <w:sz w:val="20"/>
+                <w:szCs w:val="20"/>
+              </w:rPr>
+              <w:t xml:space="preserve"> (e possíveis novas contas que surgirem iguais)</w:t>
+            </w:r>
+            <w:r>
+              <w:rPr>
+                <w:rFonts w:ascii="Times New Roman" w:hAnsi="Times New Roman" w:cs="Times New Roman"/>
+                <w:sz w:val="20"/>
+                <w:szCs w:val="20"/>
+              </w:rPr>
+              <w:t>, que não possui cliente correspondente na base de clientes, evitando sua inclusão indevida em análises que dependem desse relacionamento.</w:t>
+            </w:r>
+          </w:p>
+        </w:tc>
+      </w:tr>
+    </w:tbl>
+    <w:p>
+      <w:pPr>
+        <w:spacing w:line="360" w:lineRule="auto"/>
+        <w:jc w:val="both"/>
+        <w:rPr>
+          <w:rFonts w:ascii="Times New Roman" w:hAnsi="Times New Roman" w:cs="Times New Roman"/>
+          <w:b/>
+          <w:bCs/>
+          <w:sz w:val="20"/>
+          <w:szCs w:val="20"/>
+        </w:rPr>
+      </w:pPr>
+    </w:p>
+    <w:p>
+      <w:pPr>
+        <w:spacing w:line="360" w:lineRule="auto"/>
+        <w:jc w:val="both"/>
+        <w:rPr>
+          <w:rFonts w:ascii="Times New Roman" w:hAnsi="Times New Roman" w:cs="Times New Roman"/>
+          <w:sz w:val="20"/>
+          <w:szCs w:val="20"/>
+        </w:rPr>
+      </w:pPr>
+      <w:r>
+        <w:rPr>
+          <w:rFonts w:ascii="Times New Roman" w:hAnsi="Times New Roman" w:cs="Times New Roman"/>
+          <w:b/>
+          <w:bCs/>
+          <w:sz w:val="20"/>
+          <w:szCs w:val="20"/>
+        </w:rPr>
+        <w:t>*Nota:</w:t>
+      </w:r>
+      <w:r>
+        <w:rPr>
+          <w:rFonts w:ascii="Times New Roman" w:hAnsi="Times New Roman" w:cs="Times New Roman"/>
+          <w:sz w:val="20"/>
+          <w:szCs w:val="20"/>
+        </w:rPr>
+        <w:t xml:space="preserve"> </w:t>
+      </w:r>
+      <w:r>
+        <w:rPr>
+          <w:rFonts w:ascii="Times New Roman" w:hAnsi="Times New Roman" w:cs="Times New Roman"/>
+          <w:sz w:val="20"/>
+          <w:szCs w:val="20"/>
+        </w:rPr>
+        <w:t>a</w:t>
+      </w:r>
+      <w:r>
+        <w:rPr>
+          <w:rFonts w:ascii="Times New Roman" w:hAnsi="Times New Roman" w:cs="Times New Roman"/>
+          <w:sz w:val="20"/>
+          <w:szCs w:val="20"/>
+        </w:rPr>
+        <w:t xml:space="preserve"> conta 528 foi preservada na base, mantendo a integridade dos dados originais. A utilização de uma flag permite controlar sua participação nas análises sem excluir ou modificar o registro original.</w:t>
+      </w:r>
+    </w:p>
+    <w:p>
+      <w:pPr>
+        <w:pStyle w:val="ListParagraph"/>
+        <w:numPr>
+          <w:ilvl w:val="0"/>
+          <w:numId w:val="5"/>
+        </w:numPr>
+        <w:spacing w:line="360" w:lineRule="auto"/>
+        <w:jc w:val="both"/>
+        <w:rPr>
+          <w:rFonts w:ascii="Times New Roman" w:hAnsi="Times New Roman" w:cs="Times New Roman"/>
+          <w:b/>
+          <w:bCs/>
+        </w:rPr>
+      </w:pPr>
+      <w:r>
+        <w:rPr>
+          <w:rFonts w:ascii="Times New Roman" w:hAnsi="Times New Roman" w:cs="Times New Roman"/>
+          <w:b/>
+          <w:bCs/>
+        </w:rPr>
+        <w:t>Colunas auxiliares criadas em DAX</w:t>
+      </w:r>
+    </w:p>
+    <w:p>
+      <w:pPr>
+        <w:spacing w:line="360" w:lineRule="auto"/>
+        <w:ind w:firstLine="708"/>
+        <w:jc w:val="both"/>
+        <w:rPr>
+          <w:rFonts w:ascii="Times New Roman" w:hAnsi="Times New Roman" w:cs="Times New Roman"/>
+        </w:rPr>
+      </w:pPr>
+      <w:r>
+        <w:rPr>
+          <w:rFonts w:ascii="Times New Roman" w:hAnsi="Times New Roman" w:cs="Times New Roman"/>
+        </w:rPr>
+        <w:t xml:space="preserve">Após o carregamento das fontes no </w:t>
+      </w:r>
+      <w:r>
+        <w:rPr>
+          <w:rFonts w:ascii="Times New Roman" w:hAnsi="Times New Roman" w:cs="Times New Roman"/>
+          <w:i/>
+          <w:iCs/>
+        </w:rPr>
+        <w:t>Power BI</w:t>
+      </w:r>
+      <w:r>
+        <w:rPr>
+          <w:rFonts w:ascii="Times New Roman" w:hAnsi="Times New Roman" w:cs="Times New Roman"/>
+        </w:rPr>
+        <w:t>, foram criadas colunas auxiliares em DAX para suportar classificações específicas e os relacionamentos com as tabelas calendário.</w:t>
+      </w:r>
+    </w:p>
+    <w:tbl>
+      <w:tblPr>
+        <w:tblStyle w:val="ListTable4"/>
+        <w:tblW w:w="0" w:type="auto"/>
+        <w:tblLook w:val="04A0" w:firstRow="1" w:lastRow="0" w:firstColumn="1" w:lastColumn="0" w:noHBand="0" w:noVBand="1"/>
+      </w:tblPr>
+      <w:tblGrid>
+        <w:gridCol w:w="1742"/>
+        <w:gridCol w:w="2904"/>
+        <w:gridCol w:w="3848"/>
+      </w:tblGrid>
+      <w:tr>
+        <w:trPr>
+          <w:cnfStyle w:val="100000000000" w:firstRow="1" w:lastRow="0" w:firstColumn="0" w:lastColumn="0" w:oddVBand="0" w:evenVBand="0" w:oddHBand="0" w:evenHBand="0" w:firstRowFirstColumn="0" w:firstRowLastColumn="0" w:lastRowFirstColumn="0" w:lastRowLastColumn="0"/>
+        </w:trPr>
+        <w:tc>
+          <w:tcPr>
+            <w:cnfStyle w:val="001000000000" w:firstRow="0" w:lastRow="0" w:firstColumn="1" w:lastColumn="0" w:oddVBand="0" w:evenVBand="0" w:oddHBand="0" w:evenHBand="0" w:firstRowFirstColumn="0" w:firstRowLastColumn="0" w:lastRowFirstColumn="0" w:lastRowLastColumn="0"/>
+            <w:tcW w:w="0" w:type="auto"/>
+            <w:hideMark/>
+          </w:tcPr>
+          <w:p>
+            <w:pPr>
+              <w:spacing w:after="160" w:line="360" w:lineRule="auto"/>
+              <w:jc w:val="both"/>
+              <w:rPr>
+                <w:rFonts w:ascii="Times New Roman" w:hAnsi="Times New Roman" w:cs="Times New Roman"/>
+                <w:sz w:val="20"/>
+                <w:szCs w:val="20"/>
+              </w:rPr>
+            </w:pPr>
+            <w:r>
+              <w:rPr>
+                <w:rFonts w:ascii="Times New Roman" w:hAnsi="Times New Roman" w:cs="Times New Roman"/>
+                <w:sz w:val="20"/>
+                <w:szCs w:val="20"/>
+              </w:rPr>
+              <w:t>Fonte</w:t>
+            </w:r>
+          </w:p>
+        </w:tc>
+        <w:tc>
+          <w:tcPr>
+            <w:tcW w:w="0" w:type="auto"/>
+            <w:hideMark/>
+          </w:tcPr>
+          <w:p>
+            <w:pPr>
+              <w:spacing w:after="160" w:line="360" w:lineRule="auto"/>
+              <w:jc w:val="both"/>
+              <w:cnfStyle w:val="100000000000" w:firstRow="1" w:lastRow="0" w:firstColumn="0" w:lastColumn="0" w:oddVBand="0" w:evenVBand="0" w:oddHBand="0" w:evenHBand="0" w:firstRowFirstColumn="0" w:firstRowLastColumn="0" w:lastRowFirstColumn="0" w:lastRowLastColumn="0"/>
+              <w:rPr>
+                <w:rFonts w:ascii="Times New Roman" w:hAnsi="Times New Roman" w:cs="Times New Roman"/>
+                <w:sz w:val="20"/>
+                <w:szCs w:val="20"/>
+              </w:rPr>
+            </w:pPr>
+            <w:r>
+              <w:rPr>
+                <w:rFonts w:ascii="Times New Roman" w:hAnsi="Times New Roman" w:cs="Times New Roman"/>
+                <w:sz w:val="20"/>
+                <w:szCs w:val="20"/>
+              </w:rPr>
+              <w:t>Coluna criada</w:t>
+            </w:r>
+          </w:p>
+        </w:tc>
+        <w:tc>
+          <w:tcPr>
+            <w:tcW w:w="0" w:type="auto"/>
+            <w:hideMark/>
+          </w:tcPr>
+          <w:p>
+            <w:pPr>
+              <w:spacing w:after="160" w:line="360" w:lineRule="auto"/>
+              <w:jc w:val="both"/>
+              <w:cnfStyle w:val="100000000000" w:firstRow="1" w:lastRow="0" w:firstColumn="0" w:lastColumn="0" w:oddVBand="0" w:evenVBand="0" w:oddHBand="0" w:evenHBand="0" w:firstRowFirstColumn="0" w:firstRowLastColumn="0" w:lastRowFirstColumn="0" w:lastRowLastColumn="0"/>
+              <w:rPr>
+                <w:rFonts w:ascii="Times New Roman" w:hAnsi="Times New Roman" w:cs="Times New Roman"/>
+                <w:sz w:val="20"/>
+                <w:szCs w:val="20"/>
+              </w:rPr>
+            </w:pPr>
+            <w:r>
+              <w:rPr>
+                <w:rFonts w:ascii="Times New Roman" w:hAnsi="Times New Roman" w:cs="Times New Roman"/>
+                <w:sz w:val="20"/>
+                <w:szCs w:val="20"/>
+              </w:rPr>
+              <w:t>Definição / Finalidade</w:t>
+            </w:r>
+          </w:p>
+        </w:tc>
+      </w:tr>
+      <w:tr>
+        <w:trPr>
+          <w:cnfStyle w:val="000000100000" w:firstRow="0" w:lastRow="0" w:firstColumn="0" w:lastColumn="0" w:oddVBand="0" w:evenVBand="0" w:oddHBand="1" w:evenHBand="0" w:firstRowFirstColumn="0" w:firstRowLastColumn="0" w:lastRowFirstColumn="0" w:lastRowLastColumn="0"/>
+        </w:trPr>
+        <w:tc>
+          <w:tcPr>
+            <w:cnfStyle w:val="001000000000" w:firstRow="0" w:lastRow="0" w:firstColumn="1" w:lastColumn="0" w:oddVBand="0" w:evenVBand="0" w:oddHBand="0" w:evenHBand="0" w:firstRowFirstColumn="0" w:firstRowLastColumn="0" w:lastRowFirstColumn="0" w:lastRowLastColumn="0"/>
+            <w:tcW w:w="0" w:type="auto"/>
+            <w:hideMark/>
+          </w:tcPr>
+          <w:p>
+            <w:pPr>
+              <w:spacing w:after="160" w:line="360" w:lineRule="auto"/>
+              <w:jc w:val="both"/>
+              <w:rPr>
+                <w:rFonts w:ascii="Times New Roman" w:hAnsi="Times New Roman" w:cs="Times New Roman"/>
+                <w:sz w:val="20"/>
+                <w:szCs w:val="20"/>
+              </w:rPr>
+            </w:pPr>
+            <w:proofErr w:type="spellStart"/>
+            <w:r>
+              <w:rPr>
+                <w:rFonts w:ascii="Times New Roman" w:hAnsi="Times New Roman" w:cs="Times New Roman"/>
+                <w:sz w:val="20"/>
+                <w:szCs w:val="20"/>
+              </w:rPr>
+              <w:t>transacoes</w:t>
+            </w:r>
+            <w:proofErr w:type="spellEnd"/>
+          </w:p>
+        </w:tc>
+        <w:tc>
+          <w:tcPr>
+            <w:tcW w:w="0" w:type="auto"/>
+            <w:hideMark/>
+          </w:tcPr>
+          <w:p>
+            <w:pPr>
+              <w:spacing w:after="160" w:line="360" w:lineRule="auto"/>
+              <w:cnfStyle w:val="000000100000" w:firstRow="0" w:lastRow="0" w:firstColumn="0" w:lastColumn="0" w:oddVBand="0" w:evenVBand="0" w:oddHBand="1" w:evenHBand="0" w:firstRowFirstColumn="0" w:firstRowLastColumn="0" w:lastRowFirstColumn="0" w:lastRowLastColumn="0"/>
+              <w:rPr>
+                <w:rFonts w:ascii="Times New Roman" w:hAnsi="Times New Roman" w:cs="Times New Roman"/>
+                <w:sz w:val="20"/>
+                <w:szCs w:val="20"/>
+              </w:rPr>
+            </w:pPr>
+            <w:proofErr w:type="spellStart"/>
+            <w:r>
+              <w:rPr>
+                <w:rFonts w:ascii="Times New Roman" w:hAnsi="Times New Roman" w:cs="Times New Roman"/>
+                <w:sz w:val="20"/>
+                <w:szCs w:val="20"/>
+              </w:rPr>
+              <w:t>grupo_transacoes</w:t>
+            </w:r>
+            <w:proofErr w:type="spellEnd"/>
+          </w:p>
+        </w:tc>
+        <w:tc>
+          <w:tcPr>
+            <w:tcW w:w="0" w:type="auto"/>
+            <w:hideMark/>
+          </w:tcPr>
+          <w:p>
+            <w:pPr>
+              <w:spacing w:after="160" w:line="360" w:lineRule="auto"/>
+              <w:cnfStyle w:val="000000100000" w:firstRow="0" w:lastRow="0" w:firstColumn="0" w:lastColumn="0" w:oddVBand="0" w:evenVBand="0" w:oddHBand="1" w:evenHBand="0" w:firstRowFirstColumn="0" w:firstRowLastColumn="0" w:lastRowFirstColumn="0" w:lastRowLastColumn="0"/>
+              <w:rPr>
+                <w:rFonts w:ascii="Times New Roman" w:hAnsi="Times New Roman" w:cs="Times New Roman"/>
+                <w:sz w:val="20"/>
+                <w:szCs w:val="20"/>
+              </w:rPr>
+            </w:pPr>
+            <w:r>
+              <w:rPr>
+                <w:rFonts w:ascii="Times New Roman" w:hAnsi="Times New Roman" w:cs="Times New Roman"/>
+                <w:sz w:val="20"/>
+                <w:szCs w:val="20"/>
+              </w:rPr>
+              <w:t>Classifica as operações entre Pix e demais transações, agrupando Pix - Realizado, Pix - Recebido e Pix Saque na categoria Pix.</w:t>
+            </w:r>
+          </w:p>
+        </w:tc>
+      </w:tr>
+      <w:tr>
+        <w:tc>
+          <w:tcPr>
+            <w:cnfStyle w:val="001000000000" w:firstRow="0" w:lastRow="0" w:firstColumn="1" w:lastColumn="0" w:oddVBand="0" w:evenVBand="0" w:oddHBand="0" w:evenHBand="0" w:firstRowFirstColumn="0" w:firstRowLastColumn="0" w:lastRowFirstColumn="0" w:lastRowLastColumn="0"/>
+            <w:tcW w:w="0" w:type="auto"/>
+            <w:hideMark/>
+          </w:tcPr>
+          <w:p>
+            <w:pPr>
+              <w:spacing w:after="160" w:line="360" w:lineRule="auto"/>
+              <w:jc w:val="both"/>
+              <w:rPr>
+                <w:rFonts w:ascii="Times New Roman" w:hAnsi="Times New Roman" w:cs="Times New Roman"/>
+                <w:sz w:val="20"/>
+                <w:szCs w:val="20"/>
+              </w:rPr>
+            </w:pPr>
+            <w:proofErr w:type="spellStart"/>
+            <w:r>
+              <w:rPr>
+                <w:rFonts w:ascii="Times New Roman" w:hAnsi="Times New Roman" w:cs="Times New Roman"/>
+                <w:sz w:val="20"/>
+                <w:szCs w:val="20"/>
+              </w:rPr>
+              <w:t>transacoes</w:t>
+            </w:r>
+            <w:proofErr w:type="spellEnd"/>
+          </w:p>
+        </w:tc>
+        <w:tc>
+          <w:tcPr>
+            <w:tcW w:w="0" w:type="auto"/>
+            <w:hideMark/>
+          </w:tcPr>
+          <w:p>
+            <w:pPr>
+              <w:spacing w:after="160" w:line="360" w:lineRule="auto"/>
+              <w:cnfStyle w:val="000000000000" w:firstRow="0" w:lastRow="0" w:firstColumn="0" w:lastColumn="0" w:oddVBand="0" w:evenVBand="0" w:oddHBand="0" w:evenHBand="0" w:firstRowFirstColumn="0" w:firstRowLastColumn="0" w:lastRowFirstColumn="0" w:lastRowLastColumn="0"/>
+              <w:rPr>
+                <w:rFonts w:ascii="Times New Roman" w:hAnsi="Times New Roman" w:cs="Times New Roman"/>
+                <w:sz w:val="20"/>
+                <w:szCs w:val="20"/>
+              </w:rPr>
+            </w:pPr>
+            <w:proofErr w:type="spellStart"/>
+            <w:r>
+              <w:rPr>
+                <w:rFonts w:ascii="Times New Roman" w:hAnsi="Times New Roman" w:cs="Times New Roman"/>
+                <w:sz w:val="20"/>
+                <w:szCs w:val="20"/>
+              </w:rPr>
+              <w:t>data_transacao_sem_hora</w:t>
+            </w:r>
+            <w:proofErr w:type="spellEnd"/>
+          </w:p>
+        </w:tc>
+        <w:tc>
+          <w:tcPr>
+            <w:tcW w:w="0" w:type="auto"/>
+            <w:hideMark/>
+          </w:tcPr>
+          <w:p>
+            <w:pPr>
+              <w:spacing w:after="160" w:line="360" w:lineRule="auto"/>
+              <w:cnfStyle w:val="000000000000" w:firstRow="0" w:lastRow="0" w:firstColumn="0" w:lastColumn="0" w:oddVBand="0" w:evenVBand="0" w:oddHBand="0" w:evenHBand="0" w:firstRowFirstColumn="0" w:firstRowLastColumn="0" w:lastRowFirstColumn="0" w:lastRowLastColumn="0"/>
+              <w:rPr>
+                <w:rFonts w:ascii="Times New Roman" w:hAnsi="Times New Roman" w:cs="Times New Roman"/>
+                <w:sz w:val="20"/>
+                <w:szCs w:val="20"/>
+              </w:rPr>
+            </w:pPr>
+            <w:r>
+              <w:rPr>
+                <w:rFonts w:ascii="Times New Roman" w:hAnsi="Times New Roman" w:cs="Times New Roman"/>
+                <w:sz w:val="20"/>
+                <w:szCs w:val="20"/>
+              </w:rPr>
+              <w:t>Mantém somente a data da transação, removendo o componente de horário, para permitir o relacionamento com a-</w:t>
+            </w:r>
+            <w:proofErr w:type="spellStart"/>
+            <w:r>
+              <w:rPr>
+                <w:rFonts w:ascii="Times New Roman" w:hAnsi="Times New Roman" w:cs="Times New Roman"/>
+                <w:sz w:val="20"/>
+                <w:szCs w:val="20"/>
+              </w:rPr>
+              <w:t>tabela_calendario</w:t>
+            </w:r>
+            <w:proofErr w:type="spellEnd"/>
+            <w:r>
+              <w:rPr>
+                <w:rFonts w:ascii="Times New Roman" w:hAnsi="Times New Roman" w:cs="Times New Roman"/>
+                <w:sz w:val="20"/>
+                <w:szCs w:val="20"/>
+              </w:rPr>
+              <w:t>-</w:t>
+            </w:r>
+            <w:proofErr w:type="spellStart"/>
+            <w:r>
+              <w:rPr>
+                <w:rFonts w:ascii="Times New Roman" w:hAnsi="Times New Roman" w:cs="Times New Roman"/>
+                <w:sz w:val="20"/>
+                <w:szCs w:val="20"/>
+              </w:rPr>
+              <w:t>transacoes</w:t>
+            </w:r>
+            <w:proofErr w:type="spellEnd"/>
+            <w:r>
+              <w:rPr>
+                <w:rFonts w:ascii="Times New Roman" w:hAnsi="Times New Roman" w:cs="Times New Roman"/>
+                <w:sz w:val="20"/>
+                <w:szCs w:val="20"/>
+              </w:rPr>
+              <w:t>-contas.</w:t>
+            </w:r>
+          </w:p>
+        </w:tc>
+      </w:tr>
+      <w:tr>
+        <w:trPr>
+          <w:cnfStyle w:val="000000100000" w:firstRow="0" w:lastRow="0" w:firstColumn="0" w:lastColumn="0" w:oddVBand="0" w:evenVBand="0" w:oddHBand="1" w:evenHBand="0" w:firstRowFirstColumn="0" w:firstRowLastColumn="0" w:lastRowFirstColumn="0" w:lastRowLastColumn="0"/>
+        </w:trPr>
+        <w:tc>
+          <w:tcPr>
+            <w:cnfStyle w:val="001000000000" w:firstRow="0" w:lastRow="0" w:firstColumn="1" w:lastColumn="0" w:oddVBand="0" w:evenVBand="0" w:oddHBand="0" w:evenHBand="0" w:firstRowFirstColumn="0" w:firstRowLastColumn="0" w:lastRowFirstColumn="0" w:lastRowLastColumn="0"/>
+            <w:tcW w:w="0" w:type="auto"/>
+            <w:hideMark/>
+          </w:tcPr>
+          <w:p>
+            <w:pPr>
+              <w:spacing w:after="160" w:line="360" w:lineRule="auto"/>
+              <w:jc w:val="both"/>
+              <w:rPr>
+                <w:rFonts w:ascii="Times New Roman" w:hAnsi="Times New Roman" w:cs="Times New Roman"/>
+                <w:sz w:val="20"/>
+                <w:szCs w:val="20"/>
+              </w:rPr>
+            </w:pPr>
+            <w:r>
+              <w:rPr>
+                <w:rFonts w:ascii="Times New Roman" w:hAnsi="Times New Roman" w:cs="Times New Roman"/>
+                <w:sz w:val="20"/>
+                <w:szCs w:val="20"/>
+              </w:rPr>
+              <w:t>contas</w:t>
+            </w:r>
+          </w:p>
+        </w:tc>
+        <w:tc>
+          <w:tcPr>
+            <w:tcW w:w="0" w:type="auto"/>
+            <w:hideMark/>
+          </w:tcPr>
+          <w:p>
+            <w:pPr>
+              <w:spacing w:after="160" w:line="360" w:lineRule="auto"/>
+              <w:cnfStyle w:val="000000100000" w:firstRow="0" w:lastRow="0" w:firstColumn="0" w:lastColumn="0" w:oddVBand="0" w:evenVBand="0" w:oddHBand="1" w:evenHBand="0" w:firstRowFirstColumn="0" w:firstRowLastColumn="0" w:lastRowFirstColumn="0" w:lastRowLastColumn="0"/>
+              <w:rPr>
+                <w:rFonts w:ascii="Times New Roman" w:hAnsi="Times New Roman" w:cs="Times New Roman"/>
+                <w:sz w:val="20"/>
+                <w:szCs w:val="20"/>
+              </w:rPr>
+            </w:pPr>
+            <w:proofErr w:type="spellStart"/>
+            <w:r>
+              <w:rPr>
+                <w:rFonts w:ascii="Times New Roman" w:hAnsi="Times New Roman" w:cs="Times New Roman"/>
+                <w:sz w:val="20"/>
+                <w:szCs w:val="20"/>
+              </w:rPr>
+              <w:t>data_abertura_sem_hora</w:t>
+            </w:r>
+            <w:proofErr w:type="spellEnd"/>
+          </w:p>
+        </w:tc>
+        <w:tc>
+          <w:tcPr>
+            <w:tcW w:w="0" w:type="auto"/>
+            <w:hideMark/>
+          </w:tcPr>
+          <w:p>
+            <w:pPr>
+              <w:spacing w:after="160" w:line="360" w:lineRule="auto"/>
+              <w:cnfStyle w:val="000000100000" w:firstRow="0" w:lastRow="0" w:firstColumn="0" w:lastColumn="0" w:oddVBand="0" w:evenVBand="0" w:oddHBand="1" w:evenHBand="0" w:firstRowFirstColumn="0" w:firstRowLastColumn="0" w:lastRowFirstColumn="0" w:lastRowLastColumn="0"/>
+              <w:rPr>
+                <w:rFonts w:ascii="Times New Roman" w:hAnsi="Times New Roman" w:cs="Times New Roman"/>
+                <w:sz w:val="20"/>
+                <w:szCs w:val="20"/>
+              </w:rPr>
+            </w:pPr>
+            <w:r>
+              <w:rPr>
+                <w:rFonts w:ascii="Times New Roman" w:hAnsi="Times New Roman" w:cs="Times New Roman"/>
+                <w:sz w:val="20"/>
+                <w:szCs w:val="20"/>
+              </w:rPr>
+              <w:t>Mantém somente a data de abertura da conta, permitindo seu relacionamento temporal com a-</w:t>
+            </w:r>
+            <w:proofErr w:type="spellStart"/>
+            <w:r>
+              <w:rPr>
+                <w:rFonts w:ascii="Times New Roman" w:hAnsi="Times New Roman" w:cs="Times New Roman"/>
+                <w:sz w:val="20"/>
+                <w:szCs w:val="20"/>
+              </w:rPr>
+              <w:t>tabela_calendario</w:t>
+            </w:r>
+            <w:proofErr w:type="spellEnd"/>
+            <w:r>
+              <w:rPr>
+                <w:rFonts w:ascii="Times New Roman" w:hAnsi="Times New Roman" w:cs="Times New Roman"/>
+                <w:sz w:val="20"/>
+                <w:szCs w:val="20"/>
+              </w:rPr>
+              <w:t>-</w:t>
+            </w:r>
+            <w:proofErr w:type="spellStart"/>
+            <w:r>
+              <w:rPr>
+                <w:rFonts w:ascii="Times New Roman" w:hAnsi="Times New Roman" w:cs="Times New Roman"/>
+                <w:sz w:val="20"/>
+                <w:szCs w:val="20"/>
+              </w:rPr>
+              <w:t>transacoes</w:t>
+            </w:r>
+            <w:proofErr w:type="spellEnd"/>
+            <w:r>
+              <w:rPr>
+                <w:rFonts w:ascii="Times New Roman" w:hAnsi="Times New Roman" w:cs="Times New Roman"/>
+                <w:sz w:val="20"/>
+                <w:szCs w:val="20"/>
+              </w:rPr>
+              <w:t>-contas.</w:t>
+            </w:r>
+          </w:p>
+        </w:tc>
+      </w:tr>
+      <w:tr>
+        <w:tc>
+          <w:tcPr>
+            <w:cnfStyle w:val="001000000000" w:firstRow="0" w:lastRow="0" w:firstColumn="1" w:lastColumn="0" w:oddVBand="0" w:evenVBand="0" w:oddHBand="0" w:evenHBand="0" w:firstRowFirstColumn="0" w:firstRowLastColumn="0" w:lastRowFirstColumn="0" w:lastRowLastColumn="0"/>
+            <w:tcW w:w="0" w:type="auto"/>
+            <w:hideMark/>
+          </w:tcPr>
+          <w:p>
+            <w:pPr>
+              <w:spacing w:after="160" w:line="360" w:lineRule="auto"/>
+              <w:jc w:val="both"/>
+              <w:rPr>
+                <w:rFonts w:ascii="Times New Roman" w:hAnsi="Times New Roman" w:cs="Times New Roman"/>
+                <w:sz w:val="20"/>
+                <w:szCs w:val="20"/>
+              </w:rPr>
+            </w:pPr>
+            <w:proofErr w:type="spellStart"/>
+            <w:r>
+              <w:rPr>
+                <w:rFonts w:ascii="Times New Roman" w:hAnsi="Times New Roman" w:cs="Times New Roman"/>
+                <w:sz w:val="20"/>
+                <w:szCs w:val="20"/>
+              </w:rPr>
+              <w:t>propostas_</w:t>
+            </w:r>
+            <w:proofErr w:type="gramStart"/>
+            <w:r>
+              <w:rPr>
+                <w:rFonts w:ascii="Times New Roman" w:hAnsi="Times New Roman" w:cs="Times New Roman"/>
+                <w:sz w:val="20"/>
+                <w:szCs w:val="20"/>
+              </w:rPr>
+              <w:t>credito</w:t>
+            </w:r>
+            <w:proofErr w:type="spellEnd"/>
+            <w:proofErr w:type="gramEnd"/>
+          </w:p>
+        </w:tc>
+        <w:tc>
+          <w:tcPr>
+            <w:tcW w:w="0" w:type="auto"/>
+            <w:hideMark/>
+          </w:tcPr>
+          <w:p>
+            <w:pPr>
+              <w:spacing w:after="160" w:line="360" w:lineRule="auto"/>
+              <w:cnfStyle w:val="000000000000" w:firstRow="0" w:lastRow="0" w:firstColumn="0" w:lastColumn="0" w:oddVBand="0" w:evenVBand="0" w:oddHBand="0" w:evenHBand="0" w:firstRowFirstColumn="0" w:firstRowLastColumn="0" w:lastRowFirstColumn="0" w:lastRowLastColumn="0"/>
+              <w:rPr>
+                <w:rFonts w:ascii="Times New Roman" w:hAnsi="Times New Roman" w:cs="Times New Roman"/>
+                <w:sz w:val="20"/>
+                <w:szCs w:val="20"/>
+              </w:rPr>
+            </w:pPr>
+            <w:proofErr w:type="spellStart"/>
+            <w:r>
+              <w:rPr>
+                <w:rFonts w:ascii="Times New Roman" w:hAnsi="Times New Roman" w:cs="Times New Roman"/>
+                <w:sz w:val="20"/>
+                <w:szCs w:val="20"/>
+              </w:rPr>
+              <w:t>data_entrada_proposta_sem_hora</w:t>
+            </w:r>
+            <w:proofErr w:type="spellEnd"/>
+          </w:p>
+        </w:tc>
+        <w:tc>
+          <w:tcPr>
+            <w:tcW w:w="0" w:type="auto"/>
+            <w:hideMark/>
+          </w:tcPr>
+          <w:p>
+            <w:pPr>
+              <w:spacing w:after="160" w:line="360" w:lineRule="auto"/>
+              <w:cnfStyle w:val="000000000000" w:firstRow="0" w:lastRow="0" w:firstColumn="0" w:lastColumn="0" w:oddVBand="0" w:evenVBand="0" w:oddHBand="0" w:evenHBand="0" w:firstRowFirstColumn="0" w:firstRowLastColumn="0" w:lastRowFirstColumn="0" w:lastRowLastColumn="0"/>
+              <w:rPr>
+                <w:rFonts w:ascii="Times New Roman" w:hAnsi="Times New Roman" w:cs="Times New Roman"/>
+                <w:sz w:val="20"/>
+                <w:szCs w:val="20"/>
+              </w:rPr>
+            </w:pPr>
+            <w:r>
+              <w:rPr>
+                <w:rFonts w:ascii="Times New Roman" w:hAnsi="Times New Roman" w:cs="Times New Roman"/>
+                <w:sz w:val="20"/>
+                <w:szCs w:val="20"/>
+              </w:rPr>
+              <w:t>Mantém somente a data de entrada da proposta, permitindo seu relacionamento com a-</w:t>
+            </w:r>
+            <w:proofErr w:type="spellStart"/>
+            <w:r>
+              <w:rPr>
+                <w:rFonts w:ascii="Times New Roman" w:hAnsi="Times New Roman" w:cs="Times New Roman"/>
+                <w:sz w:val="20"/>
+                <w:szCs w:val="20"/>
+              </w:rPr>
+              <w:t>tabela_calendario</w:t>
+            </w:r>
+            <w:proofErr w:type="spellEnd"/>
+            <w:r>
+              <w:rPr>
+                <w:rFonts w:ascii="Times New Roman" w:hAnsi="Times New Roman" w:cs="Times New Roman"/>
+                <w:sz w:val="20"/>
+                <w:szCs w:val="20"/>
+              </w:rPr>
+              <w:t>-propostas.</w:t>
+            </w:r>
+          </w:p>
+        </w:tc>
+      </w:tr>
+    </w:tbl>
+    <w:p>
+      <w:pPr>
+        <w:spacing w:line="360" w:lineRule="auto"/>
+        <w:jc w:val="both"/>
+        <w:rPr>
+          <w:rFonts w:ascii="Times New Roman" w:hAnsi="Times New Roman" w:cs="Times New Roman"/>
+        </w:rPr>
+      </w:pPr>
+    </w:p>
+    <w:p>
+      <w:pPr>
+        <w:spacing w:line="360" w:lineRule="auto"/>
+        <w:jc w:val="both"/>
+        <w:rPr>
+          <w:rFonts w:ascii="Times New Roman" w:hAnsi="Times New Roman" w:cs="Times New Roman"/>
+          <w:b/>
+          <w:bCs/>
+          <w:sz w:val="28"/>
+          <w:szCs w:val="28"/>
+        </w:rPr>
+      </w:pPr>
+      <w:r>
+        <w:rPr>
+          <w:rFonts w:ascii="Times New Roman" w:hAnsi="Times New Roman" w:cs="Times New Roman"/>
+          <w:b/>
+          <w:bCs/>
+          <w:sz w:val="28"/>
+          <w:szCs w:val="28"/>
+        </w:rPr>
+        <w:t>Métricas e Indicadores</w:t>
+      </w:r>
+    </w:p>
+    <w:p>
+      <w:pPr>
+        <w:spacing w:line="360" w:lineRule="auto"/>
+        <w:ind w:firstLine="708"/>
+        <w:jc w:val="both"/>
+        <w:rPr>
+          <w:rFonts w:ascii="Times New Roman" w:hAnsi="Times New Roman" w:cs="Times New Roman"/>
+        </w:rPr>
+      </w:pPr>
+      <w:r>
+        <w:rPr>
+          <w:rFonts w:ascii="Times New Roman" w:hAnsi="Times New Roman" w:cs="Times New Roman"/>
+        </w:rPr>
+        <w:t xml:space="preserve">As medidas utilizadas no </w:t>
+      </w:r>
+      <w:r>
+        <w:rPr>
+          <w:rFonts w:ascii="Times New Roman" w:hAnsi="Times New Roman" w:cs="Times New Roman"/>
+          <w:i/>
+          <w:iCs/>
+        </w:rPr>
+        <w:t>d</w:t>
+      </w:r>
+      <w:r>
+        <w:rPr>
+          <w:rFonts w:ascii="Times New Roman" w:hAnsi="Times New Roman" w:cs="Times New Roman"/>
+          <w:i/>
+          <w:iCs/>
+        </w:rPr>
+        <w:t>ashboard</w:t>
+      </w:r>
+      <w:r>
+        <w:rPr>
+          <w:rFonts w:ascii="Times New Roman" w:hAnsi="Times New Roman" w:cs="Times New Roman"/>
+        </w:rPr>
+        <w:t xml:space="preserve"> </w:t>
+      </w:r>
+      <w:r>
+        <w:rPr>
+          <w:rFonts w:ascii="Times New Roman" w:hAnsi="Times New Roman" w:cs="Times New Roman"/>
+        </w:rPr>
+        <w:t>c</w:t>
+      </w:r>
+      <w:r>
+        <w:rPr>
+          <w:rFonts w:ascii="Times New Roman" w:hAnsi="Times New Roman" w:cs="Times New Roman"/>
+        </w:rPr>
+        <w:t xml:space="preserve">omercial do BanVic foram desenvolvidas em DAX e centralizadas na tabela </w:t>
+      </w:r>
+      <w:proofErr w:type="spellStart"/>
+      <w:r>
+        <w:rPr>
+          <w:rFonts w:ascii="Times New Roman" w:hAnsi="Times New Roman" w:cs="Times New Roman"/>
+        </w:rPr>
+        <w:t>a-métricas</w:t>
+      </w:r>
+      <w:proofErr w:type="spellEnd"/>
+      <w:r>
+        <w:rPr>
+          <w:rFonts w:ascii="Times New Roman" w:hAnsi="Times New Roman" w:cs="Times New Roman"/>
+        </w:rPr>
+        <w:t>. A tabela abaixo apresenta a finalidade de cada métrica e sua respectiva fórmula conceitual, permitindo compreender a regra de negócio sem a necessidade de detalhar sua implementação técnica.</w:t>
+      </w:r>
+    </w:p>
+    <w:tbl>
+      <w:tblPr>
+        <w:tblStyle w:val="ListTable4"/>
+        <w:tblW w:w="0" w:type="auto"/>
+        <w:tblLook w:val="04A0" w:firstRow="1" w:lastRow="0" w:firstColumn="1" w:lastColumn="0" w:noHBand="0" w:noVBand="1"/>
+      </w:tblPr>
+      <w:tblGrid>
+        <w:gridCol w:w="3583"/>
+        <w:gridCol w:w="1600"/>
+        <w:gridCol w:w="3311"/>
+      </w:tblGrid>
+      <w:tr>
+        <w:trPr>
+          <w:cnfStyle w:val="100000000000" w:firstRow="1" w:lastRow="0" w:firstColumn="0" w:lastColumn="0" w:oddVBand="0" w:evenVBand="0" w:oddHBand="0" w:evenHBand="0" w:firstRowFirstColumn="0" w:firstRowLastColumn="0" w:lastRowFirstColumn="0" w:lastRowLastColumn="0"/>
+        </w:trPr>
+        <w:tc>
+          <w:tcPr>
+            <w:cnfStyle w:val="001000000000" w:firstRow="0" w:lastRow="0" w:firstColumn="1" w:lastColumn="0" w:oddVBand="0" w:evenVBand="0" w:oddHBand="0" w:evenHBand="0" w:firstRowFirstColumn="0" w:firstRowLastColumn="0" w:lastRowFirstColumn="0" w:lastRowLastColumn="0"/>
+            <w:tcW w:w="0" w:type="auto"/>
+            <w:hideMark/>
+          </w:tcPr>
+          <w:p>
+            <w:pPr>
+              <w:spacing w:after="160" w:line="360" w:lineRule="auto"/>
+              <w:jc w:val="center"/>
+              <w:rPr>
+                <w:rFonts w:ascii="Times New Roman" w:hAnsi="Times New Roman" w:cs="Times New Roman"/>
+                <w:sz w:val="20"/>
+                <w:szCs w:val="20"/>
+              </w:rPr>
+            </w:pPr>
+            <w:r>
+              <w:rPr>
+                <w:rFonts w:ascii="Times New Roman" w:hAnsi="Times New Roman" w:cs="Times New Roman"/>
+                <w:sz w:val="20"/>
+                <w:szCs w:val="20"/>
+              </w:rPr>
+              <w:lastRenderedPageBreak/>
+              <w:t>Métrica</w:t>
+            </w:r>
+          </w:p>
+        </w:tc>
+        <w:tc>
+          <w:tcPr>
+            <w:tcW w:w="0" w:type="auto"/>
+            <w:hideMark/>
+          </w:tcPr>
+          <w:p>
+            <w:pPr>
+              <w:spacing w:after="160" w:line="360" w:lineRule="auto"/>
+              <w:jc w:val="center"/>
+              <w:cnfStyle w:val="100000000000" w:firstRow="1" w:lastRow="0" w:firstColumn="0" w:lastColumn="0" w:oddVBand="0" w:evenVBand="0" w:oddHBand="0" w:evenHBand="0" w:firstRowFirstColumn="0" w:firstRowLastColumn="0" w:lastRowFirstColumn="0" w:lastRowLastColumn="0"/>
+              <w:rPr>
+                <w:rFonts w:ascii="Times New Roman" w:hAnsi="Times New Roman" w:cs="Times New Roman"/>
+                <w:sz w:val="20"/>
+                <w:szCs w:val="20"/>
+              </w:rPr>
+            </w:pPr>
+            <w:r>
+              <w:rPr>
+                <w:rFonts w:ascii="Times New Roman" w:hAnsi="Times New Roman" w:cs="Times New Roman"/>
+                <w:sz w:val="20"/>
+                <w:szCs w:val="20"/>
+              </w:rPr>
+              <w:t>Fórmula conceitual</w:t>
+            </w:r>
+          </w:p>
+        </w:tc>
+        <w:tc>
+          <w:tcPr>
+            <w:tcW w:w="0" w:type="auto"/>
+            <w:hideMark/>
+          </w:tcPr>
+          <w:p>
+            <w:pPr>
+              <w:spacing w:after="160" w:line="360" w:lineRule="auto"/>
+              <w:jc w:val="center"/>
+              <w:cnfStyle w:val="100000000000" w:firstRow="1" w:lastRow="0" w:firstColumn="0" w:lastColumn="0" w:oddVBand="0" w:evenVBand="0" w:oddHBand="0" w:evenHBand="0" w:firstRowFirstColumn="0" w:firstRowLastColumn="0" w:lastRowFirstColumn="0" w:lastRowLastColumn="0"/>
+              <w:rPr>
+                <w:rFonts w:ascii="Times New Roman" w:hAnsi="Times New Roman" w:cs="Times New Roman"/>
+                <w:sz w:val="20"/>
+                <w:szCs w:val="20"/>
+              </w:rPr>
+            </w:pPr>
+            <w:r>
+              <w:rPr>
+                <w:rFonts w:ascii="Times New Roman" w:hAnsi="Times New Roman" w:cs="Times New Roman"/>
+                <w:sz w:val="20"/>
+                <w:szCs w:val="20"/>
+              </w:rPr>
+              <w:t>Descrição / Regra de Negócio</w:t>
+            </w:r>
+          </w:p>
+        </w:tc>
+      </w:tr>
+      <w:tr>
+        <w:trPr>
+          <w:cnfStyle w:val="000000100000" w:firstRow="0" w:lastRow="0" w:firstColumn="0" w:lastColumn="0" w:oddVBand="0" w:evenVBand="0" w:oddHBand="1" w:evenHBand="0" w:firstRowFirstColumn="0" w:firstRowLastColumn="0" w:lastRowFirstColumn="0" w:lastRowLastColumn="0"/>
+        </w:trPr>
+        <w:tc>
+          <w:tcPr>
+            <w:cnfStyle w:val="001000000000" w:firstRow="0" w:lastRow="0" w:firstColumn="1" w:lastColumn="0" w:oddVBand="0" w:evenVBand="0" w:oddHBand="0" w:evenHBand="0" w:firstRowFirstColumn="0" w:firstRowLastColumn="0" w:lastRowFirstColumn="0" w:lastRowLastColumn="0"/>
+            <w:tcW w:w="0" w:type="auto"/>
+            <w:hideMark/>
+          </w:tcPr>
+          <w:p>
+            <w:pPr>
+              <w:spacing w:after="160" w:line="360" w:lineRule="auto"/>
+              <w:rPr>
+                <w:rFonts w:ascii="Times New Roman" w:hAnsi="Times New Roman" w:cs="Times New Roman"/>
+                <w:sz w:val="20"/>
+                <w:szCs w:val="20"/>
+              </w:rPr>
+            </w:pPr>
+            <w:proofErr w:type="spellStart"/>
+            <w:r>
+              <w:rPr>
+                <w:rFonts w:ascii="Times New Roman" w:hAnsi="Times New Roman" w:cs="Times New Roman"/>
+                <w:sz w:val="20"/>
+                <w:szCs w:val="20"/>
+              </w:rPr>
+              <w:t>cumulative_accounts</w:t>
+            </w:r>
+            <w:proofErr w:type="spellEnd"/>
+          </w:p>
+          <w:p>
+            <w:pPr>
+              <w:spacing w:after="160" w:line="360" w:lineRule="auto"/>
+              <w:rPr>
+                <w:rFonts w:ascii="Times New Roman" w:hAnsi="Times New Roman" w:cs="Times New Roman"/>
+                <w:sz w:val="20"/>
+                <w:szCs w:val="20"/>
+              </w:rPr>
+            </w:pPr>
+          </w:p>
+        </w:tc>
+        <w:tc>
+          <w:tcPr>
+            <w:tcW w:w="0" w:type="auto"/>
+            <w:hideMark/>
+          </w:tcPr>
+          <w:p>
+            <w:pPr>
+              <w:spacing w:after="160" w:line="360" w:lineRule="auto"/>
+              <w:cnfStyle w:val="000000100000" w:firstRow="0" w:lastRow="0" w:firstColumn="0" w:lastColumn="0" w:oddVBand="0" w:evenVBand="0" w:oddHBand="1" w:evenHBand="0" w:firstRowFirstColumn="0" w:firstRowLastColumn="0" w:lastRowFirstColumn="0" w:lastRowLastColumn="0"/>
+              <w:rPr>
+                <w:rFonts w:ascii="Times New Roman" w:hAnsi="Times New Roman" w:cs="Times New Roman"/>
+                <w:sz w:val="20"/>
+                <w:szCs w:val="20"/>
+              </w:rPr>
+            </w:pPr>
+            <w:r>
+              <w:rPr>
+                <w:rFonts w:ascii="Times New Roman" w:hAnsi="Times New Roman" w:cs="Times New Roman"/>
+                <w:sz w:val="20"/>
+                <w:szCs w:val="20"/>
+              </w:rPr>
+              <w:t xml:space="preserve">= </w:t>
+            </w:r>
+            <w:r>
+              <w:rPr>
+                <w:rFonts w:ascii="Times New Roman" w:hAnsi="Times New Roman" w:cs="Times New Roman"/>
+                <w:sz w:val="20"/>
+                <w:szCs w:val="20"/>
+              </w:rPr>
+              <w:t>t</w:t>
+            </w:r>
+            <w:r>
+              <w:rPr>
+                <w:rFonts w:ascii="Times New Roman" w:hAnsi="Times New Roman" w:cs="Times New Roman"/>
+                <w:sz w:val="20"/>
+                <w:szCs w:val="20"/>
+              </w:rPr>
+              <w:t>otal de contas abertas até a data selecionada</w:t>
+            </w:r>
+          </w:p>
+        </w:tc>
+        <w:tc>
+          <w:tcPr>
+            <w:tcW w:w="0" w:type="auto"/>
+            <w:hideMark/>
+          </w:tcPr>
+          <w:p>
+            <w:pPr>
+              <w:spacing w:after="160" w:line="360" w:lineRule="auto"/>
+              <w:cnfStyle w:val="000000100000" w:firstRow="0" w:lastRow="0" w:firstColumn="0" w:lastColumn="0" w:oddVBand="0" w:evenVBand="0" w:oddHBand="1" w:evenHBand="0" w:firstRowFirstColumn="0" w:firstRowLastColumn="0" w:lastRowFirstColumn="0" w:lastRowLastColumn="0"/>
+              <w:rPr>
+                <w:rFonts w:ascii="Times New Roman" w:hAnsi="Times New Roman" w:cs="Times New Roman"/>
+                <w:sz w:val="20"/>
+                <w:szCs w:val="20"/>
+              </w:rPr>
+            </w:pPr>
+            <w:r>
+              <w:rPr>
+                <w:rFonts w:ascii="Times New Roman" w:hAnsi="Times New Roman" w:cs="Times New Roman"/>
+                <w:sz w:val="20"/>
+                <w:szCs w:val="20"/>
+              </w:rPr>
+              <w:t>Calcula a quantidade acumulada de contas abertas até o período analisado, utilizando a data de abertura da conta. Permite acompanhar a evolução da base de contas ao longo do tempo e comparar o crescimento entre os canais Digital e Físico.</w:t>
+            </w:r>
+          </w:p>
+        </w:tc>
+      </w:tr>
+      <w:tr>
+        <w:tc>
+          <w:tcPr>
+            <w:cnfStyle w:val="001000000000" w:firstRow="0" w:lastRow="0" w:firstColumn="1" w:lastColumn="0" w:oddVBand="0" w:evenVBand="0" w:oddHBand="0" w:evenHBand="0" w:firstRowFirstColumn="0" w:firstRowLastColumn="0" w:lastRowFirstColumn="0" w:lastRowLastColumn="0"/>
+            <w:tcW w:w="0" w:type="auto"/>
+            <w:hideMark/>
+          </w:tcPr>
+          <w:p>
+            <w:pPr>
+              <w:spacing w:after="160" w:line="360" w:lineRule="auto"/>
+              <w:rPr>
+                <w:rFonts w:ascii="Times New Roman" w:hAnsi="Times New Roman" w:cs="Times New Roman"/>
+                <w:sz w:val="20"/>
+                <w:szCs w:val="20"/>
+                <w:highlight w:val="yellow"/>
+              </w:rPr>
+            </w:pPr>
+            <w:proofErr w:type="spellStart"/>
+            <w:r>
+              <w:rPr>
+                <w:rFonts w:ascii="Times New Roman" w:hAnsi="Times New Roman" w:cs="Times New Roman"/>
+                <w:sz w:val="20"/>
+                <w:szCs w:val="20"/>
+              </w:rPr>
+              <w:t>active_customers</w:t>
+            </w:r>
+            <w:proofErr w:type="spellEnd"/>
+            <w:r>
+              <w:rPr>
+                <w:rFonts w:ascii="Times New Roman" w:hAnsi="Times New Roman" w:cs="Times New Roman"/>
+                <w:sz w:val="20"/>
+                <w:szCs w:val="20"/>
+              </w:rPr>
+              <w:t>_%</w:t>
+            </w:r>
+          </w:p>
+        </w:tc>
+        <w:tc>
+          <w:tcPr>
+            <w:tcW w:w="0" w:type="auto"/>
+            <w:hideMark/>
+          </w:tcPr>
+          <w:p>
+            <w:pPr>
+              <w:spacing w:after="160" w:line="360" w:lineRule="auto"/>
+              <w:cnfStyle w:val="000000000000" w:firstRow="0" w:lastRow="0" w:firstColumn="0" w:lastColumn="0" w:oddVBand="0" w:evenVBand="0" w:oddHBand="0" w:evenHBand="0" w:firstRowFirstColumn="0" w:firstRowLastColumn="0" w:lastRowFirstColumn="0" w:lastRowLastColumn="0"/>
+              <w:rPr>
+                <w:rFonts w:ascii="Times New Roman" w:hAnsi="Times New Roman" w:cs="Times New Roman"/>
+                <w:sz w:val="20"/>
+                <w:szCs w:val="20"/>
+                <w:highlight w:val="yellow"/>
+              </w:rPr>
+            </w:pPr>
+            <w:r>
+              <w:rPr>
+                <w:rFonts w:ascii="Times New Roman" w:hAnsi="Times New Roman" w:cs="Times New Roman"/>
+                <w:sz w:val="20"/>
+                <w:szCs w:val="20"/>
+              </w:rPr>
+              <w:t>= c</w:t>
+            </w:r>
+            <w:r>
+              <w:rPr>
+                <w:rFonts w:ascii="Times New Roman" w:hAnsi="Times New Roman" w:cs="Times New Roman"/>
+                <w:sz w:val="20"/>
+                <w:szCs w:val="20"/>
+              </w:rPr>
+              <w:t xml:space="preserve">lientes ativos </w:t>
+            </w:r>
+            <w:r>
+              <w:rPr>
+                <w:rFonts w:ascii="Times New Roman" w:hAnsi="Times New Roman" w:cs="Times New Roman"/>
+                <w:sz w:val="20"/>
+                <w:szCs w:val="20"/>
+              </w:rPr>
+              <w:t>/</w:t>
+            </w:r>
+            <w:r>
+              <w:rPr>
+                <w:rFonts w:ascii="Times New Roman" w:hAnsi="Times New Roman" w:cs="Times New Roman"/>
+                <w:sz w:val="20"/>
+                <w:szCs w:val="20"/>
+              </w:rPr>
+              <w:t xml:space="preserve"> clientes elegíveis</w:t>
+            </w:r>
+          </w:p>
+        </w:tc>
+        <w:tc>
+          <w:tcPr>
+            <w:tcW w:w="0" w:type="auto"/>
+            <w:hideMark/>
+          </w:tcPr>
+          <w:p>
+            <w:pPr>
+              <w:spacing w:after="160" w:line="360" w:lineRule="auto"/>
+              <w:cnfStyle w:val="000000000000" w:firstRow="0" w:lastRow="0" w:firstColumn="0" w:lastColumn="0" w:oddVBand="0" w:evenVBand="0" w:oddHBand="0" w:evenHBand="0" w:firstRowFirstColumn="0" w:firstRowLastColumn="0" w:lastRowFirstColumn="0" w:lastRowLastColumn="0"/>
+              <w:rPr>
+                <w:rFonts w:ascii="Times New Roman" w:hAnsi="Times New Roman" w:cs="Times New Roman"/>
+                <w:sz w:val="20"/>
+                <w:szCs w:val="20"/>
+                <w:highlight w:val="yellow"/>
+              </w:rPr>
+            </w:pPr>
+            <w:r>
+              <w:rPr>
+                <w:rFonts w:ascii="Times New Roman" w:hAnsi="Times New Roman" w:cs="Times New Roman"/>
+                <w:sz w:val="20"/>
+                <w:szCs w:val="20"/>
+              </w:rPr>
+              <w:t>Calcula a proporção de clientes elegíveis que realizaram pelo menos uma transação no período analisado.</w:t>
+            </w:r>
+          </w:p>
+        </w:tc>
+      </w:tr>
+      <w:tr>
+        <w:trPr>
+          <w:cnfStyle w:val="000000100000" w:firstRow="0" w:lastRow="0" w:firstColumn="0" w:lastColumn="0" w:oddVBand="0" w:evenVBand="0" w:oddHBand="1" w:evenHBand="0" w:firstRowFirstColumn="0" w:firstRowLastColumn="0" w:lastRowFirstColumn="0" w:lastRowLastColumn="0"/>
+        </w:trPr>
+        <w:tc>
+          <w:tcPr>
+            <w:cnfStyle w:val="001000000000" w:firstRow="0" w:lastRow="0" w:firstColumn="1" w:lastColumn="0" w:oddVBand="0" w:evenVBand="0" w:oddHBand="0" w:evenHBand="0" w:firstRowFirstColumn="0" w:firstRowLastColumn="0" w:lastRowFirstColumn="0" w:lastRowLastColumn="0"/>
+            <w:tcW w:w="0" w:type="auto"/>
+            <w:hideMark/>
+          </w:tcPr>
+          <w:p>
+            <w:pPr>
+              <w:spacing w:after="160" w:line="360" w:lineRule="auto"/>
+              <w:rPr>
+                <w:rFonts w:ascii="Times New Roman" w:hAnsi="Times New Roman" w:cs="Times New Roman"/>
+                <w:sz w:val="20"/>
+                <w:szCs w:val="20"/>
+                <w:lang w:val="en-US"/>
+              </w:rPr>
+            </w:pPr>
+            <w:r>
+              <w:rPr>
+                <w:rFonts w:ascii="Times New Roman" w:hAnsi="Times New Roman" w:cs="Times New Roman"/>
+                <w:sz w:val="20"/>
+                <w:szCs w:val="20"/>
+                <w:lang w:val="en-US"/>
+              </w:rPr>
+              <w:t>a</w:t>
+            </w:r>
+            <w:r>
+              <w:rPr>
+                <w:rFonts w:ascii="Times New Roman" w:hAnsi="Times New Roman" w:cs="Times New Roman"/>
+                <w:sz w:val="20"/>
+                <w:szCs w:val="20"/>
+                <w:lang w:val="en-US"/>
+              </w:rPr>
+              <w:t>ctive</w:t>
+            </w:r>
+            <w:r>
+              <w:rPr>
+                <w:rFonts w:ascii="Times New Roman" w:hAnsi="Times New Roman" w:cs="Times New Roman"/>
+                <w:sz w:val="20"/>
+                <w:szCs w:val="20"/>
+                <w:lang w:val="en-US"/>
+              </w:rPr>
+              <w:t>_c</w:t>
+            </w:r>
+            <w:r>
+              <w:rPr>
+                <w:rFonts w:ascii="Times New Roman" w:hAnsi="Times New Roman" w:cs="Times New Roman"/>
+                <w:sz w:val="20"/>
+                <w:szCs w:val="20"/>
+                <w:lang w:val="en-US"/>
+              </w:rPr>
+              <w:t>ustomers</w:t>
+            </w:r>
+            <w:r>
+              <w:rPr>
+                <w:rFonts w:ascii="Times New Roman" w:hAnsi="Times New Roman" w:cs="Times New Roman"/>
+                <w:sz w:val="20"/>
+                <w:szCs w:val="20"/>
+                <w:lang w:val="en-US"/>
+              </w:rPr>
+              <w:t>_</w:t>
+            </w:r>
+            <w:r>
+              <w:rPr>
+                <w:rFonts w:ascii="Times New Roman" w:hAnsi="Times New Roman" w:cs="Times New Roman"/>
+                <w:sz w:val="20"/>
+                <w:szCs w:val="20"/>
+                <w:lang w:val="en-US"/>
+              </w:rPr>
+              <w:t>vs</w:t>
+            </w:r>
+            <w:r>
+              <w:rPr>
+                <w:rFonts w:ascii="Times New Roman" w:hAnsi="Times New Roman" w:cs="Times New Roman"/>
+                <w:sz w:val="20"/>
+                <w:szCs w:val="20"/>
+                <w:lang w:val="en-US"/>
+              </w:rPr>
+              <w:t>_</w:t>
+            </w:r>
+            <w:r>
+              <w:rPr>
+                <w:rFonts w:ascii="Times New Roman" w:hAnsi="Times New Roman" w:cs="Times New Roman"/>
+                <w:sz w:val="20"/>
+                <w:szCs w:val="20"/>
+                <w:lang w:val="en-US"/>
+              </w:rPr>
+              <w:t>2020</w:t>
+            </w:r>
+            <w:r>
+              <w:rPr>
+                <w:rFonts w:ascii="Times New Roman" w:hAnsi="Times New Roman" w:cs="Times New Roman"/>
+                <w:sz w:val="20"/>
+                <w:szCs w:val="20"/>
+                <w:lang w:val="en-US"/>
+              </w:rPr>
+              <w:t>_</w:t>
+            </w:r>
+            <w:r>
+              <w:rPr>
+                <w:rFonts w:ascii="Times New Roman" w:hAnsi="Times New Roman" w:cs="Times New Roman"/>
+                <w:sz w:val="20"/>
+                <w:szCs w:val="20"/>
+                <w:lang w:val="en-US"/>
+              </w:rPr>
+              <w:t xml:space="preserve"> p.p.</w:t>
+            </w:r>
+          </w:p>
+        </w:tc>
+        <w:tc>
+          <w:tcPr>
+            <w:tcW w:w="0" w:type="auto"/>
+            <w:hideMark/>
+          </w:tcPr>
+          <w:p>
+            <w:pPr>
+              <w:spacing w:after="160" w:line="360" w:lineRule="auto"/>
+              <w:cnfStyle w:val="000000100000" w:firstRow="0" w:lastRow="0" w:firstColumn="0" w:lastColumn="0" w:oddVBand="0" w:evenVBand="0" w:oddHBand="1" w:evenHBand="0" w:firstRowFirstColumn="0" w:firstRowLastColumn="0" w:lastRowFirstColumn="0" w:lastRowLastColumn="0"/>
+              <w:rPr>
+                <w:rFonts w:ascii="Times New Roman" w:hAnsi="Times New Roman" w:cs="Times New Roman"/>
+                <w:sz w:val="20"/>
+                <w:szCs w:val="20"/>
+              </w:rPr>
+            </w:pPr>
+            <w:r>
+              <w:rPr>
+                <w:rFonts w:ascii="Times New Roman" w:hAnsi="Times New Roman" w:cs="Times New Roman"/>
+                <w:sz w:val="20"/>
+                <w:szCs w:val="20"/>
+              </w:rPr>
+              <w:t>= t</w:t>
+            </w:r>
+            <w:r>
+              <w:rPr>
+                <w:rFonts w:ascii="Times New Roman" w:hAnsi="Times New Roman" w:cs="Times New Roman"/>
+                <w:sz w:val="20"/>
+                <w:szCs w:val="20"/>
+              </w:rPr>
+              <w:t xml:space="preserve">axa atual </w:t>
+            </w:r>
+            <w:r>
+              <w:rPr>
+                <w:rFonts w:ascii="Times New Roman" w:hAnsi="Times New Roman" w:cs="Times New Roman"/>
+                <w:sz w:val="20"/>
+                <w:szCs w:val="20"/>
+              </w:rPr>
+              <w:t>-</w:t>
+            </w:r>
+            <w:r>
+              <w:rPr>
+                <w:rFonts w:ascii="Times New Roman" w:hAnsi="Times New Roman" w:cs="Times New Roman"/>
+                <w:sz w:val="20"/>
+                <w:szCs w:val="20"/>
+              </w:rPr>
+              <w:t xml:space="preserve"> taxa de 2020</w:t>
+            </w:r>
+          </w:p>
+        </w:tc>
+        <w:tc>
+          <w:tcPr>
+            <w:tcW w:w="0" w:type="auto"/>
+            <w:hideMark/>
+          </w:tcPr>
+          <w:p>
+            <w:pPr>
+              <w:spacing w:after="160" w:line="360" w:lineRule="auto"/>
+              <w:cnfStyle w:val="000000100000" w:firstRow="0" w:lastRow="0" w:firstColumn="0" w:lastColumn="0" w:oddVBand="0" w:evenVBand="0" w:oddHBand="1" w:evenHBand="0" w:firstRowFirstColumn="0" w:firstRowLastColumn="0" w:lastRowFirstColumn="0" w:lastRowLastColumn="0"/>
+              <w:rPr>
+                <w:rFonts w:ascii="Times New Roman" w:hAnsi="Times New Roman" w:cs="Times New Roman"/>
+                <w:sz w:val="20"/>
+                <w:szCs w:val="20"/>
+              </w:rPr>
+            </w:pPr>
+            <w:r>
+              <w:rPr>
+                <w:rFonts w:ascii="Times New Roman" w:hAnsi="Times New Roman" w:cs="Times New Roman"/>
+                <w:sz w:val="20"/>
+                <w:szCs w:val="20"/>
+              </w:rPr>
+              <w:t>Compara o percentual de clientes ativos com 2020, apresentando a diferença em pontos percentuais.</w:t>
+            </w:r>
+          </w:p>
+        </w:tc>
+      </w:tr>
+      <w:tr>
+        <w:tc>
+          <w:tcPr>
+            <w:cnfStyle w:val="001000000000" w:firstRow="0" w:lastRow="0" w:firstColumn="1" w:lastColumn="0" w:oddVBand="0" w:evenVBand="0" w:oddHBand="0" w:evenHBand="0" w:firstRowFirstColumn="0" w:firstRowLastColumn="0" w:lastRowFirstColumn="0" w:lastRowLastColumn="0"/>
+            <w:tcW w:w="0" w:type="auto"/>
+            <w:hideMark/>
+          </w:tcPr>
+          <w:p>
+            <w:pPr>
+              <w:spacing w:after="160" w:line="360" w:lineRule="auto"/>
+              <w:rPr>
+                <w:rFonts w:ascii="Times New Roman" w:hAnsi="Times New Roman" w:cs="Times New Roman"/>
+                <w:sz w:val="20"/>
+                <w:szCs w:val="20"/>
+              </w:rPr>
+            </w:pPr>
+            <w:proofErr w:type="spellStart"/>
+            <w:r>
+              <w:rPr>
+                <w:rFonts w:ascii="Times New Roman" w:hAnsi="Times New Roman" w:cs="Times New Roman"/>
+                <w:sz w:val="20"/>
+                <w:szCs w:val="20"/>
+              </w:rPr>
+              <w:t>c</w:t>
+            </w:r>
+            <w:r>
+              <w:rPr>
+                <w:rFonts w:ascii="Times New Roman" w:hAnsi="Times New Roman" w:cs="Times New Roman"/>
+                <w:sz w:val="20"/>
+                <w:szCs w:val="20"/>
+              </w:rPr>
+              <w:t>hurn</w:t>
+            </w:r>
+            <w:r>
+              <w:rPr>
+                <w:rFonts w:ascii="Times New Roman" w:hAnsi="Times New Roman" w:cs="Times New Roman"/>
+                <w:sz w:val="20"/>
+                <w:szCs w:val="20"/>
+              </w:rPr>
+              <w:t>_r</w:t>
+            </w:r>
+            <w:r>
+              <w:rPr>
+                <w:rFonts w:ascii="Times New Roman" w:hAnsi="Times New Roman" w:cs="Times New Roman"/>
+                <w:sz w:val="20"/>
+                <w:szCs w:val="20"/>
+              </w:rPr>
+              <w:t>ate</w:t>
+            </w:r>
+            <w:proofErr w:type="spellEnd"/>
+            <w:r>
+              <w:rPr>
+                <w:rFonts w:ascii="Times New Roman" w:hAnsi="Times New Roman" w:cs="Times New Roman"/>
+                <w:sz w:val="20"/>
+                <w:szCs w:val="20"/>
+              </w:rPr>
+              <w:t>_%</w:t>
+            </w:r>
+          </w:p>
+        </w:tc>
+        <w:tc>
+          <w:tcPr>
+            <w:tcW w:w="0" w:type="auto"/>
+            <w:hideMark/>
+          </w:tcPr>
+          <w:p>
+            <w:pPr>
+              <w:spacing w:after="160" w:line="360" w:lineRule="auto"/>
+              <w:cnfStyle w:val="000000000000" w:firstRow="0" w:lastRow="0" w:firstColumn="0" w:lastColumn="0" w:oddVBand="0" w:evenVBand="0" w:oddHBand="0" w:evenHBand="0" w:firstRowFirstColumn="0" w:firstRowLastColumn="0" w:lastRowFirstColumn="0" w:lastRowLastColumn="0"/>
+              <w:rPr>
+                <w:rFonts w:ascii="Times New Roman" w:hAnsi="Times New Roman" w:cs="Times New Roman"/>
+                <w:sz w:val="20"/>
+                <w:szCs w:val="20"/>
+              </w:rPr>
+            </w:pPr>
+            <w:r>
+              <w:rPr>
+                <w:rFonts w:ascii="Times New Roman" w:hAnsi="Times New Roman" w:cs="Times New Roman"/>
+                <w:sz w:val="20"/>
+                <w:szCs w:val="20"/>
+              </w:rPr>
+              <w:t>= c</w:t>
+            </w:r>
+            <w:r>
+              <w:rPr>
+                <w:rFonts w:ascii="Times New Roman" w:hAnsi="Times New Roman" w:cs="Times New Roman"/>
+                <w:sz w:val="20"/>
+                <w:szCs w:val="20"/>
+              </w:rPr>
+              <w:t xml:space="preserve">lientes em </w:t>
+            </w:r>
+            <w:proofErr w:type="spellStart"/>
+            <w:r>
+              <w:rPr>
+                <w:rFonts w:ascii="Times New Roman" w:hAnsi="Times New Roman" w:cs="Times New Roman"/>
+                <w:sz w:val="20"/>
+                <w:szCs w:val="20"/>
+              </w:rPr>
+              <w:t>churn</w:t>
+            </w:r>
+            <w:proofErr w:type="spellEnd"/>
+            <w:r>
+              <w:rPr>
+                <w:rFonts w:ascii="Times New Roman" w:hAnsi="Times New Roman" w:cs="Times New Roman"/>
+                <w:sz w:val="20"/>
+                <w:szCs w:val="20"/>
+              </w:rPr>
+              <w:t xml:space="preserve"> </w:t>
+            </w:r>
+            <w:r>
+              <w:rPr>
+                <w:rFonts w:ascii="Times New Roman" w:hAnsi="Times New Roman" w:cs="Times New Roman"/>
+                <w:sz w:val="20"/>
+                <w:szCs w:val="20"/>
+              </w:rPr>
+              <w:t>/</w:t>
+            </w:r>
+            <w:r>
+              <w:rPr>
+                <w:rFonts w:ascii="Times New Roman" w:hAnsi="Times New Roman" w:cs="Times New Roman"/>
+                <w:sz w:val="20"/>
+                <w:szCs w:val="20"/>
+              </w:rPr>
+              <w:t xml:space="preserve"> clientes ativos no ano anterior</w:t>
+            </w:r>
+          </w:p>
+        </w:tc>
+        <w:tc>
+          <w:tcPr>
+            <w:tcW w:w="0" w:type="auto"/>
+            <w:hideMark/>
+          </w:tcPr>
+          <w:p>
+            <w:pPr>
+              <w:spacing w:after="160" w:line="360" w:lineRule="auto"/>
+              <w:cnfStyle w:val="000000000000" w:firstRow="0" w:lastRow="0" w:firstColumn="0" w:lastColumn="0" w:oddVBand="0" w:evenVBand="0" w:oddHBand="0" w:evenHBand="0" w:firstRowFirstColumn="0" w:firstRowLastColumn="0" w:lastRowFirstColumn="0" w:lastRowLastColumn="0"/>
+              <w:rPr>
+                <w:rFonts w:ascii="Times New Roman" w:hAnsi="Times New Roman" w:cs="Times New Roman"/>
+                <w:sz w:val="20"/>
+                <w:szCs w:val="20"/>
+              </w:rPr>
+            </w:pPr>
+            <w:r>
+              <w:rPr>
+                <w:rFonts w:ascii="Times New Roman" w:hAnsi="Times New Roman" w:cs="Times New Roman"/>
+                <w:sz w:val="20"/>
+                <w:szCs w:val="20"/>
+              </w:rPr>
+              <w:t>Mede a proporção de clientes anteriormente ativos que deixaram de realizar transações no ano atual.</w:t>
+            </w:r>
+          </w:p>
+        </w:tc>
+      </w:tr>
+      <w:tr>
+        <w:trPr>
+          <w:cnfStyle w:val="000000100000" w:firstRow="0" w:lastRow="0" w:firstColumn="0" w:lastColumn="0" w:oddVBand="0" w:evenVBand="0" w:oddHBand="1" w:evenHBand="0" w:firstRowFirstColumn="0" w:firstRowLastColumn="0" w:lastRowFirstColumn="0" w:lastRowLastColumn="0"/>
+        </w:trPr>
+        <w:tc>
+          <w:tcPr>
+            <w:cnfStyle w:val="001000000000" w:firstRow="0" w:lastRow="0" w:firstColumn="1" w:lastColumn="0" w:oddVBand="0" w:evenVBand="0" w:oddHBand="0" w:evenHBand="0" w:firstRowFirstColumn="0" w:firstRowLastColumn="0" w:lastRowFirstColumn="0" w:lastRowLastColumn="0"/>
+            <w:tcW w:w="0" w:type="auto"/>
+            <w:hideMark/>
+          </w:tcPr>
+          <w:p>
+            <w:pPr>
+              <w:spacing w:after="160" w:line="360" w:lineRule="auto"/>
+              <w:rPr>
+                <w:rFonts w:ascii="Times New Roman" w:hAnsi="Times New Roman" w:cs="Times New Roman"/>
+                <w:sz w:val="20"/>
+                <w:szCs w:val="20"/>
+              </w:rPr>
+            </w:pPr>
+            <w:proofErr w:type="spellStart"/>
+            <w:r>
+              <w:rPr>
+                <w:rFonts w:ascii="Times New Roman" w:hAnsi="Times New Roman" w:cs="Times New Roman"/>
+                <w:sz w:val="20"/>
+                <w:szCs w:val="20"/>
+              </w:rPr>
+              <w:t>average_churn_rate</w:t>
+            </w:r>
+            <w:proofErr w:type="spellEnd"/>
+            <w:r>
+              <w:rPr>
+                <w:rFonts w:ascii="Times New Roman" w:hAnsi="Times New Roman" w:cs="Times New Roman"/>
+                <w:sz w:val="20"/>
+                <w:szCs w:val="20"/>
+              </w:rPr>
+              <w:t xml:space="preserve">_% </w:t>
+            </w:r>
+          </w:p>
+          <w:p>
+            <w:pPr>
+              <w:spacing w:after="160" w:line="360" w:lineRule="auto"/>
+              <w:rPr>
+                <w:rFonts w:ascii="Times New Roman" w:hAnsi="Times New Roman" w:cs="Times New Roman"/>
+                <w:sz w:val="20"/>
+                <w:szCs w:val="20"/>
+              </w:rPr>
+            </w:pPr>
+          </w:p>
+        </w:tc>
+        <w:tc>
+          <w:tcPr>
+            <w:tcW w:w="0" w:type="auto"/>
+            <w:hideMark/>
+          </w:tcPr>
+          <w:p>
+            <w:pPr>
+              <w:spacing w:after="160" w:line="360" w:lineRule="auto"/>
+              <w:cnfStyle w:val="000000100000" w:firstRow="0" w:lastRow="0" w:firstColumn="0" w:lastColumn="0" w:oddVBand="0" w:evenVBand="0" w:oddHBand="1" w:evenHBand="0" w:firstRowFirstColumn="0" w:firstRowLastColumn="0" w:lastRowFirstColumn="0" w:lastRowLastColumn="0"/>
+              <w:rPr>
+                <w:rFonts w:ascii="Times New Roman" w:hAnsi="Times New Roman" w:cs="Times New Roman"/>
+                <w:sz w:val="20"/>
+                <w:szCs w:val="20"/>
+              </w:rPr>
+            </w:pPr>
+            <w:r>
+              <w:rPr>
+                <w:rFonts w:ascii="Times New Roman" w:hAnsi="Times New Roman" w:cs="Times New Roman"/>
+                <w:sz w:val="20"/>
+                <w:szCs w:val="20"/>
+              </w:rPr>
+              <w:t>= m</w:t>
+            </w:r>
+            <w:r>
+              <w:rPr>
+                <w:rFonts w:ascii="Times New Roman" w:hAnsi="Times New Roman" w:cs="Times New Roman"/>
+                <w:sz w:val="20"/>
+                <w:szCs w:val="20"/>
+              </w:rPr>
+              <w:t xml:space="preserve">édia das taxas anuais de </w:t>
+            </w:r>
+            <w:proofErr w:type="spellStart"/>
+            <w:r>
+              <w:rPr>
+                <w:rFonts w:ascii="Times New Roman" w:hAnsi="Times New Roman" w:cs="Times New Roman"/>
+                <w:sz w:val="20"/>
+                <w:szCs w:val="20"/>
+              </w:rPr>
+              <w:t>churn</w:t>
+            </w:r>
+            <w:proofErr w:type="spellEnd"/>
+          </w:p>
+        </w:tc>
+        <w:tc>
+          <w:tcPr>
+            <w:tcW w:w="0" w:type="auto"/>
+            <w:hideMark/>
+          </w:tcPr>
+          <w:p>
+            <w:pPr>
+              <w:spacing w:after="160" w:line="360" w:lineRule="auto"/>
+              <w:cnfStyle w:val="000000100000" w:firstRow="0" w:lastRow="0" w:firstColumn="0" w:lastColumn="0" w:oddVBand="0" w:evenVBand="0" w:oddHBand="1" w:evenHBand="0" w:firstRowFirstColumn="0" w:firstRowLastColumn="0" w:lastRowFirstColumn="0" w:lastRowLastColumn="0"/>
+              <w:rPr>
+                <w:rFonts w:ascii="Times New Roman" w:hAnsi="Times New Roman" w:cs="Times New Roman"/>
+                <w:sz w:val="20"/>
+                <w:szCs w:val="20"/>
+              </w:rPr>
+            </w:pPr>
+            <w:r>
+              <w:rPr>
+                <w:rFonts w:ascii="Times New Roman" w:hAnsi="Times New Roman" w:cs="Times New Roman"/>
+                <w:sz w:val="20"/>
+                <w:szCs w:val="20"/>
+              </w:rPr>
+              <w:t xml:space="preserve">Calcula a média do </w:t>
+            </w:r>
+            <w:proofErr w:type="spellStart"/>
+            <w:r>
+              <w:rPr>
+                <w:rFonts w:ascii="Times New Roman" w:hAnsi="Times New Roman" w:cs="Times New Roman"/>
+                <w:sz w:val="20"/>
+                <w:szCs w:val="20"/>
+              </w:rPr>
+              <w:t>churn</w:t>
+            </w:r>
+            <w:proofErr w:type="spellEnd"/>
+            <w:r>
+              <w:rPr>
+                <w:rFonts w:ascii="Times New Roman" w:hAnsi="Times New Roman" w:cs="Times New Roman"/>
+                <w:sz w:val="20"/>
+                <w:szCs w:val="20"/>
+              </w:rPr>
+              <w:t xml:space="preserve"> para os anos selecionados. O ano de 2010 é desconsiderado por não possuir período anterior para comparação.</w:t>
+            </w:r>
+          </w:p>
+        </w:tc>
+      </w:tr>
+      <w:tr>
+        <w:tc>
+          <w:tcPr>
+            <w:cnfStyle w:val="001000000000" w:firstRow="0" w:lastRow="0" w:firstColumn="1" w:lastColumn="0" w:oddVBand="0" w:evenVBand="0" w:oddHBand="0" w:evenHBand="0" w:firstRowFirstColumn="0" w:firstRowLastColumn="0" w:lastRowFirstColumn="0" w:lastRowLastColumn="0"/>
+            <w:tcW w:w="0" w:type="auto"/>
+            <w:hideMark/>
+          </w:tcPr>
+          <w:p>
+            <w:pPr>
+              <w:spacing w:after="160" w:line="360" w:lineRule="auto"/>
+              <w:rPr>
+                <w:rFonts w:ascii="Times New Roman" w:hAnsi="Times New Roman" w:cs="Times New Roman"/>
+                <w:sz w:val="20"/>
+                <w:szCs w:val="20"/>
+                <w:lang w:val="en-US"/>
+              </w:rPr>
+            </w:pPr>
+            <w:r>
+              <w:rPr>
+                <w:rFonts w:ascii="Times New Roman" w:hAnsi="Times New Roman" w:cs="Times New Roman"/>
+                <w:sz w:val="20"/>
+                <w:szCs w:val="20"/>
+                <w:lang w:val="en-US"/>
+              </w:rPr>
+              <w:t>churn_rate_vs_2020_p.p.</w:t>
+            </w:r>
+          </w:p>
+        </w:tc>
+        <w:tc>
+          <w:tcPr>
+            <w:tcW w:w="0" w:type="auto"/>
+            <w:hideMark/>
+          </w:tcPr>
+          <w:p>
+            <w:pPr>
+              <w:spacing w:after="160" w:line="360" w:lineRule="auto"/>
+              <w:cnfStyle w:val="000000000000" w:firstRow="0" w:lastRow="0" w:firstColumn="0" w:lastColumn="0" w:oddVBand="0" w:evenVBand="0" w:oddHBand="0" w:evenHBand="0" w:firstRowFirstColumn="0" w:firstRowLastColumn="0" w:lastRowFirstColumn="0" w:lastRowLastColumn="0"/>
+              <w:rPr>
+                <w:rFonts w:ascii="Times New Roman" w:hAnsi="Times New Roman" w:cs="Times New Roman"/>
+                <w:sz w:val="20"/>
+                <w:szCs w:val="20"/>
+              </w:rPr>
+            </w:pPr>
+            <w:r>
+              <w:rPr>
+                <w:rFonts w:ascii="Times New Roman" w:hAnsi="Times New Roman" w:cs="Times New Roman"/>
+                <w:sz w:val="20"/>
+                <w:szCs w:val="20"/>
+              </w:rPr>
+              <w:t xml:space="preserve">= </w:t>
+            </w:r>
+            <w:proofErr w:type="spellStart"/>
+            <w:r>
+              <w:rPr>
+                <w:rFonts w:ascii="Times New Roman" w:hAnsi="Times New Roman" w:cs="Times New Roman"/>
+                <w:sz w:val="20"/>
+                <w:szCs w:val="20"/>
+              </w:rPr>
+              <w:t>c</w:t>
+            </w:r>
+            <w:r>
+              <w:rPr>
+                <w:rFonts w:ascii="Times New Roman" w:hAnsi="Times New Roman" w:cs="Times New Roman"/>
+                <w:sz w:val="20"/>
+                <w:szCs w:val="20"/>
+              </w:rPr>
+              <w:t>hurn</w:t>
+            </w:r>
+            <w:proofErr w:type="spellEnd"/>
+            <w:r>
+              <w:rPr>
+                <w:rFonts w:ascii="Times New Roman" w:hAnsi="Times New Roman" w:cs="Times New Roman"/>
+                <w:sz w:val="20"/>
+                <w:szCs w:val="20"/>
+              </w:rPr>
+              <w:t xml:space="preserve"> atual </w:t>
+            </w:r>
+            <w:r>
+              <w:rPr>
+                <w:rFonts w:ascii="Times New Roman" w:hAnsi="Times New Roman" w:cs="Times New Roman"/>
+                <w:sz w:val="20"/>
+                <w:szCs w:val="20"/>
+              </w:rPr>
+              <w:t>-</w:t>
+            </w:r>
+            <w:r>
+              <w:rPr>
+                <w:rFonts w:ascii="Times New Roman" w:hAnsi="Times New Roman" w:cs="Times New Roman"/>
+                <w:sz w:val="20"/>
+                <w:szCs w:val="20"/>
+              </w:rPr>
+              <w:t xml:space="preserve"> </w:t>
+            </w:r>
+            <w:proofErr w:type="spellStart"/>
+            <w:r>
+              <w:rPr>
+                <w:rFonts w:ascii="Times New Roman" w:hAnsi="Times New Roman" w:cs="Times New Roman"/>
+                <w:sz w:val="20"/>
+                <w:szCs w:val="20"/>
+              </w:rPr>
+              <w:t>churn</w:t>
+            </w:r>
+            <w:proofErr w:type="spellEnd"/>
+            <w:r>
+              <w:rPr>
+                <w:rFonts w:ascii="Times New Roman" w:hAnsi="Times New Roman" w:cs="Times New Roman"/>
+                <w:sz w:val="20"/>
+                <w:szCs w:val="20"/>
+              </w:rPr>
+              <w:t xml:space="preserve"> de 2020</w:t>
+            </w:r>
+          </w:p>
+        </w:tc>
+        <w:tc>
+          <w:tcPr>
+            <w:tcW w:w="0" w:type="auto"/>
+            <w:hideMark/>
+          </w:tcPr>
+          <w:p>
+            <w:pPr>
+              <w:spacing w:after="160" w:line="360" w:lineRule="auto"/>
+              <w:cnfStyle w:val="000000000000" w:firstRow="0" w:lastRow="0" w:firstColumn="0" w:lastColumn="0" w:oddVBand="0" w:evenVBand="0" w:oddHBand="0" w:evenHBand="0" w:firstRowFirstColumn="0" w:firstRowLastColumn="0" w:lastRowFirstColumn="0" w:lastRowLastColumn="0"/>
+              <w:rPr>
+                <w:rFonts w:ascii="Times New Roman" w:hAnsi="Times New Roman" w:cs="Times New Roman"/>
+                <w:sz w:val="20"/>
+                <w:szCs w:val="20"/>
+              </w:rPr>
+            </w:pPr>
+            <w:r>
+              <w:rPr>
+                <w:rFonts w:ascii="Times New Roman" w:hAnsi="Times New Roman" w:cs="Times New Roman"/>
+                <w:sz w:val="20"/>
+                <w:szCs w:val="20"/>
+              </w:rPr>
+              <w:t xml:space="preserve">Compara a taxa de </w:t>
+            </w:r>
+            <w:proofErr w:type="spellStart"/>
+            <w:r>
+              <w:rPr>
+                <w:rFonts w:ascii="Times New Roman" w:hAnsi="Times New Roman" w:cs="Times New Roman"/>
+                <w:sz w:val="20"/>
+                <w:szCs w:val="20"/>
+              </w:rPr>
+              <w:t>churn</w:t>
+            </w:r>
+            <w:proofErr w:type="spellEnd"/>
+            <w:r>
+              <w:rPr>
+                <w:rFonts w:ascii="Times New Roman" w:hAnsi="Times New Roman" w:cs="Times New Roman"/>
+                <w:sz w:val="20"/>
+                <w:szCs w:val="20"/>
+              </w:rPr>
+              <w:t xml:space="preserve"> com 2020, apresentando a diferença em pontos percentuais.</w:t>
+            </w:r>
+          </w:p>
+        </w:tc>
+      </w:tr>
+      <w:tr>
+        <w:trPr>
+          <w:cnfStyle w:val="000000100000" w:firstRow="0" w:lastRow="0" w:firstColumn="0" w:lastColumn="0" w:oddVBand="0" w:evenVBand="0" w:oddHBand="1" w:evenHBand="0" w:firstRowFirstColumn="0" w:firstRowLastColumn="0" w:lastRowFirstColumn="0" w:lastRowLastColumn="0"/>
+        </w:trPr>
+        <w:tc>
+          <w:tcPr>
+            <w:cnfStyle w:val="001000000000" w:firstRow="0" w:lastRow="0" w:firstColumn="1" w:lastColumn="0" w:oddVBand="0" w:evenVBand="0" w:oddHBand="0" w:evenHBand="0" w:firstRowFirstColumn="0" w:firstRowLastColumn="0" w:lastRowFirstColumn="0" w:lastRowLastColumn="0"/>
+            <w:tcW w:w="0" w:type="auto"/>
+            <w:hideMark/>
+          </w:tcPr>
+          <w:p>
+            <w:pPr>
+              <w:spacing w:after="160" w:line="360" w:lineRule="auto"/>
+              <w:rPr>
+                <w:rFonts w:ascii="Times New Roman" w:hAnsi="Times New Roman" w:cs="Times New Roman"/>
+                <w:sz w:val="20"/>
+                <w:szCs w:val="20"/>
+              </w:rPr>
+            </w:pPr>
+            <w:proofErr w:type="spellStart"/>
+            <w:r>
+              <w:rPr>
+                <w:rFonts w:ascii="Times New Roman" w:hAnsi="Times New Roman" w:cs="Times New Roman"/>
+                <w:sz w:val="20"/>
+                <w:szCs w:val="20"/>
+              </w:rPr>
+              <w:t>new_customers</w:t>
+            </w:r>
+            <w:proofErr w:type="spellEnd"/>
+          </w:p>
+          <w:p>
+            <w:pPr>
+              <w:spacing w:after="160" w:line="360" w:lineRule="auto"/>
+              <w:rPr>
+                <w:rFonts w:ascii="Times New Roman" w:hAnsi="Times New Roman" w:cs="Times New Roman"/>
+                <w:sz w:val="20"/>
+                <w:szCs w:val="20"/>
+              </w:rPr>
+            </w:pPr>
+          </w:p>
+        </w:tc>
+        <w:tc>
+          <w:tcPr>
+            <w:tcW w:w="0" w:type="auto"/>
+            <w:hideMark/>
+          </w:tcPr>
+          <w:p>
+            <w:pPr>
+              <w:spacing w:after="160" w:line="360" w:lineRule="auto"/>
+              <w:cnfStyle w:val="000000100000" w:firstRow="0" w:lastRow="0" w:firstColumn="0" w:lastColumn="0" w:oddVBand="0" w:evenVBand="0" w:oddHBand="1" w:evenHBand="0" w:firstRowFirstColumn="0" w:firstRowLastColumn="0" w:lastRowFirstColumn="0" w:lastRowLastColumn="0"/>
+              <w:rPr>
+                <w:rFonts w:ascii="Times New Roman" w:hAnsi="Times New Roman" w:cs="Times New Roman"/>
+                <w:sz w:val="20"/>
+                <w:szCs w:val="20"/>
+              </w:rPr>
+            </w:pPr>
+            <w:r>
+              <w:rPr>
+                <w:rFonts w:ascii="Times New Roman" w:hAnsi="Times New Roman" w:cs="Times New Roman"/>
+                <w:sz w:val="20"/>
+                <w:szCs w:val="20"/>
+              </w:rPr>
+              <w:t>= c</w:t>
+            </w:r>
+            <w:r>
+              <w:rPr>
+                <w:rFonts w:ascii="Times New Roman" w:hAnsi="Times New Roman" w:cs="Times New Roman"/>
+                <w:sz w:val="20"/>
+                <w:szCs w:val="20"/>
+              </w:rPr>
+              <w:t>ontagem de clientes cuja primeira conta foi aberta no período</w:t>
+            </w:r>
+          </w:p>
+        </w:tc>
+        <w:tc>
+          <w:tcPr>
+            <w:tcW w:w="0" w:type="auto"/>
+            <w:hideMark/>
+          </w:tcPr>
+          <w:p>
+            <w:pPr>
+              <w:spacing w:after="160" w:line="360" w:lineRule="auto"/>
+              <w:cnfStyle w:val="000000100000" w:firstRow="0" w:lastRow="0" w:firstColumn="0" w:lastColumn="0" w:oddVBand="0" w:evenVBand="0" w:oddHBand="1" w:evenHBand="0" w:firstRowFirstColumn="0" w:firstRowLastColumn="0" w:lastRowFirstColumn="0" w:lastRowLastColumn="0"/>
+              <w:rPr>
+                <w:rFonts w:ascii="Times New Roman" w:hAnsi="Times New Roman" w:cs="Times New Roman"/>
+                <w:sz w:val="20"/>
+                <w:szCs w:val="20"/>
+              </w:rPr>
+            </w:pPr>
+            <w:r>
+              <w:rPr>
+                <w:rFonts w:ascii="Times New Roman" w:hAnsi="Times New Roman" w:cs="Times New Roman"/>
+                <w:sz w:val="20"/>
+                <w:szCs w:val="20"/>
+              </w:rPr>
+              <w:t>Identifica a entrada de novos clientes considerando a abertura da primeira conta como referência.</w:t>
+            </w:r>
+          </w:p>
+        </w:tc>
+      </w:tr>
+      <w:tr>
+        <w:tc>
+          <w:tcPr>
+            <w:cnfStyle w:val="001000000000" w:firstRow="0" w:lastRow="0" w:firstColumn="1" w:lastColumn="0" w:oddVBand="0" w:evenVBand="0" w:oddHBand="0" w:evenHBand="0" w:firstRowFirstColumn="0" w:firstRowLastColumn="0" w:lastRowFirstColumn="0" w:lastRowLastColumn="0"/>
+            <w:tcW w:w="0" w:type="auto"/>
+            <w:hideMark/>
+          </w:tcPr>
+          <w:p>
+            <w:pPr>
+              <w:spacing w:after="160" w:line="360" w:lineRule="auto"/>
+              <w:rPr>
+                <w:rFonts w:ascii="Times New Roman" w:hAnsi="Times New Roman" w:cs="Times New Roman"/>
+                <w:sz w:val="20"/>
+                <w:szCs w:val="20"/>
+              </w:rPr>
+            </w:pPr>
+            <w:proofErr w:type="spellStart"/>
+            <w:r>
+              <w:rPr>
+                <w:rFonts w:ascii="Times New Roman" w:hAnsi="Times New Roman" w:cs="Times New Roman"/>
+                <w:sz w:val="20"/>
+                <w:szCs w:val="20"/>
+              </w:rPr>
+              <w:t>average_new_customers</w:t>
+            </w:r>
+            <w:proofErr w:type="spellEnd"/>
+          </w:p>
+          <w:p>
+            <w:pPr>
+              <w:spacing w:after="160" w:line="360" w:lineRule="auto"/>
+              <w:rPr>
+                <w:rFonts w:ascii="Times New Roman" w:hAnsi="Times New Roman" w:cs="Times New Roman"/>
+                <w:sz w:val="20"/>
+                <w:szCs w:val="20"/>
+              </w:rPr>
+            </w:pPr>
+          </w:p>
+        </w:tc>
+        <w:tc>
+          <w:tcPr>
+            <w:tcW w:w="0" w:type="auto"/>
+            <w:hideMark/>
+          </w:tcPr>
+          <w:p>
+            <w:pPr>
+              <w:spacing w:after="160" w:line="360" w:lineRule="auto"/>
+              <w:cnfStyle w:val="000000000000" w:firstRow="0" w:lastRow="0" w:firstColumn="0" w:lastColumn="0" w:oddVBand="0" w:evenVBand="0" w:oddHBand="0" w:evenHBand="0" w:firstRowFirstColumn="0" w:firstRowLastColumn="0" w:lastRowFirstColumn="0" w:lastRowLastColumn="0"/>
+              <w:rPr>
+                <w:rFonts w:ascii="Times New Roman" w:hAnsi="Times New Roman" w:cs="Times New Roman"/>
+                <w:sz w:val="20"/>
+                <w:szCs w:val="20"/>
+              </w:rPr>
+            </w:pPr>
+            <w:r>
+              <w:rPr>
+                <w:rFonts w:ascii="Times New Roman" w:hAnsi="Times New Roman" w:cs="Times New Roman"/>
+                <w:sz w:val="20"/>
+                <w:szCs w:val="20"/>
+              </w:rPr>
+              <w:t>= m</w:t>
+            </w:r>
+            <w:r>
+              <w:rPr>
+                <w:rFonts w:ascii="Times New Roman" w:hAnsi="Times New Roman" w:cs="Times New Roman"/>
+                <w:sz w:val="20"/>
+                <w:szCs w:val="20"/>
+              </w:rPr>
+              <w:t>édia anual de novos clientes</w:t>
+            </w:r>
+          </w:p>
+        </w:tc>
+        <w:tc>
+          <w:tcPr>
+            <w:tcW w:w="0" w:type="auto"/>
+            <w:hideMark/>
+          </w:tcPr>
+          <w:p>
+            <w:pPr>
+              <w:spacing w:after="160" w:line="360" w:lineRule="auto"/>
+              <w:cnfStyle w:val="000000000000" w:firstRow="0" w:lastRow="0" w:firstColumn="0" w:lastColumn="0" w:oddVBand="0" w:evenVBand="0" w:oddHBand="0" w:evenHBand="0" w:firstRowFirstColumn="0" w:firstRowLastColumn="0" w:lastRowFirstColumn="0" w:lastRowLastColumn="0"/>
+              <w:rPr>
+                <w:rFonts w:ascii="Times New Roman" w:hAnsi="Times New Roman" w:cs="Times New Roman"/>
+                <w:sz w:val="20"/>
+                <w:szCs w:val="20"/>
+              </w:rPr>
+            </w:pPr>
+            <w:r>
+              <w:rPr>
+                <w:rFonts w:ascii="Times New Roman" w:hAnsi="Times New Roman" w:cs="Times New Roman"/>
+                <w:sz w:val="20"/>
+                <w:szCs w:val="20"/>
+              </w:rPr>
+              <w:t>Calcula a quantidade média de novos clientes por ano dentro do período selecionado.</w:t>
+            </w:r>
+          </w:p>
+        </w:tc>
+      </w:tr>
+      <w:tr>
+        <w:trPr>
+          <w:cnfStyle w:val="000000100000" w:firstRow="0" w:lastRow="0" w:firstColumn="0" w:lastColumn="0" w:oddVBand="0" w:evenVBand="0" w:oddHBand="1" w:evenHBand="0" w:firstRowFirstColumn="0" w:firstRowLastColumn="0" w:lastRowFirstColumn="0" w:lastRowLastColumn="0"/>
+        </w:trPr>
+        <w:tc>
+          <w:tcPr>
+            <w:cnfStyle w:val="001000000000" w:firstRow="0" w:lastRow="0" w:firstColumn="1" w:lastColumn="0" w:oddVBand="0" w:evenVBand="0" w:oddHBand="0" w:evenHBand="0" w:firstRowFirstColumn="0" w:firstRowLastColumn="0" w:lastRowFirstColumn="0" w:lastRowLastColumn="0"/>
+            <w:tcW w:w="0" w:type="auto"/>
+            <w:hideMark/>
+          </w:tcPr>
+          <w:p>
+            <w:pPr>
+              <w:spacing w:after="160" w:line="360" w:lineRule="auto"/>
+              <w:rPr>
+                <w:rFonts w:ascii="Times New Roman" w:hAnsi="Times New Roman" w:cs="Times New Roman"/>
+                <w:sz w:val="20"/>
+                <w:szCs w:val="20"/>
+              </w:rPr>
+            </w:pPr>
+            <w:r>
+              <w:rPr>
+                <w:rFonts w:ascii="Times New Roman" w:hAnsi="Times New Roman" w:cs="Times New Roman"/>
+                <w:sz w:val="20"/>
+                <w:szCs w:val="20"/>
+              </w:rPr>
+              <w:lastRenderedPageBreak/>
+              <w:t>new_customers_vs_2020</w:t>
+            </w:r>
+          </w:p>
+        </w:tc>
+        <w:tc>
+          <w:tcPr>
+            <w:tcW w:w="0" w:type="auto"/>
+            <w:hideMark/>
+          </w:tcPr>
+          <w:p>
+            <w:pPr>
+              <w:spacing w:after="160" w:line="360" w:lineRule="auto"/>
+              <w:cnfStyle w:val="000000100000" w:firstRow="0" w:lastRow="0" w:firstColumn="0" w:lastColumn="0" w:oddVBand="0" w:evenVBand="0" w:oddHBand="1" w:evenHBand="0" w:firstRowFirstColumn="0" w:firstRowLastColumn="0" w:lastRowFirstColumn="0" w:lastRowLastColumn="0"/>
+              <w:rPr>
+                <w:rFonts w:ascii="Times New Roman" w:hAnsi="Times New Roman" w:cs="Times New Roman"/>
+                <w:sz w:val="20"/>
+                <w:szCs w:val="20"/>
+              </w:rPr>
+            </w:pPr>
+            <w:r>
+              <w:rPr>
+                <w:rFonts w:ascii="Times New Roman" w:hAnsi="Times New Roman" w:cs="Times New Roman"/>
+                <w:sz w:val="20"/>
+                <w:szCs w:val="20"/>
+              </w:rPr>
+              <w:t>= n</w:t>
+            </w:r>
+            <w:r>
+              <w:rPr>
+                <w:rFonts w:ascii="Times New Roman" w:hAnsi="Times New Roman" w:cs="Times New Roman"/>
+                <w:sz w:val="20"/>
+                <w:szCs w:val="20"/>
+              </w:rPr>
+              <w:t xml:space="preserve">ovos clientes atuais </w:t>
+            </w:r>
+            <w:r>
+              <w:rPr>
+                <w:rFonts w:ascii="Times New Roman" w:hAnsi="Times New Roman" w:cs="Times New Roman"/>
+                <w:sz w:val="20"/>
+                <w:szCs w:val="20"/>
+              </w:rPr>
+              <w:t>-</w:t>
+            </w:r>
+            <w:r>
+              <w:rPr>
+                <w:rFonts w:ascii="Times New Roman" w:hAnsi="Times New Roman" w:cs="Times New Roman"/>
+                <w:sz w:val="20"/>
+                <w:szCs w:val="20"/>
+              </w:rPr>
+              <w:t xml:space="preserve"> novos clientes de 2020</w:t>
+            </w:r>
+          </w:p>
+        </w:tc>
+        <w:tc>
+          <w:tcPr>
+            <w:tcW w:w="0" w:type="auto"/>
+            <w:hideMark/>
+          </w:tcPr>
+          <w:p>
+            <w:pPr>
+              <w:spacing w:after="160" w:line="360" w:lineRule="auto"/>
+              <w:cnfStyle w:val="000000100000" w:firstRow="0" w:lastRow="0" w:firstColumn="0" w:lastColumn="0" w:oddVBand="0" w:evenVBand="0" w:oddHBand="1" w:evenHBand="0" w:firstRowFirstColumn="0" w:firstRowLastColumn="0" w:lastRowFirstColumn="0" w:lastRowLastColumn="0"/>
+              <w:rPr>
+                <w:rFonts w:ascii="Times New Roman" w:hAnsi="Times New Roman" w:cs="Times New Roman"/>
+                <w:sz w:val="20"/>
+                <w:szCs w:val="20"/>
+              </w:rPr>
+            </w:pPr>
+            <w:r>
+              <w:rPr>
+                <w:rFonts w:ascii="Times New Roman" w:hAnsi="Times New Roman" w:cs="Times New Roman"/>
+                <w:sz w:val="20"/>
+                <w:szCs w:val="20"/>
+              </w:rPr>
+              <w:t>Apresenta a diferença absoluta na aquisição de novos clientes em relação a 2020.</w:t>
+            </w:r>
+          </w:p>
+        </w:tc>
+      </w:tr>
+      <w:tr>
+        <w:tc>
+          <w:tcPr>
+            <w:cnfStyle w:val="001000000000" w:firstRow="0" w:lastRow="0" w:firstColumn="1" w:lastColumn="0" w:oddVBand="0" w:evenVBand="0" w:oddHBand="0" w:evenHBand="0" w:firstRowFirstColumn="0" w:firstRowLastColumn="0" w:lastRowFirstColumn="0" w:lastRowLastColumn="0"/>
+            <w:tcW w:w="0" w:type="auto"/>
+            <w:hideMark/>
+          </w:tcPr>
+          <w:p>
+            <w:pPr>
+              <w:spacing w:after="160" w:line="360" w:lineRule="auto"/>
+              <w:rPr>
+                <w:rFonts w:ascii="Times New Roman" w:hAnsi="Times New Roman" w:cs="Times New Roman"/>
+                <w:sz w:val="20"/>
+                <w:szCs w:val="20"/>
+              </w:rPr>
+            </w:pPr>
+            <w:proofErr w:type="spellStart"/>
+            <w:r>
+              <w:rPr>
+                <w:rFonts w:ascii="Times New Roman" w:hAnsi="Times New Roman" w:cs="Times New Roman"/>
+                <w:sz w:val="20"/>
+                <w:szCs w:val="20"/>
+              </w:rPr>
+              <w:t>total_transactions</w:t>
+            </w:r>
+            <w:proofErr w:type="spellEnd"/>
+          </w:p>
+        </w:tc>
+        <w:tc>
+          <w:tcPr>
+            <w:tcW w:w="0" w:type="auto"/>
+            <w:hideMark/>
+          </w:tcPr>
+          <w:p>
+            <w:pPr>
+              <w:spacing w:after="160" w:line="360" w:lineRule="auto"/>
+              <w:cnfStyle w:val="000000000000" w:firstRow="0" w:lastRow="0" w:firstColumn="0" w:lastColumn="0" w:oddVBand="0" w:evenVBand="0" w:oddHBand="0" w:evenHBand="0" w:firstRowFirstColumn="0" w:firstRowLastColumn="0" w:lastRowFirstColumn="0" w:lastRowLastColumn="0"/>
+              <w:rPr>
+                <w:rFonts w:ascii="Times New Roman" w:hAnsi="Times New Roman" w:cs="Times New Roman"/>
+                <w:sz w:val="20"/>
+                <w:szCs w:val="20"/>
+              </w:rPr>
+            </w:pPr>
+            <w:r>
+              <w:rPr>
+                <w:rFonts w:ascii="Times New Roman" w:hAnsi="Times New Roman" w:cs="Times New Roman"/>
+                <w:sz w:val="20"/>
+                <w:szCs w:val="20"/>
+              </w:rPr>
+              <w:t>= c</w:t>
+            </w:r>
+            <w:r>
+              <w:rPr>
+                <w:rFonts w:ascii="Times New Roman" w:hAnsi="Times New Roman" w:cs="Times New Roman"/>
+                <w:sz w:val="20"/>
+                <w:szCs w:val="20"/>
+              </w:rPr>
+              <w:t>ontagem de transações</w:t>
+            </w:r>
+          </w:p>
+        </w:tc>
+        <w:tc>
+          <w:tcPr>
+            <w:tcW w:w="0" w:type="auto"/>
+            <w:hideMark/>
+          </w:tcPr>
+          <w:p>
+            <w:pPr>
+              <w:spacing w:after="160" w:line="360" w:lineRule="auto"/>
+              <w:cnfStyle w:val="000000000000" w:firstRow="0" w:lastRow="0" w:firstColumn="0" w:lastColumn="0" w:oddVBand="0" w:evenVBand="0" w:oddHBand="0" w:evenHBand="0" w:firstRowFirstColumn="0" w:firstRowLastColumn="0" w:lastRowFirstColumn="0" w:lastRowLastColumn="0"/>
+              <w:rPr>
+                <w:rFonts w:ascii="Times New Roman" w:hAnsi="Times New Roman" w:cs="Times New Roman"/>
+                <w:sz w:val="20"/>
+                <w:szCs w:val="20"/>
+              </w:rPr>
+            </w:pPr>
+            <w:r>
+              <w:rPr>
+                <w:rFonts w:ascii="Times New Roman" w:hAnsi="Times New Roman" w:cs="Times New Roman"/>
+                <w:sz w:val="20"/>
+                <w:szCs w:val="20"/>
+              </w:rPr>
+              <w:t>Calcula o número total de operações realizadas no contexto de filtros selecionado.</w:t>
+            </w:r>
+          </w:p>
+        </w:tc>
+      </w:tr>
+      <w:tr>
+        <w:trPr>
+          <w:cnfStyle w:val="000000100000" w:firstRow="0" w:lastRow="0" w:firstColumn="0" w:lastColumn="0" w:oddVBand="0" w:evenVBand="0" w:oddHBand="1" w:evenHBand="0" w:firstRowFirstColumn="0" w:firstRowLastColumn="0" w:lastRowFirstColumn="0" w:lastRowLastColumn="0"/>
+        </w:trPr>
+        <w:tc>
+          <w:tcPr>
+            <w:cnfStyle w:val="001000000000" w:firstRow="0" w:lastRow="0" w:firstColumn="1" w:lastColumn="0" w:oddVBand="0" w:evenVBand="0" w:oddHBand="0" w:evenHBand="0" w:firstRowFirstColumn="0" w:firstRowLastColumn="0" w:lastRowFirstColumn="0" w:lastRowLastColumn="0"/>
+            <w:tcW w:w="0" w:type="auto"/>
+            <w:hideMark/>
+          </w:tcPr>
+          <w:p>
+            <w:pPr>
+              <w:spacing w:after="160" w:line="360" w:lineRule="auto"/>
+              <w:rPr>
+                <w:rFonts w:ascii="Times New Roman" w:hAnsi="Times New Roman" w:cs="Times New Roman"/>
+                <w:sz w:val="20"/>
+                <w:szCs w:val="20"/>
+              </w:rPr>
+            </w:pPr>
+            <w:r>
+              <w:rPr>
+                <w:rFonts w:ascii="Times New Roman" w:hAnsi="Times New Roman" w:cs="Times New Roman"/>
+                <w:sz w:val="20"/>
+                <w:szCs w:val="20"/>
+              </w:rPr>
+              <w:t>transactions_vs_2020_%</w:t>
+            </w:r>
+          </w:p>
+        </w:tc>
+        <w:tc>
+          <w:tcPr>
+            <w:tcW w:w="0" w:type="auto"/>
+            <w:hideMark/>
+          </w:tcPr>
+          <w:p>
+            <w:pPr>
+              <w:spacing w:after="160" w:line="360" w:lineRule="auto"/>
+              <w:cnfStyle w:val="000000100000" w:firstRow="0" w:lastRow="0" w:firstColumn="0" w:lastColumn="0" w:oddVBand="0" w:evenVBand="0" w:oddHBand="1" w:evenHBand="0" w:firstRowFirstColumn="0" w:firstRowLastColumn="0" w:lastRowFirstColumn="0" w:lastRowLastColumn="0"/>
+              <w:rPr>
+                <w:rFonts w:ascii="Times New Roman" w:hAnsi="Times New Roman" w:cs="Times New Roman"/>
+                <w:sz w:val="20"/>
+                <w:szCs w:val="20"/>
+              </w:rPr>
+            </w:pPr>
+            <w:r>
+              <w:rPr>
+                <w:rFonts w:ascii="Times New Roman" w:hAnsi="Times New Roman" w:cs="Times New Roman"/>
+                <w:sz w:val="20"/>
+                <w:szCs w:val="20"/>
+              </w:rPr>
+              <w:t xml:space="preserve">= </w:t>
+            </w:r>
+            <w:r>
+              <w:rPr>
+                <w:rFonts w:ascii="Times New Roman" w:hAnsi="Times New Roman" w:cs="Times New Roman"/>
+                <w:sz w:val="20"/>
+                <w:szCs w:val="20"/>
+              </w:rPr>
+              <w:t>(</w:t>
+            </w:r>
+            <w:r>
+              <w:rPr>
+                <w:rFonts w:ascii="Times New Roman" w:hAnsi="Times New Roman" w:cs="Times New Roman"/>
+                <w:sz w:val="20"/>
+                <w:szCs w:val="20"/>
+              </w:rPr>
+              <w:t>t</w:t>
+            </w:r>
+            <w:r>
+              <w:rPr>
+                <w:rFonts w:ascii="Times New Roman" w:hAnsi="Times New Roman" w:cs="Times New Roman"/>
+                <w:sz w:val="20"/>
+                <w:szCs w:val="20"/>
+              </w:rPr>
+              <w:t xml:space="preserve">ransações atuais </w:t>
+            </w:r>
+            <w:r>
+              <w:rPr>
+                <w:rFonts w:ascii="Times New Roman" w:hAnsi="Times New Roman" w:cs="Times New Roman"/>
+                <w:sz w:val="20"/>
+                <w:szCs w:val="20"/>
+              </w:rPr>
+              <w:t>-</w:t>
+            </w:r>
+            <w:r>
+              <w:rPr>
+                <w:rFonts w:ascii="Times New Roman" w:hAnsi="Times New Roman" w:cs="Times New Roman"/>
+                <w:sz w:val="20"/>
+                <w:szCs w:val="20"/>
+              </w:rPr>
+              <w:t xml:space="preserve"> transações de 2020) </w:t>
+            </w:r>
+            <w:r>
+              <w:rPr>
+                <w:rFonts w:ascii="Times New Roman" w:hAnsi="Times New Roman" w:cs="Times New Roman"/>
+                <w:sz w:val="20"/>
+                <w:szCs w:val="20"/>
+              </w:rPr>
+              <w:t>/</w:t>
+            </w:r>
+            <w:r>
+              <w:rPr>
+                <w:rFonts w:ascii="Times New Roman" w:hAnsi="Times New Roman" w:cs="Times New Roman"/>
+                <w:sz w:val="20"/>
+                <w:szCs w:val="20"/>
+              </w:rPr>
+              <w:t xml:space="preserve"> transações de 2020</w:t>
+            </w:r>
+          </w:p>
+        </w:tc>
+        <w:tc>
+          <w:tcPr>
+            <w:tcW w:w="0" w:type="auto"/>
+            <w:hideMark/>
+          </w:tcPr>
+          <w:p>
+            <w:pPr>
+              <w:spacing w:after="160" w:line="360" w:lineRule="auto"/>
+              <w:cnfStyle w:val="000000100000" w:firstRow="0" w:lastRow="0" w:firstColumn="0" w:lastColumn="0" w:oddVBand="0" w:evenVBand="0" w:oddHBand="1" w:evenHBand="0" w:firstRowFirstColumn="0" w:firstRowLastColumn="0" w:lastRowFirstColumn="0" w:lastRowLastColumn="0"/>
+              <w:rPr>
+                <w:rFonts w:ascii="Times New Roman" w:hAnsi="Times New Roman" w:cs="Times New Roman"/>
+                <w:sz w:val="20"/>
+                <w:szCs w:val="20"/>
+              </w:rPr>
+            </w:pPr>
+            <w:r>
+              <w:rPr>
+                <w:rFonts w:ascii="Times New Roman" w:hAnsi="Times New Roman" w:cs="Times New Roman"/>
+                <w:sz w:val="20"/>
+                <w:szCs w:val="20"/>
+              </w:rPr>
+              <w:t>Calcula a variação percentual do volume de transações em relação a 2020.</w:t>
+            </w:r>
+          </w:p>
+        </w:tc>
+      </w:tr>
+      <w:tr>
+        <w:tc>
+          <w:tcPr>
+            <w:cnfStyle w:val="001000000000" w:firstRow="0" w:lastRow="0" w:firstColumn="1" w:lastColumn="0" w:oddVBand="0" w:evenVBand="0" w:oddHBand="0" w:evenHBand="0" w:firstRowFirstColumn="0" w:firstRowLastColumn="0" w:lastRowFirstColumn="0" w:lastRowLastColumn="0"/>
+            <w:tcW w:w="0" w:type="auto"/>
+            <w:hideMark/>
+          </w:tcPr>
+          <w:p>
+            <w:pPr>
+              <w:spacing w:after="160" w:line="360" w:lineRule="auto"/>
+              <w:rPr>
+                <w:rFonts w:ascii="Times New Roman" w:hAnsi="Times New Roman" w:cs="Times New Roman"/>
+                <w:sz w:val="20"/>
+                <w:szCs w:val="20"/>
+              </w:rPr>
+            </w:pPr>
+            <w:proofErr w:type="spellStart"/>
+            <w:r>
+              <w:rPr>
+                <w:rFonts w:ascii="Times New Roman" w:hAnsi="Times New Roman" w:cs="Times New Roman"/>
+                <w:sz w:val="20"/>
+                <w:szCs w:val="20"/>
+              </w:rPr>
+              <w:t>average_transaction_value</w:t>
+            </w:r>
+            <w:proofErr w:type="spellEnd"/>
+          </w:p>
+          <w:p>
+            <w:pPr>
+              <w:spacing w:after="160" w:line="360" w:lineRule="auto"/>
+              <w:rPr>
+                <w:rFonts w:ascii="Times New Roman" w:hAnsi="Times New Roman" w:cs="Times New Roman"/>
+                <w:sz w:val="20"/>
+                <w:szCs w:val="20"/>
+              </w:rPr>
+            </w:pPr>
+          </w:p>
+        </w:tc>
+        <w:tc>
+          <w:tcPr>
+            <w:tcW w:w="0" w:type="auto"/>
+            <w:hideMark/>
+          </w:tcPr>
+          <w:p>
+            <w:pPr>
+              <w:spacing w:after="160" w:line="360" w:lineRule="auto"/>
+              <w:cnfStyle w:val="000000000000" w:firstRow="0" w:lastRow="0" w:firstColumn="0" w:lastColumn="0" w:oddVBand="0" w:evenVBand="0" w:oddHBand="0" w:evenHBand="0" w:firstRowFirstColumn="0" w:firstRowLastColumn="0" w:lastRowFirstColumn="0" w:lastRowLastColumn="0"/>
+              <w:rPr>
+                <w:rFonts w:ascii="Times New Roman" w:hAnsi="Times New Roman" w:cs="Times New Roman"/>
+                <w:sz w:val="20"/>
+                <w:szCs w:val="20"/>
+              </w:rPr>
+            </w:pPr>
+            <w:r>
+              <w:rPr>
+                <w:rFonts w:ascii="Times New Roman" w:hAnsi="Times New Roman" w:cs="Times New Roman"/>
+                <w:sz w:val="20"/>
+                <w:szCs w:val="20"/>
+              </w:rPr>
+              <w:t>= s</w:t>
+            </w:r>
+            <w:r>
+              <w:rPr>
+                <w:rFonts w:ascii="Times New Roman" w:hAnsi="Times New Roman" w:cs="Times New Roman"/>
+                <w:sz w:val="20"/>
+                <w:szCs w:val="20"/>
+              </w:rPr>
+              <w:t>oma dos valores das transações ÷ quantidade de transações</w:t>
+            </w:r>
+          </w:p>
+        </w:tc>
+        <w:tc>
+          <w:tcPr>
+            <w:tcW w:w="0" w:type="auto"/>
+            <w:hideMark/>
+          </w:tcPr>
+          <w:p>
+            <w:pPr>
+              <w:spacing w:after="160" w:line="360" w:lineRule="auto"/>
+              <w:cnfStyle w:val="000000000000" w:firstRow="0" w:lastRow="0" w:firstColumn="0" w:lastColumn="0" w:oddVBand="0" w:evenVBand="0" w:oddHBand="0" w:evenHBand="0" w:firstRowFirstColumn="0" w:firstRowLastColumn="0" w:lastRowFirstColumn="0" w:lastRowLastColumn="0"/>
+              <w:rPr>
+                <w:rFonts w:ascii="Times New Roman" w:hAnsi="Times New Roman" w:cs="Times New Roman"/>
+                <w:sz w:val="20"/>
+                <w:szCs w:val="20"/>
+              </w:rPr>
+            </w:pPr>
+            <w:r>
+              <w:rPr>
+                <w:rFonts w:ascii="Times New Roman" w:hAnsi="Times New Roman" w:cs="Times New Roman"/>
+                <w:sz w:val="20"/>
+                <w:szCs w:val="20"/>
+              </w:rPr>
+              <w:t>Calcula o valor médio movimentado por operação.</w:t>
+            </w:r>
+          </w:p>
+        </w:tc>
+      </w:tr>
+      <w:tr>
+        <w:trPr>
+          <w:cnfStyle w:val="000000100000" w:firstRow="0" w:lastRow="0" w:firstColumn="0" w:lastColumn="0" w:oddVBand="0" w:evenVBand="0" w:oddHBand="1" w:evenHBand="0" w:firstRowFirstColumn="0" w:firstRowLastColumn="0" w:lastRowFirstColumn="0" w:lastRowLastColumn="0"/>
+        </w:trPr>
+        <w:tc>
+          <w:tcPr>
+            <w:cnfStyle w:val="001000000000" w:firstRow="0" w:lastRow="0" w:firstColumn="1" w:lastColumn="0" w:oddVBand="0" w:evenVBand="0" w:oddHBand="0" w:evenHBand="0" w:firstRowFirstColumn="0" w:firstRowLastColumn="0" w:lastRowFirstColumn="0" w:lastRowLastColumn="0"/>
+            <w:tcW w:w="0" w:type="auto"/>
+            <w:hideMark/>
+          </w:tcPr>
+          <w:p>
+            <w:pPr>
+              <w:spacing w:after="160" w:line="360" w:lineRule="auto"/>
+              <w:rPr>
+                <w:rFonts w:ascii="Times New Roman" w:hAnsi="Times New Roman" w:cs="Times New Roman"/>
+                <w:sz w:val="20"/>
+                <w:szCs w:val="20"/>
+              </w:rPr>
+            </w:pPr>
+            <w:r>
+              <w:rPr>
+                <w:rFonts w:ascii="Times New Roman" w:hAnsi="Times New Roman" w:cs="Times New Roman"/>
+                <w:sz w:val="20"/>
+                <w:szCs w:val="20"/>
+              </w:rPr>
+              <w:t>average_transaction_value_vs_2020_%</w:t>
+            </w:r>
+          </w:p>
+        </w:tc>
+        <w:tc>
+          <w:tcPr>
+            <w:tcW w:w="0" w:type="auto"/>
+            <w:hideMark/>
+          </w:tcPr>
+          <w:p>
+            <w:pPr>
+              <w:spacing w:after="160" w:line="360" w:lineRule="auto"/>
+              <w:cnfStyle w:val="000000100000" w:firstRow="0" w:lastRow="0" w:firstColumn="0" w:lastColumn="0" w:oddVBand="0" w:evenVBand="0" w:oddHBand="1" w:evenHBand="0" w:firstRowFirstColumn="0" w:firstRowLastColumn="0" w:lastRowFirstColumn="0" w:lastRowLastColumn="0"/>
+              <w:rPr>
+                <w:rFonts w:ascii="Times New Roman" w:hAnsi="Times New Roman" w:cs="Times New Roman"/>
+                <w:sz w:val="20"/>
+                <w:szCs w:val="20"/>
+              </w:rPr>
+            </w:pPr>
+            <w:r>
+              <w:rPr>
+                <w:rFonts w:ascii="Times New Roman" w:hAnsi="Times New Roman" w:cs="Times New Roman"/>
+                <w:sz w:val="20"/>
+                <w:szCs w:val="20"/>
+              </w:rPr>
+              <w:t xml:space="preserve">= </w:t>
+            </w:r>
+            <w:r>
+              <w:rPr>
+                <w:rFonts w:ascii="Times New Roman" w:hAnsi="Times New Roman" w:cs="Times New Roman"/>
+                <w:sz w:val="20"/>
+                <w:szCs w:val="20"/>
+              </w:rPr>
+              <w:t>(</w:t>
+            </w:r>
+            <w:r>
+              <w:rPr>
+                <w:rFonts w:ascii="Times New Roman" w:hAnsi="Times New Roman" w:cs="Times New Roman"/>
+                <w:sz w:val="20"/>
+                <w:szCs w:val="20"/>
+              </w:rPr>
+              <w:t>v</w:t>
+            </w:r>
+            <w:r>
+              <w:rPr>
+                <w:rFonts w:ascii="Times New Roman" w:hAnsi="Times New Roman" w:cs="Times New Roman"/>
+                <w:sz w:val="20"/>
+                <w:szCs w:val="20"/>
+              </w:rPr>
+              <w:t xml:space="preserve">alor médio atual </w:t>
+            </w:r>
+            <w:r>
+              <w:rPr>
+                <w:rFonts w:ascii="Times New Roman" w:hAnsi="Times New Roman" w:cs="Times New Roman"/>
+                <w:sz w:val="20"/>
+                <w:szCs w:val="20"/>
+              </w:rPr>
+              <w:t>-</w:t>
+            </w:r>
+            <w:r>
+              <w:rPr>
+                <w:rFonts w:ascii="Times New Roman" w:hAnsi="Times New Roman" w:cs="Times New Roman"/>
+                <w:sz w:val="20"/>
+                <w:szCs w:val="20"/>
+              </w:rPr>
+              <w:t xml:space="preserve"> valor médio de 2020) </w:t>
+            </w:r>
+            <w:r>
+              <w:rPr>
+                <w:rFonts w:ascii="Times New Roman" w:hAnsi="Times New Roman" w:cs="Times New Roman"/>
+                <w:sz w:val="20"/>
+                <w:szCs w:val="20"/>
+              </w:rPr>
+              <w:t>/</w:t>
+            </w:r>
+            <w:r>
+              <w:rPr>
+                <w:rFonts w:ascii="Times New Roman" w:hAnsi="Times New Roman" w:cs="Times New Roman"/>
+                <w:sz w:val="20"/>
+                <w:szCs w:val="20"/>
+              </w:rPr>
+              <w:t xml:space="preserve"> valor médio de 2020</w:t>
+            </w:r>
+          </w:p>
+        </w:tc>
+        <w:tc>
+          <w:tcPr>
+            <w:tcW w:w="0" w:type="auto"/>
+            <w:hideMark/>
+          </w:tcPr>
+          <w:p>
+            <w:pPr>
+              <w:spacing w:after="160" w:line="360" w:lineRule="auto"/>
+              <w:cnfStyle w:val="000000100000" w:firstRow="0" w:lastRow="0" w:firstColumn="0" w:lastColumn="0" w:oddVBand="0" w:evenVBand="0" w:oddHBand="1" w:evenHBand="0" w:firstRowFirstColumn="0" w:firstRowLastColumn="0" w:lastRowFirstColumn="0" w:lastRowLastColumn="0"/>
+              <w:rPr>
+                <w:rFonts w:ascii="Times New Roman" w:hAnsi="Times New Roman" w:cs="Times New Roman"/>
+                <w:sz w:val="20"/>
+                <w:szCs w:val="20"/>
+              </w:rPr>
+            </w:pPr>
+            <w:r>
+              <w:rPr>
+                <w:rFonts w:ascii="Times New Roman" w:hAnsi="Times New Roman" w:cs="Times New Roman"/>
+                <w:sz w:val="20"/>
+                <w:szCs w:val="20"/>
+              </w:rPr>
+              <w:t>Calcula a variação percentual do valor médio das transações em relação a 2020.</w:t>
+            </w:r>
+          </w:p>
+        </w:tc>
+      </w:tr>
+      <w:tr>
+        <w:tc>
+          <w:tcPr>
+            <w:cnfStyle w:val="001000000000" w:firstRow="0" w:lastRow="0" w:firstColumn="1" w:lastColumn="0" w:oddVBand="0" w:evenVBand="0" w:oddHBand="0" w:evenHBand="0" w:firstRowFirstColumn="0" w:firstRowLastColumn="0" w:lastRowFirstColumn="0" w:lastRowLastColumn="0"/>
+            <w:tcW w:w="0" w:type="auto"/>
+            <w:hideMark/>
+          </w:tcPr>
+          <w:p>
+            <w:pPr>
+              <w:spacing w:after="160" w:line="360" w:lineRule="auto"/>
+              <w:rPr>
+                <w:rFonts w:ascii="Times New Roman" w:hAnsi="Times New Roman" w:cs="Times New Roman"/>
+                <w:sz w:val="20"/>
+                <w:szCs w:val="20"/>
+              </w:rPr>
+            </w:pPr>
+            <w:proofErr w:type="spellStart"/>
+            <w:r>
+              <w:rPr>
+                <w:rFonts w:ascii="Times New Roman" w:hAnsi="Times New Roman" w:cs="Times New Roman"/>
+                <w:sz w:val="20"/>
+                <w:szCs w:val="20"/>
+              </w:rPr>
+              <w:t>pix_transaction</w:t>
+            </w:r>
+            <w:proofErr w:type="spellEnd"/>
+            <w:r>
+              <w:rPr>
+                <w:rFonts w:ascii="Times New Roman" w:hAnsi="Times New Roman" w:cs="Times New Roman"/>
+                <w:sz w:val="20"/>
+                <w:szCs w:val="20"/>
+              </w:rPr>
+              <w:t>_%</w:t>
+            </w:r>
+          </w:p>
+          <w:p>
+            <w:pPr>
+              <w:spacing w:after="160" w:line="360" w:lineRule="auto"/>
+              <w:rPr>
+                <w:rFonts w:ascii="Times New Roman" w:hAnsi="Times New Roman" w:cs="Times New Roman"/>
+                <w:sz w:val="20"/>
+                <w:szCs w:val="20"/>
+              </w:rPr>
+            </w:pPr>
+          </w:p>
+        </w:tc>
+        <w:tc>
+          <w:tcPr>
+            <w:tcW w:w="0" w:type="auto"/>
+            <w:hideMark/>
+          </w:tcPr>
+          <w:p>
+            <w:pPr>
+              <w:spacing w:after="160" w:line="360" w:lineRule="auto"/>
+              <w:cnfStyle w:val="000000000000" w:firstRow="0" w:lastRow="0" w:firstColumn="0" w:lastColumn="0" w:oddVBand="0" w:evenVBand="0" w:oddHBand="0" w:evenHBand="0" w:firstRowFirstColumn="0" w:firstRowLastColumn="0" w:lastRowFirstColumn="0" w:lastRowLastColumn="0"/>
+              <w:rPr>
+                <w:rFonts w:ascii="Times New Roman" w:hAnsi="Times New Roman" w:cs="Times New Roman"/>
+                <w:sz w:val="20"/>
+                <w:szCs w:val="20"/>
+              </w:rPr>
+            </w:pPr>
+            <w:r>
+              <w:rPr>
+                <w:rFonts w:ascii="Times New Roman" w:hAnsi="Times New Roman" w:cs="Times New Roman"/>
+                <w:sz w:val="20"/>
+                <w:szCs w:val="20"/>
+              </w:rPr>
+              <w:t>= contagem de todas as t</w:t>
+            </w:r>
+            <w:r>
+              <w:rPr>
+                <w:rFonts w:ascii="Times New Roman" w:hAnsi="Times New Roman" w:cs="Times New Roman"/>
+                <w:sz w:val="20"/>
+                <w:szCs w:val="20"/>
+              </w:rPr>
+              <w:t xml:space="preserve">ransações Pix </w:t>
+            </w:r>
+            <w:r>
+              <w:rPr>
+                <w:rFonts w:ascii="Times New Roman" w:hAnsi="Times New Roman" w:cs="Times New Roman"/>
+                <w:sz w:val="20"/>
+                <w:szCs w:val="20"/>
+              </w:rPr>
+              <w:t>/</w:t>
+            </w:r>
+            <w:r>
+              <w:rPr>
+                <w:rFonts w:ascii="Times New Roman" w:hAnsi="Times New Roman" w:cs="Times New Roman"/>
+                <w:sz w:val="20"/>
+                <w:szCs w:val="20"/>
+              </w:rPr>
+              <w:t xml:space="preserve"> total de transações</w:t>
+            </w:r>
+          </w:p>
+        </w:tc>
+        <w:tc>
+          <w:tcPr>
+            <w:tcW w:w="0" w:type="auto"/>
+            <w:hideMark/>
+          </w:tcPr>
+          <w:p>
+            <w:pPr>
+              <w:spacing w:after="160" w:line="360" w:lineRule="auto"/>
+              <w:cnfStyle w:val="000000000000" w:firstRow="0" w:lastRow="0" w:firstColumn="0" w:lastColumn="0" w:oddVBand="0" w:evenVBand="0" w:oddHBand="0" w:evenHBand="0" w:firstRowFirstColumn="0" w:firstRowLastColumn="0" w:lastRowFirstColumn="0" w:lastRowLastColumn="0"/>
+              <w:rPr>
+                <w:rFonts w:ascii="Times New Roman" w:hAnsi="Times New Roman" w:cs="Times New Roman"/>
+                <w:sz w:val="20"/>
+                <w:szCs w:val="20"/>
+              </w:rPr>
+            </w:pPr>
+            <w:r>
+              <w:rPr>
+                <w:rFonts w:ascii="Times New Roman" w:hAnsi="Times New Roman" w:cs="Times New Roman"/>
+                <w:sz w:val="20"/>
+                <w:szCs w:val="20"/>
+              </w:rPr>
+              <w:t>Calcula a participação das operações classificadas como Pix</w:t>
+            </w:r>
+            <w:r>
+              <w:rPr>
+                <w:rFonts w:ascii="Times New Roman" w:hAnsi="Times New Roman" w:cs="Times New Roman"/>
+                <w:sz w:val="20"/>
+                <w:szCs w:val="20"/>
+              </w:rPr>
+              <w:t xml:space="preserve"> (recebido, realizado e saque)</w:t>
+            </w:r>
+            <w:r>
+              <w:rPr>
+                <w:rFonts w:ascii="Times New Roman" w:hAnsi="Times New Roman" w:cs="Times New Roman"/>
+                <w:sz w:val="20"/>
+                <w:szCs w:val="20"/>
+              </w:rPr>
+              <w:t xml:space="preserve"> no volume total de transações.</w:t>
+            </w:r>
+          </w:p>
+        </w:tc>
+      </w:tr>
+    </w:tbl>
+    <w:p>
+      <w:pPr>
+        <w:spacing w:line="360" w:lineRule="auto"/>
+        <w:jc w:val="both"/>
+        <w:rPr>
+          <w:rFonts w:ascii="Times New Roman" w:hAnsi="Times New Roman" w:cs="Times New Roman"/>
+        </w:rPr>
+      </w:pPr>
+    </w:p>
+    <w:p>
+      <w:pPr>
+        <w:spacing w:line="360" w:lineRule="auto"/>
+        <w:jc w:val="both"/>
+        <w:rPr>
+          <w:rFonts w:ascii="Times New Roman" w:hAnsi="Times New Roman" w:cs="Times New Roman"/>
+        </w:rPr>
+      </w:pPr>
+      <w:r>
+        <w:rPr>
+          <w:rFonts w:ascii="Times New Roman" w:hAnsi="Times New Roman" w:cs="Times New Roman"/>
+          <w:b/>
+          <w:bCs/>
+          <w:sz w:val="20"/>
+          <w:szCs w:val="20"/>
+        </w:rPr>
+        <w:t>*</w:t>
+      </w:r>
+      <w:r>
+        <w:rPr>
+          <w:rFonts w:ascii="Times New Roman" w:hAnsi="Times New Roman" w:cs="Times New Roman"/>
+          <w:b/>
+          <w:bCs/>
+          <w:sz w:val="20"/>
+          <w:szCs w:val="20"/>
+        </w:rPr>
+        <w:t>Nota:</w:t>
+      </w:r>
+      <w:r>
+        <w:rPr>
+          <w:rFonts w:ascii="Times New Roman" w:hAnsi="Times New Roman" w:cs="Times New Roman"/>
+          <w:sz w:val="20"/>
+          <w:szCs w:val="20"/>
+        </w:rPr>
+        <w:t xml:space="preserve"> </w:t>
+      </w:r>
+      <w:r>
+        <w:rPr>
+          <w:rFonts w:ascii="Times New Roman" w:hAnsi="Times New Roman" w:cs="Times New Roman"/>
+          <w:sz w:val="20"/>
+          <w:szCs w:val="20"/>
+        </w:rPr>
+        <w:t>a</w:t>
+      </w:r>
+      <w:r>
+        <w:rPr>
+          <w:rFonts w:ascii="Times New Roman" w:hAnsi="Times New Roman" w:cs="Times New Roman"/>
+          <w:sz w:val="20"/>
+          <w:szCs w:val="20"/>
+        </w:rPr>
+        <w:t xml:space="preserve">s métricas são calculadas de acordo com o contexto de filtros aplicável no </w:t>
+      </w:r>
+      <w:r>
+        <w:rPr>
+          <w:rFonts w:ascii="Times New Roman" w:hAnsi="Times New Roman" w:cs="Times New Roman"/>
+          <w:i/>
+          <w:iCs/>
+          <w:sz w:val="20"/>
+          <w:szCs w:val="20"/>
+        </w:rPr>
+        <w:t>dashboard</w:t>
+      </w:r>
+      <w:r>
+        <w:rPr>
+          <w:rFonts w:ascii="Times New Roman" w:hAnsi="Times New Roman" w:cs="Times New Roman"/>
+          <w:sz w:val="20"/>
+          <w:szCs w:val="20"/>
+        </w:rPr>
+        <w:t>. O ano de 2020 foi adotado como período de referência (baseline) para os comparativos apresentados nos cards</w:t>
+      </w:r>
+      <w:r>
+        <w:rPr>
+          <w:rFonts w:ascii="Times New Roman" w:hAnsi="Times New Roman" w:cs="Times New Roman"/>
+          <w:sz w:val="20"/>
+          <w:szCs w:val="20"/>
+        </w:rPr>
+        <w:t xml:space="preserve"> por ser o ano que teve a menor quantidade de clientes considerados ativos após detecção na análise exploratória de dados</w:t>
+      </w:r>
+      <w:r>
+        <w:rPr>
+          <w:rFonts w:ascii="Times New Roman" w:hAnsi="Times New Roman" w:cs="Times New Roman"/>
+          <w:sz w:val="20"/>
+          <w:szCs w:val="20"/>
+        </w:rPr>
+        <w:t>. Diferenças entre indicadores percentuais são apresentadas em pontos percentuais (</w:t>
+      </w:r>
+      <w:proofErr w:type="spellStart"/>
+      <w:r>
+        <w:rPr>
+          <w:rFonts w:ascii="Times New Roman" w:hAnsi="Times New Roman" w:cs="Times New Roman"/>
+          <w:sz w:val="20"/>
+          <w:szCs w:val="20"/>
+        </w:rPr>
+        <w:t>p.p</w:t>
+      </w:r>
+      <w:proofErr w:type="spellEnd"/>
+      <w:r>
+        <w:rPr>
+          <w:rFonts w:ascii="Times New Roman" w:hAnsi="Times New Roman" w:cs="Times New Roman"/>
+          <w:sz w:val="20"/>
+          <w:szCs w:val="20"/>
+        </w:rPr>
+        <w:t>.), enquanto variações relativas são apresentadas em percentual (%).</w:t>
+      </w:r>
+      <w:r>
+        <w:rPr>
+          <w:rFonts w:ascii="Times New Roman" w:hAnsi="Times New Roman" w:cs="Times New Roman"/>
+          <w:sz w:val="20"/>
+          <w:szCs w:val="20"/>
+        </w:rPr>
+        <w:t xml:space="preserve"> </w:t>
       </w:r>
     </w:p>
     <w:sectPr>
@@ -3309,6 +7365,96 @@
     </w:lvl>
   </w:abstractNum>
   <w:abstractNum w:abstractNumId="3" w15:restartNumberingAfterBreak="0">
+    <w:nsid w:val="4A957667"/>
+    <w:multiLevelType w:val="hybridMultilevel"/>
+    <w:tmpl w:val="40AC5766"/>
+    <w:lvl w:ilvl="0" w:tplc="FFFFFFFF">
+      <w:start w:val="1"/>
+      <w:numFmt w:val="lowerLetter"/>
+      <w:lvlText w:val="%1."/>
+      <w:lvlJc w:val="left"/>
+      <w:pPr>
+        <w:ind w:left="720" w:hanging="360"/>
+      </w:pPr>
+      <w:rPr>
+        <w:rFonts w:hint="default"/>
+        <w:b/>
+      </w:rPr>
+    </w:lvl>
+    <w:lvl w:ilvl="1" w:tplc="FFFFFFFF" w:tentative="1">
+      <w:start w:val="1"/>
+      <w:numFmt w:val="lowerLetter"/>
+      <w:lvlText w:val="%2."/>
+      <w:lvlJc w:val="left"/>
+      <w:pPr>
+        <w:ind w:left="1440" w:hanging="360"/>
+      </w:pPr>
+    </w:lvl>
+    <w:lvl w:ilvl="2" w:tplc="FFFFFFFF" w:tentative="1">
+      <w:start w:val="1"/>
+      <w:numFmt w:val="lowerRoman"/>
+      <w:lvlText w:val="%3."/>
+      <w:lvlJc w:val="right"/>
+      <w:pPr>
+        <w:ind w:left="2160" w:hanging="180"/>
+      </w:pPr>
+    </w:lvl>
+    <w:lvl w:ilvl="3" w:tplc="FFFFFFFF" w:tentative="1">
+      <w:start w:val="1"/>
+      <w:numFmt w:val="decimal"/>
+      <w:lvlText w:val="%4."/>
+      <w:lvlJc w:val="left"/>
+      <w:pPr>
+        <w:ind w:left="2880" w:hanging="360"/>
+      </w:pPr>
+    </w:lvl>
+    <w:lvl w:ilvl="4" w:tplc="FFFFFFFF" w:tentative="1">
+      <w:start w:val="1"/>
+      <w:numFmt w:val="lowerLetter"/>
+      <w:lvlText w:val="%5."/>
+      <w:lvlJc w:val="left"/>
+      <w:pPr>
+        <w:ind w:left="3600" w:hanging="360"/>
+      </w:pPr>
+    </w:lvl>
+    <w:lvl w:ilvl="5" w:tplc="FFFFFFFF" w:tentative="1">
+      <w:start w:val="1"/>
+      <w:numFmt w:val="lowerRoman"/>
+      <w:lvlText w:val="%6."/>
+      <w:lvlJc w:val="right"/>
+      <w:pPr>
+        <w:ind w:left="4320" w:hanging="180"/>
+      </w:pPr>
+    </w:lvl>
+    <w:lvl w:ilvl="6" w:tplc="FFFFFFFF" w:tentative="1">
+      <w:start w:val="1"/>
+      <w:numFmt w:val="decimal"/>
+      <w:lvlText w:val="%7."/>
+      <w:lvlJc w:val="left"/>
+      <w:pPr>
+        <w:ind w:left="5040" w:hanging="360"/>
+      </w:pPr>
+    </w:lvl>
+    <w:lvl w:ilvl="7" w:tplc="FFFFFFFF" w:tentative="1">
+      <w:start w:val="1"/>
+      <w:numFmt w:val="lowerLetter"/>
+      <w:lvlText w:val="%8."/>
+      <w:lvlJc w:val="left"/>
+      <w:pPr>
+        <w:ind w:left="5760" w:hanging="360"/>
+      </w:pPr>
+    </w:lvl>
+    <w:lvl w:ilvl="8" w:tplc="FFFFFFFF" w:tentative="1">
+      <w:start w:val="1"/>
+      <w:numFmt w:val="lowerRoman"/>
+      <w:lvlText w:val="%9."/>
+      <w:lvlJc w:val="right"/>
+      <w:pPr>
+        <w:ind w:left="6480" w:hanging="180"/>
+      </w:pPr>
+    </w:lvl>
+  </w:abstractNum>
+  <w:abstractNum w:abstractNumId="4" w15:restartNumberingAfterBreak="0">
     <w:nsid w:val="5AB81B14"/>
     <w:multiLevelType w:val="hybridMultilevel"/>
     <w:tmpl w:val="40AC5766"/>
@@ -3402,13 +7548,16 @@
     <w:abstractNumId w:val="1"/>
   </w:num>
   <w:num w:numId="2" w16cid:durableId="746801363">
-    <w:abstractNumId w:val="3"/>
+    <w:abstractNumId w:val="4"/>
   </w:num>
   <w:num w:numId="3" w16cid:durableId="897205192">
     <w:abstractNumId w:val="2"/>
   </w:num>
   <w:num w:numId="4" w16cid:durableId="801192492">
     <w:abstractNumId w:val="0"/>
+  </w:num>
+  <w:num w:numId="5" w16cid:durableId="477766418">
+    <w:abstractNumId w:val="3"/>
   </w:num>
 </w:numbering>
 </file>
@@ -3813,7 +7962,7 @@
   <w:style w:type="paragraph" w:default="1" w:styleId="Normal">
     <w:name w:val="Normal"/>
     <w:qFormat/>
-    <w:rsid w:val="00F47B9C"/>
+    <w:rsid w:val="007E183A"/>
   </w:style>
   <w:style w:type="paragraph" w:styleId="Heading1">
     <w:name w:val="heading 1"/>

--- a/docs/Desafio Indicium AI - BanVic Regras de Negócio - Luiz Eduardo Ferreira.docx
+++ b/docs/Desafio Indicium AI - BanVic Regras de Negócio - Luiz Eduardo Ferreira.docx
@@ -3052,10 +3052,12 @@
           </w:tcPr>
           <w:p>
             <w:pPr>
-              <w:spacing w:after="160" w:line="360" w:lineRule="auto"/>
+              <w:spacing w:line="360" w:lineRule="auto"/>
               <w:cnfStyle w:val="000000100000" w:firstRow="0" w:lastRow="0" w:firstColumn="0" w:lastColumn="0" w:oddVBand="0" w:evenVBand="0" w:oddHBand="1" w:evenHBand="0" w:firstRowFirstColumn="0" w:firstRowLastColumn="0" w:lastRowFirstColumn="0" w:lastRowLastColumn="0"/>
               <w:rPr>
                 <w:rFonts w:ascii="Times New Roman" w:hAnsi="Times New Roman" w:cs="Times New Roman"/>
+                <w:i/>
+                <w:iCs/>
                 <w:sz w:val="20"/>
                 <w:szCs w:val="20"/>
               </w:rPr>
@@ -3068,6 +3070,177 @@
               </w:rPr>
               <w:t>Tabela calculada</w:t>
             </w:r>
+            <w:r>
+              <w:rPr>
+                <w:rFonts w:ascii="Times New Roman" w:hAnsi="Times New Roman" w:cs="Times New Roman"/>
+                <w:sz w:val="20"/>
+                <w:szCs w:val="20"/>
+              </w:rPr>
+              <w:t xml:space="preserve"> </w:t>
+            </w:r>
+            <w:r>
+              <w:rPr>
+                <w:rFonts w:ascii="Times New Roman" w:hAnsi="Times New Roman" w:cs="Times New Roman"/>
+                <w:sz w:val="20"/>
+                <w:szCs w:val="20"/>
+              </w:rPr>
+              <w:t xml:space="preserve">com as colunas: </w:t>
+            </w:r>
+            <w:proofErr w:type="spellStart"/>
+            <w:r>
+              <w:rPr>
+                <w:rFonts w:ascii="Times New Roman" w:hAnsi="Times New Roman" w:cs="Times New Roman"/>
+                <w:i/>
+                <w:iCs/>
+                <w:sz w:val="20"/>
+                <w:szCs w:val="20"/>
+              </w:rPr>
+              <w:t>cod_cliente_</w:t>
+            </w:r>
+            <w:proofErr w:type="gramStart"/>
+            <w:r>
+              <w:rPr>
+                <w:rFonts w:ascii="Times New Roman" w:hAnsi="Times New Roman" w:cs="Times New Roman"/>
+                <w:i/>
+                <w:iCs/>
+                <w:sz w:val="20"/>
+                <w:szCs w:val="20"/>
+              </w:rPr>
+              <w:t>ref</w:t>
+            </w:r>
+            <w:proofErr w:type="spellEnd"/>
+            <w:r>
+              <w:rPr>
+                <w:rFonts w:ascii="Times New Roman" w:hAnsi="Times New Roman" w:cs="Times New Roman"/>
+                <w:i/>
+                <w:iCs/>
+                <w:sz w:val="20"/>
+                <w:szCs w:val="20"/>
+              </w:rPr>
+              <w:t xml:space="preserve">, </w:t>
+            </w:r>
+            <w:r>
+              <w:rPr>
+                <w:rFonts w:ascii="Times New Roman" w:hAnsi="Times New Roman" w:cs="Times New Roman"/>
+                <w:i/>
+                <w:iCs/>
+                <w:sz w:val="20"/>
+                <w:szCs w:val="20"/>
+              </w:rPr>
+              <w:t xml:space="preserve"> </w:t>
+            </w:r>
+            <w:proofErr w:type="spellStart"/>
+            <w:r>
+              <w:rPr>
+                <w:rFonts w:ascii="Times New Roman" w:hAnsi="Times New Roman" w:cs="Times New Roman"/>
+                <w:i/>
+                <w:iCs/>
+                <w:sz w:val="20"/>
+                <w:szCs w:val="20"/>
+              </w:rPr>
+              <w:t>transaction</w:t>
+            </w:r>
+            <w:proofErr w:type="gramEnd"/>
+            <w:r>
+              <w:rPr>
+                <w:rFonts w:ascii="Times New Roman" w:hAnsi="Times New Roman" w:cs="Times New Roman"/>
+                <w:i/>
+                <w:iCs/>
+                <w:sz w:val="20"/>
+                <w:szCs w:val="20"/>
+              </w:rPr>
+              <w:t>_year</w:t>
+            </w:r>
+            <w:proofErr w:type="spellEnd"/>
+            <w:r>
+              <w:rPr>
+                <w:rFonts w:ascii="Times New Roman" w:hAnsi="Times New Roman" w:cs="Times New Roman"/>
+                <w:i/>
+                <w:iCs/>
+                <w:sz w:val="20"/>
+                <w:szCs w:val="20"/>
+              </w:rPr>
+              <w:t xml:space="preserve">, </w:t>
+            </w:r>
+            <w:proofErr w:type="spellStart"/>
+            <w:r>
+              <w:rPr>
+                <w:rFonts w:ascii="Times New Roman" w:hAnsi="Times New Roman" w:cs="Times New Roman"/>
+                <w:i/>
+                <w:iCs/>
+                <w:sz w:val="20"/>
+                <w:szCs w:val="20"/>
+              </w:rPr>
+              <w:t>account_opening_year</w:t>
+            </w:r>
+            <w:proofErr w:type="spellEnd"/>
+            <w:r>
+              <w:rPr>
+                <w:rFonts w:ascii="Times New Roman" w:hAnsi="Times New Roman" w:cs="Times New Roman"/>
+                <w:i/>
+                <w:iCs/>
+                <w:sz w:val="20"/>
+                <w:szCs w:val="20"/>
+              </w:rPr>
+              <w:t>,</w:t>
+            </w:r>
+            <w:r>
+              <w:rPr>
+                <w:rFonts w:ascii="Times New Roman" w:hAnsi="Times New Roman" w:cs="Times New Roman"/>
+                <w:i/>
+                <w:iCs/>
+                <w:sz w:val="20"/>
+                <w:szCs w:val="20"/>
+              </w:rPr>
+              <w:t xml:space="preserve"> </w:t>
+            </w:r>
+            <w:proofErr w:type="spellStart"/>
+            <w:r>
+              <w:rPr>
+                <w:rFonts w:ascii="Times New Roman" w:hAnsi="Times New Roman" w:cs="Times New Roman"/>
+                <w:i/>
+                <w:iCs/>
+                <w:sz w:val="20"/>
+                <w:szCs w:val="20"/>
+              </w:rPr>
+              <w:t>is_active</w:t>
+            </w:r>
+            <w:proofErr w:type="spellEnd"/>
+            <w:r>
+              <w:rPr>
+                <w:rFonts w:ascii="Times New Roman" w:hAnsi="Times New Roman" w:cs="Times New Roman"/>
+                <w:i/>
+                <w:iCs/>
+                <w:sz w:val="20"/>
+                <w:szCs w:val="20"/>
+              </w:rPr>
+              <w:t xml:space="preserve"> e </w:t>
+            </w:r>
+            <w:proofErr w:type="spellStart"/>
+            <w:r>
+              <w:rPr>
+                <w:rFonts w:ascii="Times New Roman" w:hAnsi="Times New Roman" w:cs="Times New Roman"/>
+                <w:i/>
+                <w:iCs/>
+                <w:sz w:val="20"/>
+                <w:szCs w:val="20"/>
+              </w:rPr>
+              <w:t>activity_status</w:t>
+            </w:r>
+            <w:proofErr w:type="spellEnd"/>
+          </w:p>
+          <w:p>
+            <w:pPr>
+              <w:spacing w:line="360" w:lineRule="auto"/>
+              <w:cnfStyle w:val="000000100000" w:firstRow="0" w:lastRow="0" w:firstColumn="0" w:lastColumn="0" w:oddVBand="0" w:evenVBand="0" w:oddHBand="1" w:evenHBand="0" w:firstRowFirstColumn="0" w:firstRowLastColumn="0" w:lastRowFirstColumn="0" w:lastRowLastColumn="0"/>
+              <w:rPr>
+                <w:rFonts w:ascii="Times New Roman" w:hAnsi="Times New Roman" w:cs="Times New Roman"/>
+                <w:i/>
+                <w:iCs/>
+                <w:sz w:val="20"/>
+                <w:szCs w:val="20"/>
+              </w:rPr>
+            </w:pPr>
           </w:p>
         </w:tc>
         <w:tc>
@@ -3215,6 +3388,56 @@
                 <w:szCs w:val="20"/>
               </w:rPr>
               <w:t>Tabela calendário</w:t>
+            </w:r>
+            <w:r>
+              <w:rPr>
+                <w:rFonts w:ascii="Times New Roman" w:hAnsi="Times New Roman" w:cs="Times New Roman"/>
+                <w:sz w:val="20"/>
+                <w:szCs w:val="20"/>
+              </w:rPr>
+              <w:t xml:space="preserve"> com as colunas: </w:t>
+            </w:r>
+            <w:r>
+              <w:rPr>
+                <w:rFonts w:ascii="Times New Roman" w:hAnsi="Times New Roman" w:cs="Times New Roman"/>
+                <w:i/>
+                <w:iCs/>
+                <w:sz w:val="20"/>
+                <w:szCs w:val="20"/>
+              </w:rPr>
+              <w:t xml:space="preserve">Date, </w:t>
+            </w:r>
+            <w:proofErr w:type="spellStart"/>
+            <w:r>
+              <w:rPr>
+                <w:rFonts w:ascii="Times New Roman" w:hAnsi="Times New Roman" w:cs="Times New Roman"/>
+                <w:i/>
+                <w:iCs/>
+                <w:sz w:val="20"/>
+                <w:szCs w:val="20"/>
+              </w:rPr>
+              <w:t>Day_week</w:t>
+            </w:r>
+            <w:proofErr w:type="spellEnd"/>
+            <w:r>
+              <w:rPr>
+                <w:rFonts w:ascii="Times New Roman" w:hAnsi="Times New Roman" w:cs="Times New Roman"/>
+                <w:i/>
+                <w:iCs/>
+                <w:sz w:val="20"/>
+                <w:szCs w:val="20"/>
+              </w:rPr>
+              <w:t xml:space="preserve">, Month e </w:t>
+            </w:r>
+            <w:r>
+              <w:rPr>
+                <w:rFonts w:ascii="Times New Roman" w:hAnsi="Times New Roman" w:cs="Times New Roman"/>
+                <w:i/>
+                <w:iCs/>
+                <w:sz w:val="20"/>
+                <w:szCs w:val="20"/>
+              </w:rPr>
+              <w:t>Year</w:t>
             </w:r>
           </w:p>
         </w:tc>
@@ -3367,6 +3590,64 @@
               </w:rPr>
               <w:t>Tabela calendário</w:t>
             </w:r>
+            <w:r>
+              <w:rPr>
+                <w:rFonts w:ascii="Times New Roman" w:hAnsi="Times New Roman" w:cs="Times New Roman"/>
+                <w:sz w:val="20"/>
+                <w:szCs w:val="20"/>
+              </w:rPr>
+              <w:t xml:space="preserve"> </w:t>
+            </w:r>
+            <w:r>
+              <w:rPr>
+                <w:rFonts w:ascii="Times New Roman" w:hAnsi="Times New Roman" w:cs="Times New Roman"/>
+                <w:sz w:val="20"/>
+                <w:szCs w:val="20"/>
+              </w:rPr>
+              <w:t xml:space="preserve">com as colunas: </w:t>
+            </w:r>
+            <w:r>
+              <w:rPr>
+                <w:rFonts w:ascii="Times New Roman" w:hAnsi="Times New Roman" w:cs="Times New Roman"/>
+                <w:i/>
+                <w:iCs/>
+                <w:sz w:val="20"/>
+                <w:szCs w:val="20"/>
+              </w:rPr>
+              <w:t xml:space="preserve">Date, </w:t>
+            </w:r>
+            <w:proofErr w:type="spellStart"/>
+            <w:r>
+              <w:rPr>
+                <w:rFonts w:ascii="Times New Roman" w:hAnsi="Times New Roman" w:cs="Times New Roman"/>
+                <w:i/>
+                <w:iCs/>
+                <w:sz w:val="20"/>
+                <w:szCs w:val="20"/>
+              </w:rPr>
+              <w:t>Day_week</w:t>
+            </w:r>
+            <w:proofErr w:type="spellEnd"/>
+            <w:r>
+              <w:rPr>
+                <w:rFonts w:ascii="Times New Roman" w:hAnsi="Times New Roman" w:cs="Times New Roman"/>
+                <w:i/>
+                <w:iCs/>
+                <w:sz w:val="20"/>
+                <w:szCs w:val="20"/>
+              </w:rPr>
+              <w:t xml:space="preserve">, Month e </w:t>
+            </w:r>
+            <w:r>
+              <w:rPr>
+                <w:rFonts w:ascii="Times New Roman" w:hAnsi="Times New Roman" w:cs="Times New Roman"/>
+                <w:i/>
+                <w:iCs/>
+                <w:sz w:val="20"/>
+                <w:szCs w:val="20"/>
+              </w:rPr>
+              <w:t>Year</w:t>
+            </w:r>
           </w:p>
         </w:tc>
         <w:tc>
@@ -3391,6 +3672,14 @@
                 <w:szCs w:val="20"/>
               </w:rPr>
               <w:t>Fornece a dimensão temporal compartilhada pelas análises de transações e contas, permitindo filtros e agrupamentos por período.</w:t>
+            </w:r>
+            <w:r>
+              <w:rPr>
+                <w:rFonts w:ascii="Times New Roman" w:hAnsi="Times New Roman" w:cs="Times New Roman"/>
+                <w:sz w:val="20"/>
+                <w:szCs w:val="20"/>
+              </w:rPr>
+              <w:t xml:space="preserve"> Essa tabela selecionada qual a menor e maior data entre as duas fontes principais usadas: contas e transações para criar seu período calculado.</w:t>
             </w:r>
           </w:p>
         </w:tc>
@@ -3557,15 +3846,7 @@
           <w:sz w:val="20"/>
           <w:szCs w:val="20"/>
         </w:rPr>
-        <w:t>e</w:t>
-      </w:r>
-      <w:r>
-        <w:rPr>
-          <w:rFonts w:ascii="Times New Roman" w:hAnsi="Times New Roman" w:cs="Times New Roman"/>
-          <w:sz w:val="20"/>
-          <w:szCs w:val="20"/>
-        </w:rPr>
-        <w:t xml:space="preserve">mbora o pico transacional observado em dezembro de 2022 apresente um comportamento atípico em relação ao histórico da base e os dados de 2023 estejam incompletos, ambos foram mantidos na base para fins didáticos e de análise. Entretanto, 2023 foi desconsiderado nos filtros e nas análises comparativas do </w:t>
+        <w:t xml:space="preserve">embora o pico transacional observado em dezembro de 2022 apresente um comportamento atípico em relação ao histórico da base e os dados de 2023 estejam incompletos, ambos foram mantidos na base para fins didáticos e de análise. Entretanto, 2023 foi desconsiderado nos filtros e nas análises comparativas do </w:t>
       </w:r>
       <w:r>
         <w:rPr>
@@ -3606,6 +3887,7 @@
       <w:r>
         <w:rPr>
           <w:rFonts w:ascii="Times New Roman" w:hAnsi="Times New Roman" w:cs="Times New Roman"/>
+          <w:noProof/>
         </w:rPr>
         <w:lastRenderedPageBreak/>
         <w:drawing>
@@ -4366,15 +4648,7 @@
                 <w:sz w:val="20"/>
                 <w:szCs w:val="20"/>
               </w:rPr>
-              <w:t xml:space="preserve"> (e possíveis novas contas que surgirem iguais)</w:t>
-            </w:r>
-            <w:r>
-              <w:rPr>
-                <w:rFonts w:ascii="Times New Roman" w:hAnsi="Times New Roman" w:cs="Times New Roman"/>
-                <w:sz w:val="20"/>
-                <w:szCs w:val="20"/>
-              </w:rPr>
-              <w:t>, que não possui cliente correspondente na base de clientes, evitando sua inclusão indevida em análises que dependem desse relacionamento.</w:t>
+              <w:t xml:space="preserve"> (e possíveis novas contas que surgirem iguais), que não possui cliente correspondente na base de clientes, evitando sua inclusão indevida em análises que dependem desse relacionamento.</w:t>
             </w:r>
           </w:p>
         </w:tc>
@@ -4419,23 +4693,7 @@
           <w:sz w:val="20"/>
           <w:szCs w:val="20"/>
         </w:rPr>
-        <w:t xml:space="preserve"> </w:t>
-      </w:r>
-      <w:r>
-        <w:rPr>
-          <w:rFonts w:ascii="Times New Roman" w:hAnsi="Times New Roman" w:cs="Times New Roman"/>
-          <w:sz w:val="20"/>
-          <w:szCs w:val="20"/>
-        </w:rPr>
-        <w:t>a</w:t>
-      </w:r>
-      <w:r>
-        <w:rPr>
-          <w:rFonts w:ascii="Times New Roman" w:hAnsi="Times New Roman" w:cs="Times New Roman"/>
-          <w:sz w:val="20"/>
-          <w:szCs w:val="20"/>
-        </w:rPr>
-        <w:t xml:space="preserve"> conta 528 foi preservada na base, mantendo a integridade dos dados originais. A utilização de uma flag permite controlar sua participação nas análises sem excluir ou modificar o registro original.</w:t>
+        <w:t xml:space="preserve"> a conta 528 foi preservada na base, mantendo a integridade dos dados originais. A utilização de uma flag permite controlar sua participação nas análises sem excluir ou modificar o registro original.</w:t>
       </w:r>
     </w:p>
     <w:p>
@@ -5412,22 +5670,61 @@
           </w:tcPr>
           <w:p>
             <w:pPr>
-              <w:spacing w:after="160" w:line="360" w:lineRule="auto"/>
+              <w:spacing w:line="360" w:lineRule="auto"/>
               <w:cnfStyle w:val="000000000000" w:firstRow="0" w:lastRow="0" w:firstColumn="0" w:lastColumn="0" w:oddVBand="0" w:evenVBand="0" w:oddHBand="0" w:evenHBand="0" w:firstRowFirstColumn="0" w:firstRowLastColumn="0" w:lastRowFirstColumn="0" w:lastRowLastColumn="0"/>
               <w:rPr>
                 <w:rFonts w:ascii="Times New Roman" w:hAnsi="Times New Roman" w:cs="Times New Roman"/>
                 <w:sz w:val="20"/>
                 <w:szCs w:val="20"/>
-                <w:highlight w:val="yellow"/>
-              </w:rPr>
-            </w:pPr>
-            <w:r>
-              <w:rPr>
-                <w:rFonts w:ascii="Times New Roman" w:hAnsi="Times New Roman" w:cs="Times New Roman"/>
-                <w:sz w:val="20"/>
-                <w:szCs w:val="20"/>
-              </w:rPr>
-              <w:t>Calcula a proporção de clientes elegíveis que realizaram pelo menos uma transação no período analisado.</w:t>
+              </w:rPr>
+            </w:pPr>
+            <w:r>
+              <w:rPr>
+                <w:rFonts w:ascii="Times New Roman" w:hAnsi="Times New Roman" w:cs="Times New Roman"/>
+                <w:sz w:val="20"/>
+                <w:szCs w:val="20"/>
+              </w:rPr>
+              <w:t>Calcula a proporção</w:t>
+            </w:r>
+            <w:r>
+              <w:rPr>
+                <w:rFonts w:ascii="Times New Roman" w:hAnsi="Times New Roman" w:cs="Times New Roman"/>
+                <w:sz w:val="20"/>
+                <w:szCs w:val="20"/>
+              </w:rPr>
+              <w:t xml:space="preserve"> </w:t>
+            </w:r>
+            <w:r>
+              <w:rPr>
+                <w:rFonts w:ascii="Times New Roman" w:hAnsi="Times New Roman" w:cs="Times New Roman"/>
+                <w:sz w:val="20"/>
+                <w:szCs w:val="20"/>
+              </w:rPr>
+              <w:t>média</w:t>
+            </w:r>
+            <w:r>
+              <w:rPr>
+                <w:rFonts w:ascii="Times New Roman" w:hAnsi="Times New Roman" w:cs="Times New Roman"/>
+                <w:sz w:val="20"/>
+                <w:szCs w:val="20"/>
+              </w:rPr>
+              <w:t xml:space="preserve"> de clientes elegíveis que realizaram pelo menos uma transação no período </w:t>
+            </w:r>
+            <w:r>
+              <w:rPr>
+                <w:rFonts w:ascii="Times New Roman" w:hAnsi="Times New Roman" w:cs="Times New Roman"/>
+                <w:sz w:val="20"/>
+                <w:szCs w:val="20"/>
+              </w:rPr>
+              <w:t xml:space="preserve">anual </w:t>
+            </w:r>
+            <w:r>
+              <w:rPr>
+                <w:rFonts w:ascii="Times New Roman" w:hAnsi="Times New Roman" w:cs="Times New Roman"/>
+                <w:sz w:val="20"/>
+                <w:szCs w:val="20"/>
+              </w:rPr>
+              <w:t>analisado.</w:t>
             </w:r>
           </w:p>
         </w:tc>
@@ -6668,7 +6965,7 @@
           </w:tcPr>
           <w:p>
             <w:pPr>
-              <w:spacing w:after="160" w:line="360" w:lineRule="auto"/>
+              <w:spacing w:line="360" w:lineRule="auto"/>
               <w:cnfStyle w:val="000000000000" w:firstRow="0" w:lastRow="0" w:firstColumn="0" w:lastColumn="0" w:oddVBand="0" w:evenVBand="0" w:oddHBand="0" w:evenHBand="0" w:firstRowFirstColumn="0" w:firstRowLastColumn="0" w:lastRowFirstColumn="0" w:lastRowLastColumn="0"/>
               <w:rPr>
                 <w:rFonts w:ascii="Times New Roman" w:hAnsi="Times New Roman" w:cs="Times New Roman"/>
@@ -6682,7 +6979,31 @@
                 <w:sz w:val="20"/>
                 <w:szCs w:val="20"/>
               </w:rPr>
-              <w:t>Calcula o valor médio movimentado por operação.</w:t>
+              <w:t>Calcula o valor médio movimentado por operação</w:t>
+            </w:r>
+            <w:r>
+              <w:rPr>
+                <w:rFonts w:ascii="Times New Roman" w:hAnsi="Times New Roman" w:cs="Times New Roman"/>
+                <w:sz w:val="20"/>
+                <w:szCs w:val="20"/>
+              </w:rPr>
+              <w:t xml:space="preserve"> </w:t>
+            </w:r>
+            <w:r>
+              <w:rPr>
+                <w:rFonts w:ascii="Times New Roman" w:hAnsi="Times New Roman" w:cs="Times New Roman"/>
+                <w:sz w:val="20"/>
+                <w:szCs w:val="20"/>
+              </w:rPr>
+              <w:t>transação</w:t>
+            </w:r>
+            <w:r>
+              <w:rPr>
+                <w:rFonts w:ascii="Times New Roman" w:hAnsi="Times New Roman" w:cs="Times New Roman"/>
+                <w:sz w:val="20"/>
+                <w:szCs w:val="20"/>
+              </w:rPr>
+              <w:t>.</w:t>
             </w:r>
           </w:p>
         </w:tc>
@@ -6986,17 +7307,7 @@
           <w:sz w:val="20"/>
           <w:szCs w:val="20"/>
         </w:rPr>
-        <w:t>*</w:t>
-      </w:r>
-      <w:r>
-        <w:rPr>
-          <w:rFonts w:ascii="Times New Roman" w:hAnsi="Times New Roman" w:cs="Times New Roman"/>
-          <w:b/>
-          <w:bCs/>
-          <w:sz w:val="20"/>
-          <w:szCs w:val="20"/>
-        </w:rPr>
-        <w:t>Nota:</w:t>
+        <w:t>*Nota:</w:t>
       </w:r>
       <w:r>
         <w:rPr>

--- a/docs/Desafio Indicium AI - BanVic Regras de Negócio - Luiz Eduardo Ferreira.docx
+++ b/docs/Desafio Indicium AI - BanVic Regras de Negócio - Luiz Eduardo Ferreira.docx
@@ -3076,15 +3076,7 @@
                 <w:sz w:val="20"/>
                 <w:szCs w:val="20"/>
               </w:rPr>
-              <w:t xml:space="preserve"> </w:t>
-            </w:r>
-            <w:r>
-              <w:rPr>
-                <w:rFonts w:ascii="Times New Roman" w:hAnsi="Times New Roman" w:cs="Times New Roman"/>
-                <w:sz w:val="20"/>
-                <w:szCs w:val="20"/>
-              </w:rPr>
-              <w:t xml:space="preserve">com as colunas: </w:t>
+              <w:t xml:space="preserve"> com as colunas: </w:t>
             </w:r>
             <w:proofErr w:type="spellStart"/>
             <w:r>
@@ -3596,15 +3588,7 @@
                 <w:sz w:val="20"/>
                 <w:szCs w:val="20"/>
               </w:rPr>
-              <w:t xml:space="preserve"> </w:t>
-            </w:r>
-            <w:r>
-              <w:rPr>
-                <w:rFonts w:ascii="Times New Roman" w:hAnsi="Times New Roman" w:cs="Times New Roman"/>
-                <w:sz w:val="20"/>
-                <w:szCs w:val="20"/>
-              </w:rPr>
-              <w:t xml:space="preserve">com as colunas: </w:t>
+              <w:t xml:space="preserve"> com as colunas: </w:t>
             </w:r>
             <w:r>
               <w:rPr>
@@ -7349,7 +7333,17 @@
           <w:sz w:val="20"/>
           <w:szCs w:val="20"/>
         </w:rPr>
-        <w:t>. O ano de 2020 foi adotado como período de referência (baseline) para os comparativos apresentados nos cards</w:t>
+        <w:t xml:space="preserve">. O ano de 2020 foi adotado como período de referência (baseline) para os comparativos apresentados nos </w:t>
+      </w:r>
+      <w:r>
+        <w:rPr>
+          <w:rFonts w:ascii="Times New Roman" w:hAnsi="Times New Roman" w:cs="Times New Roman"/>
+          <w:i/>
+          <w:iCs/>
+          <w:sz w:val="20"/>
+          <w:szCs w:val="20"/>
+        </w:rPr>
+        <w:t>cards</w:t>
       </w:r>
       <w:r>
         <w:rPr>
@@ -8477,6 +8471,7 @@
   <w:style w:type="character" w:default="1" w:styleId="DefaultParagraphFont">
     <w:name w:val="Default Paragraph Font"/>
     <w:uiPriority w:val="1"/>
+    <w:semiHidden/>
     <w:unhideWhenUsed/>
   </w:style>
   <w:style w:type="table" w:default="1" w:styleId="TableNormal">
